--- a/klagomål/A 23674-2026 FSC-klagomål.docx
+++ b/klagomål/A 23674-2026 FSC-klagomål.docx
@@ -921,7 +921,7 @@
     <w:r>
       <w:tab/>
       <w:tab/>
-      <w:t>2026-06-15</w:t>
+      <w:t>2026-06-16</w:t>
       <w:br/>
       <w:br/>
     </w:r>

--- a/klagomål/A 23674-2026 FSC-klagomål.docx
+++ b/klagomål/A 23674-2026 FSC-klagomål.docx
@@ -921,7 +921,7 @@
     <w:r>
       <w:tab/>
       <w:tab/>
-      <w:t>2026-06-16</w:t>
+      <w:t>2026-06-17</w:t>
       <w:br/>
       <w:br/>
     </w:r>

--- a/klagomål/A 23674-2026 FSC-klagomål.docx
+++ b/klagomål/A 23674-2026 FSC-klagomål.docx
@@ -1,6 +1,6 @@
 
 <file path=word/document.xml><?xml version="1.0" encoding="utf-8"?>
-<w:document xmlns:wpc="http://schemas.microsoft.com/office/word/2010/wordprocessingCanvas" xmlns:cx="http://schemas.microsoft.com/office/drawing/2014/chartex" xmlns:cx1="http://schemas.microsoft.com/office/drawing/2015/9/8/chartex" xmlns:cx2="http://schemas.microsoft.com/office/drawing/2015/10/21/chartex" xmlns:cx3="http://schemas.microsoft.com/office/drawing/2016/5/9/chartex" xmlns:cx4="http://schemas.microsoft.com/office/drawing/2016/5/10/chartex" xmlns:cx5="http://schemas.microsoft.com/office/drawing/2016/5/11/chartex" xmlns:cx6="http://schemas.microsoft.com/office/drawing/2016/5/12/chartex" xmlns:cx7="http://schemas.microsoft.com/office/drawing/2016/5/13/chartex" xmlns:cx8="http://schemas.microsoft.com/office/drawing/2016/5/14/chartex" xmlns:mc="http://schemas.openxmlformats.org/markup-compatibility/2006" xmlns:aink="http://schemas.microsoft.com/office/drawing/2016/ink" xmlns:am3d="http://schemas.microsoft.com/office/drawing/2017/model3d" xmlns:o="urn:schemas-microsoft-com:office:office" xmlns:oel="http://schemas.microsoft.com/office/2019/extlst" xmlns:r="http://schemas.openxmlformats.org/officeDocument/2006/relationships" xmlns:m="http://schemas.openxmlformats.org/officeDocument/2006/math" xmlns:v="urn:schemas-microsoft-com:vml" xmlns:wp14="http://schemas.microsoft.com/office/word/2010/wordprocessingDrawing" xmlns:wp="http://schemas.openxmlformats.org/drawingml/2006/wordprocessingDrawing" xmlns:w10="urn:schemas-microsoft-com:office:word" xmlns:w="http://schemas.openxmlformats.org/wordprocessingml/2006/main" xmlns:w14="http://schemas.microsoft.com/office/word/2010/wordml" xmlns:w15="http://schemas.microsoft.com/office/word/2012/wordml" xmlns:w16cex="http://schemas.microsoft.com/office/word/2018/wordml/cex" xmlns:w16cid="http://schemas.microsoft.com/office/word/2016/wordml/cid" xmlns:w16="http://schemas.microsoft.com/office/word/2018/wordml" xmlns:w16sdtdh="http://schemas.microsoft.com/office/word/2020/wordml/sdtdatahash" xmlns:w16se="http://schemas.microsoft.com/office/word/2015/wordml/symex" xmlns:wpg="http://schemas.microsoft.com/office/word/2010/wordprocessingGroup" xmlns:wpi="http://schemas.microsoft.com/office/word/2010/wordprocessingInk" xmlns:wne="http://schemas.microsoft.com/office/word/2006/wordml" xmlns:wps="http://schemas.microsoft.com/office/word/2010/wordprocessingShape" mc:Ignorable="w14 w15 w16se w16cid w16 w16cex w16sdtdh wp14">
+<w:document xmlns:wpc="http://schemas.microsoft.com/office/word/2010/wordprocessingCanvas" xmlns:cx="http://schemas.microsoft.com/office/drawing/2014/chartex" xmlns:cx1="http://schemas.microsoft.com/office/drawing/2015/9/8/chartex" xmlns:cx2="http://schemas.microsoft.com/office/drawing/2015/10/21/chartex" xmlns:cx3="http://schemas.microsoft.com/office/drawing/2016/5/9/chartex" xmlns:cx4="http://schemas.microsoft.com/office/drawing/2016/5/10/chartex" xmlns:cx5="http://schemas.microsoft.com/office/drawing/2016/5/11/chartex" xmlns:cx6="http://schemas.microsoft.com/office/drawing/2016/5/12/chartex" xmlns:cx7="http://schemas.microsoft.com/office/drawing/2016/5/13/chartex" xmlns:cx8="http://schemas.microsoft.com/office/drawing/2016/5/14/chartex" xmlns:mc="http://schemas.openxmlformats.org/markup-compatibility/2006" xmlns:aink="http://schemas.microsoft.com/office/drawing/2016/ink" xmlns:am3d="http://schemas.microsoft.com/office/drawing/2017/model3d" xmlns:o="urn:schemas-microsoft-com:office:office" xmlns:oel="http://schemas.microsoft.com/office/2019/extlst" xmlns:r="http://schemas.openxmlformats.org/officeDocument/2006/relationships" xmlns:m="http://schemas.openxmlformats.org/officeDocument/2006/math" xmlns:v="urn:schemas-microsoft-com:vml" xmlns:wp14="http://schemas.microsoft.com/office/word/2010/wordprocessingDrawing" xmlns:wp="http://schemas.openxmlformats.org/drawingml/2006/wordprocessingDrawing" xmlns:w10="urn:schemas-microsoft-com:office:word" xmlns:w="http://schemas.openxmlformats.org/wordprocessingml/2006/main" xmlns:w14="http://schemas.microsoft.com/office/word/2010/wordml" xmlns:w15="http://schemas.microsoft.com/office/word/2012/wordml" xmlns:w16cex="http://schemas.microsoft.com/office/word/2018/wordml/cex" xmlns:w16cid="http://schemas.microsoft.com/office/word/2016/wordml/cid" xmlns:w16="http://schemas.microsoft.com/office/word/2018/wordml" xmlns:w16du="http://schemas.microsoft.com/office/word/2023/wordml/word16du" xmlns:w16sdtdh="http://schemas.microsoft.com/office/word/2020/wordml/sdtdatahash" xmlns:w16sdtfl="http://schemas.microsoft.com/office/word/2024/wordml/sdtformatlock" xmlns:w16se="http://schemas.microsoft.com/office/word/2015/wordml/symex" xmlns:wpg="http://schemas.microsoft.com/office/word/2010/wordprocessingGroup" xmlns:wpi="http://schemas.microsoft.com/office/word/2010/wordprocessingInk" xmlns:wne="http://schemas.microsoft.com/office/word/2006/wordml" xmlns:wps="http://schemas.microsoft.com/office/word/2010/wordprocessingShape" mc:Ignorable="w14 w15 w16se w16cid w16 w16cex w16sdtdh w16sdtfl w16du wp14">
   <w:body>
     <w:p>
       <w:r>
@@ -168,12 +168,12 @@
     </w:p>
     <w:p>
       <w:r>
-        <w:t>Detta dokument behandlar höga naturvärden i avverkningsanmälan A 23674-2026 i Bergs kommun. Denna avverkningsanmälan inkom 2026-05-22 09:20:45 och omfattar 8,3 ha.</w:t>
+        <w:t>Detta dokument behandlar höga naturvärden i avverkningsanmälan A 23674-2026 i Bergs kommun som inkom 2026-05-22 och omfattar 8,3 ha.</w:t>
       </w:r>
     </w:p>
     <w:p>
       <w:r>
-        <w:t>Nedan presenteras fynd av naturvårdsarter och fridlysta arter som gjorts i det avverkningsanmälda området, samt relevanta utdrag ur standarderna för FSC, Chain of Custody, Controlled Wood och PEFC. I BILAGA 1 finns artfakta om rödlistade arter.</w:t>
+        <w:t>Nedan presenteras fynd av naturvårdsarter och fridlysta arter som gjorts i det avverkningsanmälda området, samt relevanta utdrag ur standarderna för FSC, Chain of Custody, Controlled Wood och PEFC. I BILAGA 1 finns artfakta om fridlysta och rödlistade arter.</w:t>
       </w:r>
     </w:p>
     <w:p>
@@ -191,12 +191,15 @@
     </w:p>
     <w:p>
       <w:r>
-        <w:t>I avverkningsanmälan har följande 5 naturvårdsarter hittats: garnlav (NT), knottrig blåslav (NT), lunglav (NT), skinnlav (S) och revlummer (§9). Av dessa är 3 rödlistade. För rödlistade arter har rödlistekategorin angivits inom parentes. Arter som är signalarter enligt Skogsstyrelsen har markerats med (S). För fridlysta arter anges även paragrafen i Artskyddsförordningen som arten är fridlyst enligt.</w:t>
+        <w:t>I och inom 22 meter från avverkningsanmälan har följande 20 naturvårdsarter hittats: garnlav (VU, T), knottrig blåslav (NT, T), lunglav (NT, T), mörk kolflarnlav (NT), rosenticka (NT, T), ullticka (NT, T), björksplintborre (S), jättesvampmal (S), luddlav (S, T), norrlandslav (S, T), nästlav (S, T), skinnlav (S, T), spindelblomster (S, T, §8), stuplav (S, T), vedticka (S, T), järpe (T, §4), tjäder (T, §4), tofsmes (T, §4), kungsfågel (§4) och revlummer (§9). Av dessa är 6 rödlistade. För rödlistade arter har rödlistekategorin angivits inom parentes. Arter som är signalarter enligt Skogsstyrelsen har markerats med (S). Typiska arter inom Natura 2000 som är kopplade till skogsekosystem har markerats med (T). För fridlysta arter anges även paragrafen i Artskyddsförordningen som arten är fridlyst enligt.</w:t>
       </w:r>
     </w:p>
     <w:p>
       <w:r>
-        <w:t>De påträffade naturvårdsarterna är ett tydligt kvitto på att detta rör sig om en skog med höga naturvärden. I Figur 1 visas en karta över det avverkningsanmälda området, där samtliga fyndplatser för naturvårdsarter som finns registrerade på Artportalen har markerats.</w:t>
+        <w:t>De påträffade naturvårdsarterna är ett tydligt kvitto på att det rör sig om en skog med höga naturvärden.</w:t>
+      </w:r>
+      <w:r>
+        <w:t xml:space="preserve"> I Figur 1 visas fyndplatser för naturvårdsarter i området, som finns registrerade på Artportalen.</w:t>
       </w:r>
     </w:p>
     <w:p>
@@ -206,7 +209,7 @@
       <w:r>
         <w:drawing>
           <wp:inline xmlns:a="http://schemas.openxmlformats.org/drawingml/2006/main" xmlns:pic="http://schemas.openxmlformats.org/drawingml/2006/picture">
-            <wp:extent cx="5486400" cy="6256490"/>
+            <wp:extent cx="5295117" cy="5688000"/>
             <wp:docPr id="1" name="Picture 1"/>
             <wp:cNvGraphicFramePr>
               <a:graphicFrameLocks noChangeAspect="1"/>
@@ -227,7 +230,7 @@
                   <pic:spPr>
                     <a:xfrm>
                       <a:off x="0" y="0"/>
-                      <a:ext cx="5486400" cy="6256490"/>
+                      <a:ext cx="5295117" cy="5688000"/>
                     </a:xfrm>
                     <a:prstGeom prst="rect"/>
                   </pic:spPr>
@@ -241,9 +244,168 @@
     <w:p>
       <w:pPr>
         <w:pStyle w:val="Caption"/>
+        <w:spacing w:after="240"/>
       </w:pPr>
       <w:r>
-        <w:t>Figur 1. Fyndplatser för naturvårdsarter i det avverkningsanmälda området (röd linje). Markörer utan svart kant är placerade på fyndplatsen. Markörer med svart kant är placerade vid sidan av fyndplatsen och har ett svart streck som visar fyndplatsens exakta position. Kartans mittpunktskoordinat är N 6950006, E 481276 i SWEREF 99 TM.</w:t>
+        <w:t>Figur 1. Fyndplatser för naturvårdsarter i och inom 22 meter från avverkningsanmälan (röd linje). Markörer utan svart kant är placerade på fyndplatsen. Markörer med svart kant är placerade vid sidan av fyndplatsen och har ett svart streck som visar fyndplatsens exakta position. Kartans mittpunktskoordinat är N 6950006, E 481276 i SWEREF 99 TM.</w:t>
+      </w:r>
+    </w:p>
+    <w:p>
+      <w:pPr>
+        <w:pStyle w:val="Heading2"/>
+      </w:pPr>
+      <w:r>
+        <w:t>Fridlysta arter</w:t>
+      </w:r>
+    </w:p>
+    <w:p>
+      <w:r>
+        <w:t>Följande fridlysta arter har sina livsmiljöer och växtplatser i den avverkningsanmälda skogen: spindelblomster (S, T, §8), järpe (T, §4), tjäder (T, §4), tofsmes (T, §4), kungsfågel (§4) och revlummer (§9).</w:t>
+      </w:r>
+    </w:p>
+    <w:p>
+      <w:r>
+        <w:t xml:space="preserve">Observera att medlemsländerna är skyldiga att agera i enlighet med EU:s fågeldirektiv där det uttryckligen står att direktivet gäller för fåglar samt för deras ägg, bon och </w:t>
+      </w:r>
+      <w:r>
+        <w:rPr>
+          <w:b/>
+        </w:rPr>
+        <w:t xml:space="preserve">livsmiljöer </w:t>
+      </w:r>
+      <w:r>
+        <w:t>(artikel 1). Vidare att de åtgärder som vidtas inte får leda till en försämring av den nuvarande situationen beträffande bevarandet av de fågelarter som avses i artikel 1 (artikel 13). Fågeldirektivet är styrande för tillsynsansvariga myndigheters ärendehantering, ställningstaganden och beslutsfattande.</w:t>
+      </w:r>
+    </w:p>
+    <w:p>
+      <w:r>
+        <w:rPr>
+          <w:b/>
+        </w:rPr>
+        <w:t>Järpe (§4)</w:t>
+      </w:r>
+      <w:r>
+        <w:t xml:space="preserve">, som är upptagen i bilaga 1 och 2 EU:s fågeldirektiv, är mycket stationär inom sitt revir som är minst 25 hektar stort. Livsmiljöerna utgörs av tät barrskog med inblandning av lövträd och en väl utvecklad flerskiktad struktur med bärris och yngre eller undertryckta, täta granar i ett lägre skikt, ofta utmed bäckar och åar inne i den skyddande granskogen. Den överlever inte om dess livsmiljö kalavverkas och är även känslig för röjning, gallring och avverkning där unga granar och lövträd inte sparas i tillräcklig omfattning. Arten finns i sammanhängande grandominerad skog över hela Sverige men förekomsterna är betydligt glesare i Götaland än i övriga landet. Järpe är typisk art för </w:t>
+      </w:r>
+      <w:r>
+        <w:rPr>
+          <w:i/>
+        </w:rPr>
+        <w:t xml:space="preserve">9010 Taiga, 9080 Lövsumpskog </w:t>
+      </w:r>
+      <w:r>
+        <w:t xml:space="preserve">och </w:t>
+      </w:r>
+      <w:r>
+        <w:rPr>
+          <w:i/>
+        </w:rPr>
+        <w:t xml:space="preserve">9740 Skogsbevuxen myr </w:t>
+      </w:r>
+      <w:r>
+        <w:t>(SLU Artdatabanken, 2026).</w:t>
+      </w:r>
+    </w:p>
+    <w:p>
+      <w:r>
+        <w:rPr>
+          <w:b/>
+        </w:rPr>
+        <w:t>Spindelblomster (§8)</w:t>
+      </w:r>
+      <w:r>
+        <w:t xml:space="preserve"> växer i äldre mossrik granskog eller barrblandskog, men även i fjällbjörkskog. Arten indikerar långvarig trädkontinuitet och hög luftfuktighet och är mycket känslig för uttorkning och markskador. Spindelblomster har i många trakter minskat starkt under senare tid på grund av slutavverkningar och skogsmarksdikning. Spindelblomster är typisk art för </w:t>
+      </w:r>
+      <w:r>
+        <w:rPr>
+          <w:i/>
+        </w:rPr>
+        <w:t xml:space="preserve">9010 Taiga, 9050 Näringsrik granskog </w:t>
+      </w:r>
+      <w:r>
+        <w:t>och</w:t>
+      </w:r>
+      <w:r>
+        <w:rPr>
+          <w:i/>
+        </w:rPr>
+        <w:t xml:space="preserve"> 9040 Fjällbjörkskog</w:t>
+      </w:r>
+      <w:r>
+        <w:t xml:space="preserve"> (Nitare &amp; Skogsstyrelsen, 2019; SLU Artdatabanken, 2025).</w:t>
+      </w:r>
+    </w:p>
+    <w:p>
+      <w:r>
+        <w:rPr>
+          <w:b/>
+        </w:rPr>
+        <w:t>Tjäder (§4)</w:t>
+      </w:r>
+      <w:r>
+        <w:t xml:space="preserve"> omfattas av bilaga 1 och 2 EU:s fågeldirektiv och är typisk art för </w:t>
+      </w:r>
+      <w:r>
+        <w:rPr>
+          <w:i/>
+        </w:rPr>
+        <w:t xml:space="preserve">9010 Taiga </w:t>
+      </w:r>
+      <w:r>
+        <w:t xml:space="preserve">och </w:t>
+      </w:r>
+      <w:r>
+        <w:rPr>
+          <w:i/>
+        </w:rPr>
+        <w:t>9740 Skogsbevuxen myr</w:t>
+      </w:r>
+      <w:r>
+        <w:t>. Tjädern är en utpräglad skogsfågel knuten till större sammanhängande barrskogsområden. Tupparna och hönorna utnyttjar till viss del olika miljöer, och habitatvalet varierar dessutom mellan olika delar av året. För att det ska finnas livskraftiga tjäderbestånd krävs funktionella skogslandskap med en blandning av uppvuxen, gles och luckig skog, täta sumpskogar, myrar och andra små våtmarker. Arten försvinner när skogen fragmenteras och den sammanlagda arealen hyggen och andra öppna områden blir för stor. Ett småskaligt och försiktigt virkesuttag genom hyggesfria metoder kan i vissa fall vara möjligt i området inom 200 m från lekcentrum. Längre ut från lekcentrum, inom 200–500 m bör den avverkade ytan inte överskrida 1 hektar för att undvika alltför stora och snabba förändringar (Skogsstyrelsen, 2019; SLU Artdatabanken, 2024).</w:t>
+      </w:r>
+    </w:p>
+    <w:p>
+      <w:r>
+        <w:rPr>
+          <w:b/>
+        </w:rPr>
+        <w:t>Tofsmes (§4)</w:t>
+      </w:r>
+      <w:r>
+        <w:t xml:space="preserve"> häckar i barr- och blandskog, främst i tallskog. Tofsmes är typisk art för </w:t>
+      </w:r>
+      <w:r>
+        <w:rPr>
+          <w:i/>
+        </w:rPr>
+        <w:t xml:space="preserve">9010 Taiga </w:t>
+      </w:r>
+      <w:r>
+        <w:t>(SLU Artdatabanken, 2025).</w:t>
+      </w:r>
+    </w:p>
+    <w:p>
+      <w:r>
+        <w:t>I BILAGA 1 finns mer detaljerad information om ekologi samt krav på livsmiljö hos fridlysta arter.</w:t>
+      </w:r>
+    </w:p>
+    <w:p>
+      <w:pPr>
+        <w:pStyle w:val="Heading2"/>
+      </w:pPr>
+      <w:r>
+        <w:t>Övriga naturvårdsarter</w:t>
+      </w:r>
+    </w:p>
+    <w:p>
+      <w:r>
+        <w:rPr>
+          <w:b/>
+        </w:rPr>
+        <w:t xml:space="preserve">Björksplintborre </w:t>
+      </w:r>
+      <w:r>
+        <w:t>är en skalbagge vars larvutveckling sker i bark på nyligen döda björkar, både stående träd och vindfällen. En prydlig rad med runda ventilationshål i barken ovanför modergången är synnerligen karaktäristiskt. Arten är knuten till lövrika blandskogar med en hög andel gamla träd, och starkt gynnad av naturliga störningar som torka, översvämningar, brand och stormfällningar. Talrika gnagspår kan tyda på biotoper med höga naturvärden, exempelvis för ovanliga hackspettar och andra, mer sällsynta vedinsekter. Larverna är omtyckt hackspettsföda (SLU Artdatabanken, 2025).</w:t>
       </w:r>
     </w:p>
     <w:p>
@@ -280,6 +442,17 @@
         <w:rPr>
           <w:b/>
         </w:rPr>
+        <w:t>Jättesvampmal</w:t>
+      </w:r>
+      <w:r>
+        <w:t xml:space="preserve"> är en fjäril som flyger i juli i mer eller mindre orörd gammal löv- eller blandskog, särskilt sådan med björk och bok. Larven lever i fnöskticka m.fl. tickor och kläckhålen och resterna av larvgångar i äldre fruktkroppar är lätta att känna igen och inventera. Arten hotas av avverkning av gamla, svampangripna lövträd samt bortforsling av döda lövträd, vindfällen och lågor. Gamla lövträd och naturbestånd med lövskog - särskilt björk och bok - bör sparas så långt möjligt och död ved lämnas kvar i skogen (SLU Artdatabanken, 2025).</w:t>
+      </w:r>
+    </w:p>
+    <w:p>
+      <w:r>
+        <w:rPr>
+          <w:b/>
+        </w:rPr>
         <w:t>Knottrig blåslav (NT)</w:t>
       </w:r>
       <w:r>
@@ -311,6 +484,44 @@
         <w:rPr>
           <w:b/>
         </w:rPr>
+        <w:t>Luddlav</w:t>
+      </w:r>
+      <w:r>
+        <w:t xml:space="preserve"> signalerar lång skoglig kontinuitet med ett stabilt lokal- och mikroklimat med hög och jämn fuktighet. Luddlav är typisk art för </w:t>
+      </w:r>
+      <w:r>
+        <w:rPr>
+          <w:i/>
+        </w:rPr>
+        <w:t>9010 Taiga,</w:t>
+      </w:r>
+      <w:r>
+        <w:t xml:space="preserve"> </w:t>
+      </w:r>
+      <w:r>
+        <w:rPr>
+          <w:i/>
+        </w:rPr>
+        <w:t xml:space="preserve">9020 Nordlig ädellövskog, 9070 Trädklädd betesmark, 9110 Näringsfattig bokskog, 9180 Ädellövskog i branter </w:t>
+      </w:r>
+      <w:r>
+        <w:t>och</w:t>
+      </w:r>
+      <w:r>
+        <w:rPr>
+          <w:i/>
+        </w:rPr>
+        <w:t xml:space="preserve"> 9190 Näringsfattig ekskog </w:t>
+      </w:r>
+      <w:r>
+        <w:t>(Nitare &amp; Skogsstyrelsen, 2019; SLU Artdatabanken, 2025).</w:t>
+      </w:r>
+    </w:p>
+    <w:p>
+      <w:r>
+        <w:rPr>
+          <w:b/>
+        </w:rPr>
         <w:t>Lunglav (NT)</w:t>
       </w:r>
       <w:r>
@@ -367,6 +578,95 @@
         <w:rPr>
           <w:b/>
         </w:rPr>
+        <w:t>Mörk kolflarnlav (NT)</w:t>
+      </w:r>
+      <w:r>
+        <w:t xml:space="preserve"> är brandberoende och växer nästan uteslutande på kolad hård kärnved av tall. Arten förekommer främst i glesa, öppna tall- och blandbarrskogar av naturskogskaraktär och etableringen verkar ske sent efter brand, kanske först efter 100–300 år. Mörk kolflarnlav indikerar skog med höga naturvärden och vanligast är att den påträffas på rester av nedbrunna torrakor och högstubbar och lågstubbar som är så grova att hela innandömet är urbränt. Tall- och blandbarrskogar av naturskogskaraktär med spår av återkommande bränder hyser höga biologiska värden och bör skyddas (SLU Artdatabanken, 2024).</w:t>
+      </w:r>
+    </w:p>
+    <w:p>
+      <w:r>
+        <w:rPr>
+          <w:b/>
+        </w:rPr>
+        <w:t xml:space="preserve">Norrlandslav </w:t>
+      </w:r>
+      <w:r>
+        <w:t xml:space="preserve">indikerar söder om den naturliga norrlandsgränsen barrskogsbeklädda bergbranter eller andra ostörda skogsmiljöer med höga naturvärden. Norrlandslav är typisk art för </w:t>
+      </w:r>
+      <w:r>
+        <w:rPr>
+          <w:i/>
+        </w:rPr>
+        <w:t xml:space="preserve">9010 Taiga, 8110 Silikatrasmarker </w:t>
+      </w:r>
+      <w:r>
+        <w:t>och</w:t>
+      </w:r>
+      <w:r>
+        <w:rPr>
+          <w:i/>
+        </w:rPr>
+        <w:t xml:space="preserve"> 8120 Kalkrasmarker </w:t>
+      </w:r>
+      <w:r>
+        <w:t>(Nitare &amp; Skogsstyrelsen, 2000; SLU Artdatabanken, 2025).</w:t>
+      </w:r>
+    </w:p>
+    <w:p>
+      <w:r>
+        <w:rPr>
+          <w:b/>
+        </w:rPr>
+        <w:t>Nästlav</w:t>
+      </w:r>
+      <w:r>
+        <w:t xml:space="preserve"> indikerar söder om den naturliga norrlandsgränsen äldre barrskogsområden med höga naturvärden där andra ovanliga nordliga barrskogsarter kan påträffas. Nästlav är typisk art för </w:t>
+      </w:r>
+      <w:r>
+        <w:rPr>
+          <w:i/>
+        </w:rPr>
+        <w:t xml:space="preserve">9010 Taiga </w:t>
+      </w:r>
+      <w:r>
+        <w:t>(Nitare &amp; Skogsstyrelsen, 2019; SLU Artdatabanken, 2025).</w:t>
+      </w:r>
+    </w:p>
+    <w:p>
+      <w:r>
+        <w:rPr>
+          <w:b/>
+        </w:rPr>
+        <w:t>Rosenticka (NT)</w:t>
+      </w:r>
+      <w:r>
+        <w:t xml:space="preserve">, rödlistad som nära hotad, ingår i en karaktäristisk association av vedsvampar som växer på gamla, grova granlågor i urskogsartade barrskogar. Den är placerad i toppen av Skogsstyrelsens värdepyramid för bedömning av skog med höga naturvärden och indikerar ett granskogsekosystem med långvarig kontinuitet av grova lågor. Artens beroende av grova granlågor innebär att alla skogsskötselåtgärder på eller i omedelbar närhet av lokalerna utgör ett hot på lång sikt. Det är angeläget att populationerna inte ytterligare glesas ut och ett tillräckligt antal områden där arten nu finns måste sparas för framtiden. Rosenticka är typisk art för </w:t>
+      </w:r>
+      <w:r>
+        <w:rPr>
+          <w:i/>
+        </w:rPr>
+        <w:t xml:space="preserve">9010 Taiga </w:t>
+      </w:r>
+      <w:r>
+        <w:t xml:space="preserve">och </w:t>
+      </w:r>
+      <w:r>
+        <w:rPr>
+          <w:i/>
+        </w:rPr>
+        <w:t>9050 Näringsrik granskog</w:t>
+      </w:r>
+      <w:r>
+        <w:t xml:space="preserve"> (Nitare &amp; Skogsstyrelsen, 2019; SLU Artdatabanken, 2024).</w:t>
+      </w:r>
+    </w:p>
+    <w:p>
+      <w:r>
+        <w:rPr>
+          <w:b/>
+        </w:rPr>
         <w:t xml:space="preserve">Skinnlav </w:t>
       </w:r>
       <w:r>
@@ -386,6 +686,138 @@
           <w:i/>
         </w:rPr>
         <w:t xml:space="preserve">9070 Trädklädd betesmark </w:t>
+      </w:r>
+      <w:r>
+        <w:t>(Nitare &amp; Skogsstyrelsen, 2019; SLU Artdatabanken, 2025).</w:t>
+      </w:r>
+    </w:p>
+    <w:p>
+      <w:r>
+        <w:rPr>
+          <w:b/>
+        </w:rPr>
+        <w:t>Stuplav</w:t>
+      </w:r>
+      <w:r>
+        <w:t xml:space="preserve"> är en mycket bra signalart i hela sitt utbredningsområde och förekommer nästan enbart i skogsmiljöer med höga naturvärden. Den indikerar långvarig förekomst av gamla lövträd och miljöer med konstant hög luftfuktighet. I skogar med suboceaniskt klimat finns det en mycket sällsynt parasit, njurlavsknapp </w:t>
+      </w:r>
+      <w:r>
+        <w:rPr>
+          <w:i/>
+        </w:rPr>
+        <w:t>Pletocarpon nephromeum</w:t>
+      </w:r>
+      <w:r>
+        <w:t xml:space="preserve"> (EN), som växer på stuplav. Ytterligare tre sällsynta lavparasiter, </w:t>
+      </w:r>
+      <w:r>
+        <w:rPr>
+          <w:i/>
+        </w:rPr>
+        <w:t>Protounguicularia nephromatis</w:t>
+      </w:r>
+      <w:r>
+        <w:t xml:space="preserve"> (VU), </w:t>
+      </w:r>
+      <w:r>
+        <w:rPr>
+          <w:i/>
+        </w:rPr>
+        <w:t>Refractohilum galligenum</w:t>
+      </w:r>
+      <w:r>
+        <w:t xml:space="preserve"> (NT) och </w:t>
+      </w:r>
+      <w:r>
+        <w:rPr>
+          <w:i/>
+        </w:rPr>
+        <w:t>Roselliniella nephromatis</w:t>
+      </w:r>
+      <w:r>
+        <w:t xml:space="preserve"> (DD), kan också påträffas på stuplav. Stuplav är typisk art för </w:t>
+      </w:r>
+      <w:r>
+        <w:rPr>
+          <w:i/>
+        </w:rPr>
+        <w:t>9010 Taiga</w:t>
+      </w:r>
+      <w:r>
+        <w:t xml:space="preserve"> (SLU Artdatabanken, 2026; Nitare &amp; Skogsstyrelsen, 2019).</w:t>
+      </w:r>
+    </w:p>
+    <w:p>
+      <w:r>
+        <w:rPr>
+          <w:b/>
+        </w:rPr>
+        <w:t>Ullticka (NT)</w:t>
+      </w:r>
+      <w:r>
+        <w:t xml:space="preserve"> är knuten till restbestånd av barrnaturskog och förekommer med ett tydligt optimum i orörda eller måttligt påverkade gamla granskogar där det föreligger viss kontinuitet av grov död ved. Ullticka är en bra signalart inom hela sitt utbredningsområde och i södra Sverige är den sällsynt och en god signalart för skyddsvärda granskogsmiljöer. Den hotas av avverkning och fragmentering av naturskog och äldre granskog med lång trädkontinuitet. På ullticka kan ibland ulltickeporing (VU) påträffas - det är en sällsynt ticka som nyligen delats upp i de tre olika arterna ulltickeporing </w:t>
+      </w:r>
+      <w:r>
+        <w:rPr>
+          <w:i/>
+        </w:rPr>
+        <w:t xml:space="preserve">Skeletocutis brevispora </w:t>
+      </w:r>
+      <w:r>
+        <w:t>(VU)</w:t>
+      </w:r>
+      <w:r>
+        <w:rPr>
+          <w:i/>
+        </w:rPr>
+        <w:t>, Skeletocutis delicata</w:t>
+      </w:r>
+      <w:r>
+        <w:t xml:space="preserve"> (VU)</w:t>
+      </w:r>
+      <w:r>
+        <w:rPr>
+          <w:i/>
+        </w:rPr>
+        <w:t xml:space="preserve"> och Skeletocutis exilis</w:t>
+      </w:r>
+      <w:r>
+        <w:t xml:space="preserve"> (NT). Ullticka är typisk art för </w:t>
+      </w:r>
+      <w:r>
+        <w:rPr>
+          <w:i/>
+        </w:rPr>
+        <w:t xml:space="preserve">9010 Taiga, 9050 Näringsrik granskog </w:t>
+      </w:r>
+      <w:r>
+        <w:t xml:space="preserve">och </w:t>
+      </w:r>
+      <w:r>
+        <w:rPr>
+          <w:i/>
+        </w:rPr>
+        <w:t>9030 Landhöjningsskog</w:t>
+      </w:r>
+      <w:r>
+        <w:t xml:space="preserve"> (SLU Artdatabanken, 2026; Nitare &amp; Skogsstyrelsen, 2019; Miettinen &amp; Niemelä, 2018).</w:t>
+      </w:r>
+    </w:p>
+    <w:p>
+      <w:r>
+        <w:rPr>
+          <w:b/>
+        </w:rPr>
+        <w:t xml:space="preserve">Vedticka </w:t>
+      </w:r>
+      <w:r>
+        <w:t xml:space="preserve">är en bra signalart söder om den naturliga norrlandsgränsen. Den är huvudsakligen knuten till äldre barrskogar där det föreligger långvarig kontinuitet av död barrved. Vedticka är typisk art för </w:t>
+      </w:r>
+      <w:r>
+        <w:rPr>
+          <w:i/>
+        </w:rPr>
+        <w:t xml:space="preserve">9010 Taiga </w:t>
       </w:r>
       <w:r>
         <w:t>(Nitare &amp; Skogsstyrelsen, 2019; SLU Artdatabanken, 2025).</w:t>
@@ -396,12 +828,261 @@
         <w:pStyle w:val="Heading1"/>
       </w:pPr>
       <w:r>
-        <w:t>Fridlysta arter</w:t>
+        <w:t>Certifiering</w:t>
       </w:r>
     </w:p>
     <w:p>
-      <w:r>
-        <w:t>Följande fridlysta arter har sina livsmiljöer och växtplatser i den avverkningsanmälda skogen: revlummer (§9).</w:t>
+      <w:pPr>
+        <w:pStyle w:val="Heading2"/>
+      </w:pPr>
+      <w:r>
+        <w:t>Ur FSC-standarden</w:t>
+      </w:r>
+    </w:p>
+    <w:p>
+      <w:r>
+        <w:rPr>
+          <w:b/>
+        </w:rPr>
+        <w:t xml:space="preserve">PRINCIP 1: LAGEFTERLEVNAD: </w:t>
+      </w:r>
+      <w:r>
+        <w:t>Certifikatsinnehavaren ska följa alla tillämpliga lagar, förordningar och nationellt ratificerade internationella avtal, konventioner och överenskommelser.</w:t>
+      </w:r>
+    </w:p>
+    <w:p>
+      <w:r>
+        <w:rPr>
+          <w:b/>
+        </w:rPr>
+        <w:t xml:space="preserve">1.3.1 </w:t>
+      </w:r>
+      <w:r>
+        <w:t>Tillämpliga lagar och föreskrifter för brukandet av skogen följs.</w:t>
+      </w:r>
+    </w:p>
+    <w:p>
+      <w:pPr>
+        <w:pStyle w:val="ListBullet"/>
+      </w:pPr>
+      <w:r>
+        <w:rPr>
+          <w:b/>
+          <w:i/>
+        </w:rPr>
+        <w:t xml:space="preserve">Kommentar: </w:t>
+      </w:r>
+      <w:r>
+        <w:t>I den avverkningsanmälda skogen har fridlysta arter sina livsmiljöer och växtplatser. Att skada de fridlysta arternas livsmiljöer, växtplatser eller ekologiska funktion är inte tillåtet enligt artskyddsförordningen.</w:t>
+      </w:r>
+      <w:r>
+        <w:rPr>
+          <w:i/>
+        </w:rPr>
+        <w:t xml:space="preserve"> EU:s medlemsländer och skogsbolag är skyldiga att agera i enlighet med EU:s fågeldirektiv där det uttryckligen står att direktivet gäller för fåglar samt för deras ägg, bon och </w:t>
+      </w:r>
+      <w:r>
+        <w:rPr>
+          <w:b/>
+          <w:i/>
+        </w:rPr>
+        <w:t xml:space="preserve">livsmiljöer </w:t>
+      </w:r>
+      <w:r>
+        <w:t>(artikel 1). Vidare att de åtgärder som vidtas inte får leda till en försämring av den nuvarande situationen beträffande bevarandet av de fågelarter som avses i artikel 1 (artikel 13).</w:t>
+      </w:r>
+    </w:p>
+    <w:p>
+      <w:r>
+        <w:rPr>
+          <w:b/>
+        </w:rPr>
+        <w:t xml:space="preserve">6.4 </w:t>
+      </w:r>
+      <w:r>
+        <w:t>Certifikatsinnehavaren ska skydda sällsynta arter och hotade arter samt deras livsmiljöer inom skogsbruksenheten. Det ska ske genom avsättningar, andra skyddade områden och genom att skapa konnektivitet och/eller genom andra direkta åtgärder som gynnar dessa arters överlevnad och livskraft. Åtgärderna ska stå i förhållande till brukandets skala, intensitet och risk, samt till sällsynta och hotade arters bevarandestatus och ekologiska krav. Certifikatsinnehavaren ska beakta den geografiska spridningen och ekologiska krav hos sällsynta och hotade arter utanför skogsbruksenhetens gränser när beslut om åtgärder inom skogsbruksenheten ska fattas.</w:t>
+      </w:r>
+    </w:p>
+    <w:p>
+      <w:r>
+        <w:rPr>
+          <w:b/>
+        </w:rPr>
+        <w:t xml:space="preserve">6.4.3 </w:t>
+      </w:r>
+      <w:r>
+        <w:t>Bevarandeåtgärder genomförs för de kända förekomster av rödlistade arter som påverkas av skogsbruk.</w:t>
+      </w:r>
+    </w:p>
+    <w:p>
+      <w:pPr>
+        <w:pStyle w:val="ListBullet"/>
+      </w:pPr>
+      <w:r>
+        <w:rPr>
+          <w:b/>
+          <w:i/>
+        </w:rPr>
+        <w:t xml:space="preserve">Kommentar: </w:t>
+      </w:r>
+      <w:r>
+        <w:rPr>
+          <w:i/>
+        </w:rPr>
+        <w:t>I det avverkningsanmälda skogsområdet har 20 naturvårdsarter varav 6 rödlistade arter sina livsmiljöer och växtplatser.</w:t>
+      </w:r>
+    </w:p>
+    <w:p>
+      <w:pPr>
+        <w:pStyle w:val="Heading2"/>
+      </w:pPr>
+      <w:r>
+        <w:t>Ur Chain of Custody Certification (FSC-STD-40-004 ver 3.0)</w:t>
+      </w:r>
+    </w:p>
+    <w:p>
+      <w:r>
+        <w:rPr>
+          <w:b/>
+        </w:rPr>
+        <w:t xml:space="preserve">1.3 </w:t>
+      </w:r>
+      <w:r>
+        <w:t xml:space="preserve">The organization shall commit to the FSC values as defined in FSC-POL-01-004 Policy for the Association of Organizations with FSC. </w:t>
+      </w:r>
+    </w:p>
+    <w:p>
+      <w:pPr>
+        <w:pStyle w:val="Heading2"/>
+      </w:pPr>
+      <w:r>
+        <w:t>Ur FSC:s policy för associerade organisationer (FSC-POL-01-004)</w:t>
+      </w:r>
+    </w:p>
+    <w:p>
+      <w:r>
+        <w:t xml:space="preserve">Som “Chain of Custody”-certifierad organisation är skogsbolaget bunden av de fastställda reglerna i Del 1 Punkt 1 c) i Policy för organisationer associerade med FSC (FSC-POL-01-004 V2-0 EN + SVE version 2012-03-02): </w:t>
+      </w:r>
+    </w:p>
+    <w:p>
+      <w:pPr>
+        <w:pStyle w:val="ListNumber"/>
+      </w:pPr>
+      <w:r>
+        <w:t>De organisationer FSC kan acceptera association med får inte direkt eller indirekt ha några kopplingar till nedanstående, oacceptabla aktiviteter:</w:t>
+      </w:r>
+    </w:p>
+    <w:p>
+      <w:pPr>
+        <w:ind w:left="357"/>
+      </w:pPr>
+      <w:r>
+        <w:t>a) Olaglig skogsavverkning och handel med olagligt avverkat virke eller skogsprodukter</w:t>
+      </w:r>
+    </w:p>
+    <w:p>
+      <w:pPr>
+        <w:ind w:left="357"/>
+      </w:pPr>
+      <w:r>
+        <w:t>...</w:t>
+      </w:r>
+    </w:p>
+    <w:p>
+      <w:pPr>
+        <w:ind w:left="357"/>
+      </w:pPr>
+      <w:r>
+        <w:t>c) Skogsbruk som förstör höga naturvärden</w:t>
+      </w:r>
+    </w:p>
+    <w:p>
+      <w:pPr>
+        <w:ind w:left="357"/>
+      </w:pPr>
+      <w:r>
+        <w:t>d) Betydande omvandling av skog till plantager eller annan, icke skoglig, markanvändning</w:t>
+      </w:r>
+    </w:p>
+    <w:p>
+      <w:pPr>
+        <w:pStyle w:val="ListBullet"/>
+      </w:pPr>
+      <w:r>
+        <w:rPr>
+          <w:b/>
+          <w:i/>
+        </w:rPr>
+        <w:t xml:space="preserve">Kommentar: </w:t>
+      </w:r>
+      <w:r>
+        <w:rPr>
+          <w:i/>
+        </w:rPr>
+        <w:t>Avverkning av skog med höga naturvärden samt skada på fridlysta arter strider både mot FSC Controlled Wood-standarden och FSC:s policy for associerade organisationer.</w:t>
+      </w:r>
+    </w:p>
+    <w:p>
+      <w:pPr>
+        <w:pStyle w:val="Heading2"/>
+      </w:pPr>
+      <w:r>
+        <w:t>Ur FSC Controlled Wood (FSC-STD-40-005)</w:t>
+      </w:r>
+    </w:p>
+    <w:p>
+      <w:r>
+        <w:t>Virke som inte accepteras i FSC-märkta produkter (oacceptabelt ursprung) enligt FSC Controlled Wood (FSC-STD-40-005):</w:t>
+      </w:r>
+    </w:p>
+    <w:p>
+      <w:pPr>
+        <w:pStyle w:val="ListNumber"/>
+      </w:pPr>
+      <w:r>
+        <w:t>Illegalt avverkat virke.</w:t>
+      </w:r>
+    </w:p>
+    <w:p>
+      <w:pPr>
+        <w:pStyle w:val="ListNumber"/>
+      </w:pPr>
+      <w:r>
+        <w:t>...</w:t>
+      </w:r>
+    </w:p>
+    <w:p>
+      <w:pPr>
+        <w:pStyle w:val="ListNumber"/>
+      </w:pPr>
+      <w:r>
+        <w:t>Virke från avverkningar som hotar höga naturvärden.</w:t>
+      </w:r>
+    </w:p>
+    <w:p>
+      <w:pPr>
+        <w:pStyle w:val="ListNumber"/>
+      </w:pPr>
+      <w:r>
+        <w:t>Virke från skog som konverteras till plantager eller icke-skogligt bruk.</w:t>
+      </w:r>
+    </w:p>
+    <w:p>
+      <w:pPr>
+        <w:pStyle w:val="ListBullet"/>
+      </w:pPr>
+      <w:r>
+        <w:rPr>
+          <w:b/>
+          <w:i/>
+        </w:rPr>
+        <w:t xml:space="preserve">Kommentar: </w:t>
+      </w:r>
+      <w:r>
+        <w:rPr>
+          <w:i/>
+        </w:rPr>
+        <w:t>Avverkning av skog med höga naturvärden samt skada på fridlysta arter strider både mot FSC Controlled Wood-standarden och FSC:s policy for associerade organisationer.</w:t>
       </w:r>
     </w:p>
     <w:p>
@@ -409,7 +1090,81 @@
         <w:pStyle w:val="Heading1"/>
       </w:pPr>
       <w:r>
-        <w:t>Certifiering</w:t>
+        <w:t>Ur PEFC-standarden gällande lagefterlevnad</w:t>
+      </w:r>
+    </w:p>
+    <w:p>
+      <w:r>
+        <w:t>PEFC-standarden förutsätter att tillämplig svensk lagstiftning följs. Det är utsedd tillsynsmyndighet som ansvarar för tillsyn av lagens efterlevnad. PEFC-standarden återger innehållet i vissa certifieringskritiska lag- och föreskriftskrav vilka ska ingå i granskning av PEFC-systemets efterlevnad.</w:t>
+      </w:r>
+    </w:p>
+    <w:p>
+      <w:pPr>
+        <w:pStyle w:val="ListBullet"/>
+      </w:pPr>
+      <w:r>
+        <w:rPr>
+          <w:b/>
+          <w:i/>
+        </w:rPr>
+        <w:t xml:space="preserve">Kommentar: </w:t>
+      </w:r>
+      <w:r>
+        <w:rPr>
+          <w:i/>
+        </w:rPr>
+        <w:t>I den avverkningsanmälda skogen har fridlysta arter sina livsmiljöer och växtplatser. Att skada de fridlysta arternas livsmiljöer, växtplatser eller ekologiska funktion är inte tillåtet enligt artskyddsförordningen</w:t>
+      </w:r>
+    </w:p>
+    <w:p>
+      <w:r>
+        <w:br w:type="page"/>
+      </w:r>
+    </w:p>
+    <w:p>
+      <w:pPr>
+        <w:pStyle w:val="Title"/>
+      </w:pPr>
+      <w:r>
+        <w:t>BILAGA 1 –</w:t>
+        <w:br/>
+        <w:t>Fridlysta och rödlistade arter</w:t>
+      </w:r>
+    </w:p>
+    <w:p>
+      <w:pPr>
+        <w:pStyle w:val="Heading1"/>
+      </w:pPr>
+      <w:r>
+        <w:t>Järpe – ekologi samt krav på livsmiljön</w:t>
+      </w:r>
+    </w:p>
+    <w:p>
+      <w:r>
+        <w:t>Järpe är fridlyst enligt 4§ artskyddsförordningen och upptagen i bilaga 1 och 2 EU:s fågeldirektiv. Den finns i sammanhängande grandominerad skog över hela Sverige men förekomsterna är betydligt glesare i Götaland än i övriga landet. Järpen har sina livsmiljöer i tät barrskog med inblandning av lövträd och en väl utvecklad flerskiktad struktur med bärris och yngre eller undertryckta, täta granar i ett lägre skikt, ofta utmed bäckar och åar inne i den skyddande granskogen (SLU Artdatabanken, 2026).</w:t>
+      </w:r>
+    </w:p>
+    <w:p>
+      <w:r>
+        <w:t xml:space="preserve">Arten behöver lämpliga skogsbestånd om sammanlagt minst 25 hektar. Den är mycket stationär inom sitt revir och när ett par etablerat sig stannar de så länge miljön är intakt. Den undviker öppen mark och förﬂyttar sig sällan över större öppna myrar eller åkermark, och är därför känslig för fragmentering. Järpen överlever inte om dess livsmiljö kalavverkas och är även känslig för röjning, gallring och avverkning där unga granar och lövträd inte sparas i tillräcklig omfattning.  Järpe är typisk art för </w:t>
+      </w:r>
+      <w:r>
+        <w:rPr>
+          <w:i/>
+        </w:rPr>
+        <w:t>9010 Taiga, 9740 Skogsbevuxen myr</w:t>
+      </w:r>
+      <w:r>
+        <w:t xml:space="preserve"> och </w:t>
+      </w:r>
+      <w:r>
+        <w:rPr>
+          <w:i/>
+        </w:rPr>
+        <w:t>9080 Lövsumpskog</w:t>
+      </w:r>
+      <w:r>
+        <w:t xml:space="preserve"> (SLU Artdatabanken, 2026).</w:t>
       </w:r>
     </w:p>
     <w:p>
@@ -417,84 +1172,84 @@
         <w:pStyle w:val="Heading2"/>
       </w:pPr>
       <w:r>
-        <w:t>Ur FSC-standarden</w:t>
+        <w:t>Referenser – järpe</w:t>
       </w:r>
     </w:p>
     <w:p>
       <w:r>
+        <w:t xml:space="preserve">SLU Artdatabanken, 2026. </w:t>
+      </w:r>
+      <w:r>
         <w:rPr>
-          <w:b/>
+          <w:i/>
         </w:rPr>
-        <w:t xml:space="preserve">PRINCIP 1: LAGEFTERLEVNAD: </w:t>
-      </w:r>
-      <w:r>
-        <w:t>Certifikatsinnehavaren ska följa alla tillämpliga lagar, förordningar och nationellt ratificerade internationella avtal, konventioner och överenskommelser.</w:t>
-      </w:r>
-    </w:p>
-    <w:p>
-      <w:r>
-        <w:rPr>
-          <w:b/>
-        </w:rPr>
-        <w:t xml:space="preserve">1.3.1 </w:t>
-      </w:r>
-      <w:r>
-        <w:t>Tillämpliga lagar och föreskrifter för brukandet av skogen följs.</w:t>
+        <w:t xml:space="preserve">Artfaktablad. Naturvård – artfakta. </w:t>
+      </w:r>
+      <w:r>
+        <w:t>SLU Artdatabanken, Uppsala</w:t>
       </w:r>
     </w:p>
     <w:p>
       <w:pPr>
-        <w:pStyle w:val="ListBullet"/>
+        <w:pStyle w:val="Heading1"/>
       </w:pPr>
       <w:r>
-        <w:rPr>
-          <w:b/>
-          <w:i/>
-        </w:rPr>
-        <w:t xml:space="preserve">Kommentar: </w:t>
-      </w:r>
-      <w:r>
-        <w:t>I den avverkningsanmälda skogen har fridlysta arter sina livsmiljöer och växtplatser. Att skada de fridlysta arternas livsmiljöer, växtplatser eller ekologiska funktion är inte tillåtet enligt artskyddsförordningen.</w:t>
+        <w:t>Lunglav – ekologi samt krav på livsmiljön</w:t>
       </w:r>
     </w:p>
     <w:p>
       <w:r>
-        <w:rPr>
-          <w:b/>
-        </w:rPr>
-        <w:t xml:space="preserve">6.4 </w:t>
-      </w:r>
-      <w:r>
-        <w:t>Certifikatsinnehavaren ska skydda sällsynta arter och hotade arter samt deras livsmiljöer inom skogsbruksenheten. Det ska ske genom avsättningar, andra skyddade områden och genom att skapa konnektivitet och/eller genom andra direkta åtgärder som gynnar dessa arters överlevnad och livskraft. Åtgärderna ska stå i förhållande till brukandets skala, intensitet och risk, samt till sällsynta och hotade arters bevarandestatus och ekologiska krav. Certifikatsinnehavaren ska beakta den geografiska spridningen och ekologiska krav hos sällsynta och hotade arter utanför skogsbruksenhetens gränser när beslut om åtgärder inom skogsbruksenheten ska fattas.</w:t>
-      </w:r>
-    </w:p>
-    <w:p>
-      <w:r>
-        <w:rPr>
-          <w:b/>
-        </w:rPr>
-        <w:t xml:space="preserve">6.4.3 </w:t>
-      </w:r>
-      <w:r>
-        <w:t>Bevarandeåtgärder genomförs för de kända förekomster av rödlistade arter som påverkas av skogsbruk.</w:t>
-      </w:r>
-    </w:p>
-    <w:p>
-      <w:pPr>
-        <w:pStyle w:val="ListBullet"/>
-      </w:pPr>
-      <w:r>
-        <w:rPr>
-          <w:b/>
-          <w:i/>
-        </w:rPr>
-        <w:t xml:space="preserve">Kommentar: </w:t>
+        <w:t xml:space="preserve">Lunglav (NT) är en av vårt lands främsta signalarter som överallt indikerar gamla lövträd, skogsbestånd med höga naturvärden och ekosystem med lång skoglig kontinuitet. Lokalt kan förekomsten vara mycket riklig men den hittas nästan enbart i gamla och ej slutavverkade skogar. Artens samtliga förekomster bör uppmärksammas från naturvårdssynpunkt, då många lokaler även hyser andra ovanliga och rödlistade arter, däribland de sällsynta lavparasiterna lunglavshårprick (CR), </w:t>
       </w:r>
       <w:r>
         <w:rPr>
           <w:i/>
         </w:rPr>
-        <w:t>I det avverkningsanmälda skogsområdet har 5 naturvårdsarter varav 3 rödlistade arter sina livsmiljöer och växtplatser.</w:t>
+        <w:t>Abrothallus diederichii</w:t>
+      </w:r>
+      <w:r>
+        <w:t xml:space="preserve"> (VU), </w:t>
+      </w:r>
+      <w:r>
+        <w:rPr>
+          <w:i/>
+        </w:rPr>
+        <w:t>Abrothallus lobariae</w:t>
+      </w:r>
+      <w:r>
+        <w:t xml:space="preserve"> (VU), </w:t>
+      </w:r>
+      <w:r>
+        <w:rPr>
+          <w:i/>
+        </w:rPr>
+        <w:t>Calycina lobariae</w:t>
+      </w:r>
+      <w:r>
+        <w:t xml:space="preserve"> (VU), lunglavsknapp (VU) och skrovelmössing (VU), som växer på lunglav. Rikliga förekomster med lunglav bör skyddas med biotopskydd, frivilliga avsättningar eller reservat (SLU Artdatabanken, 2026; Nitare &amp; Skogsstyrelsen, 2019).</w:t>
+      </w:r>
+    </w:p>
+    <w:p>
+      <w:r>
+        <w:t xml:space="preserve">Lunglav är typisk art för </w:t>
+      </w:r>
+      <w:r>
+        <w:rPr>
+          <w:i/>
+        </w:rPr>
+        <w:t>9010 Taiga, 9020 Nordlig ädellövskog, 9110 Näringsfattig bokskog, 9130 Näringsrik bokskog, 9160 Näringsrik ekskog, 9180 Ädellövskog i branter, 9190 Näringsfattig ekskog, 9070 Trädklädd betesmark, 9040 Fjällbjörkskog</w:t>
+      </w:r>
+      <w:r>
+        <w:t xml:space="preserve"> och</w:t>
+      </w:r>
+      <w:r>
+        <w:rPr>
+          <w:i/>
+        </w:rPr>
+        <w:t xml:space="preserve"> 6530 Lövängar</w:t>
+      </w:r>
+      <w:r>
+        <w:t xml:space="preserve"> (SLU Artdatabanken, 2026).</w:t>
       </w:r>
     </w:p>
     <w:p>
@@ -502,18 +1257,71 @@
         <w:pStyle w:val="Heading2"/>
       </w:pPr>
       <w:r>
-        <w:t>Ur Chain of Custody Certification (FSC-STD-40-004 ver 3.0)</w:t>
+        <w:t>Referenser – lunglav</w:t>
       </w:r>
     </w:p>
     <w:p>
       <w:r>
+        <w:t xml:space="preserve">Nitare, J. och Skogsstyrelsen, 2019. </w:t>
+      </w:r>
+      <w:r>
         <w:rPr>
-          <w:b/>
+          <w:i/>
         </w:rPr>
-        <w:t xml:space="preserve">1.3 </w:t>
-      </w:r>
-      <w:r>
-        <w:t xml:space="preserve">The organization shall commit to the FSC values as defined in FSC-POL-01-004 Policy for the Association of Organizations with FSC. </w:t>
+        <w:t xml:space="preserve">Skyddsvärd skog – Naturvårdsarter och andra kriterier för naturvärdesbedömning. </w:t>
+      </w:r>
+      <w:r>
+        <w:t>Skogsstyrelsen.</w:t>
+      </w:r>
+    </w:p>
+    <w:p>
+      <w:r>
+        <w:t xml:space="preserve">SLU Artdatabanken, 2026. </w:t>
+      </w:r>
+      <w:r>
+        <w:rPr>
+          <w:i/>
+        </w:rPr>
+        <w:t xml:space="preserve">Artfaktablad. Naturvård – artfakta. </w:t>
+      </w:r>
+      <w:r>
+        <w:t>SLU Artdatabanken, Uppsala.</w:t>
+      </w:r>
+    </w:p>
+    <w:p>
+      <w:pPr>
+        <w:pStyle w:val="Heading1"/>
+      </w:pPr>
+      <w:r>
+        <w:t>Tjäder – ekologi samt krav på livsmiljön</w:t>
+      </w:r>
+    </w:p>
+    <w:p>
+      <w:r>
+        <w:t xml:space="preserve">Tjäder (§4) omfattas av bilaga 1 och 2 EU:s fågeldirektiv och är typisk art för </w:t>
+      </w:r>
+      <w:r>
+        <w:rPr>
+          <w:i/>
+        </w:rPr>
+        <w:t xml:space="preserve">9010 Taiga </w:t>
+      </w:r>
+      <w:r>
+        <w:t xml:space="preserve">och </w:t>
+      </w:r>
+      <w:r>
+        <w:rPr>
+          <w:i/>
+        </w:rPr>
+        <w:t>9740 Skogsbevuxen myr</w:t>
+      </w:r>
+      <w:r>
+        <w:t>. Tjädern är en utpräglad skogsfågel knuten till större sammanhängande barrskogsområden. Tupparna och hönorna utnyttjar till viss del olika miljöer, och habitatvalet varierar dessutom mellan olika delar av året. För att det ska finnas livskraftiga tjäderbestånd krävs funktionella skogslandskap med en blandning av uppvuxen, gles och luckig skog, täta sumpskogar, myrar och andra små våtmarker (Skogsstyrelsen, 2019; SLU Artdatabanken 2024).</w:t>
+      </w:r>
+    </w:p>
+    <w:p>
+      <w:r>
+        <w:t>Arten försvinner när skogen fragmenteras och den sammanlagda arealen hyggen och andra öppna områden blir för stor. Ett småskaligt och försiktigt virkesuttag genom hyggesfria metoder kan i vissa fall vara möjligt i området inom 200 m från lekcentrum. Längre ut från lekcentrum, inom 200–500 m bör den avverkade ytan inte överskrida 1 hektar för att undvika alltför stora och snabba förändringar (Skogsstyrelsen, 2019).</w:t>
       </w:r>
     </w:p>
     <w:p>
@@ -521,267 +1329,23 @@
         <w:pStyle w:val="Heading2"/>
       </w:pPr>
       <w:r>
-        <w:t>Ur FSC:s policy för associerade organisationer (FSC-POL-01-004)</w:t>
+        <w:t>Referenser – tjäder</w:t>
       </w:r>
     </w:p>
     <w:p>
       <w:r>
-        <w:t xml:space="preserve">Som “Chain of Custody”-certifierad organisation är skogsbolaget bunden av de fastställda reglerna i Del 1 Punkt 1 c) i Policy för organisationer associerade med FSC (FSC-POL-01-004 V2-0 EN + SVE version 2012-03-02): </w:t>
-      </w:r>
-    </w:p>
-    <w:p>
-      <w:pPr>
-        <w:pStyle w:val="ListNumber"/>
-      </w:pPr>
-      <w:r>
-        <w:t>De organisationer FSC kan acceptera association med får inte direkt eller indirekt ha några kopplingar till nedanstående, oacceptabla aktiviteter:</w:t>
-      </w:r>
-    </w:p>
-    <w:p>
-      <w:pPr>
-        <w:ind w:left="357"/>
-      </w:pPr>
-      <w:r>
-        <w:t>a) Olaglig skogsavverkning och handel med olagligt avverkat virke eller skogsprodukter</w:t>
-      </w:r>
-    </w:p>
-    <w:p>
-      <w:pPr>
-        <w:ind w:left="357"/>
-      </w:pPr>
-      <w:r>
-        <w:t>...</w:t>
-      </w:r>
-    </w:p>
-    <w:p>
-      <w:pPr>
-        <w:ind w:left="357"/>
-      </w:pPr>
-      <w:r>
-        <w:t>c) Skogsbruk som förstör höga naturvärden</w:t>
-      </w:r>
-    </w:p>
-    <w:p>
-      <w:pPr>
-        <w:ind w:left="357"/>
-      </w:pPr>
-      <w:r>
-        <w:t>d) Betydande omvandling av skog till plantager eller annan, icke skoglig, markanvändning</w:t>
-      </w:r>
-    </w:p>
-    <w:p>
-      <w:pPr>
-        <w:pStyle w:val="ListBullet"/>
-      </w:pPr>
-      <w:r>
-        <w:rPr>
-          <w:b/>
-          <w:i/>
-        </w:rPr>
-        <w:t xml:space="preserve">Kommentar: </w:t>
+        <w:t xml:space="preserve">Skogsstyrelsen, 2019. </w:t>
       </w:r>
       <w:r>
         <w:rPr>
           <w:i/>
         </w:rPr>
-        <w:t>Avverkning av skog med höga naturvärden samt skada på fridlysta arter strider både mot FSC Controlled Wood-standarden och FSC:s policy for associerade organisationer.</w:t>
+        <w:t>Vägledning för hänsyn till fåglar – tjäder.</w:t>
       </w:r>
     </w:p>
     <w:p>
-      <w:pPr>
-        <w:pStyle w:val="Heading2"/>
-      </w:pPr>
-      <w:r>
-        <w:t>Ur FSC Controlled Wood (FSC-STD-40-005)</w:t>
-      </w:r>
-    </w:p>
-    <w:p>
-      <w:r>
-        <w:t>Virke som inte accepteras i FSC-märkta produkter (oacceptabelt ursprung) enligt FSC Controlled Wood (FSC-STD-40-005):</w:t>
-      </w:r>
-    </w:p>
-    <w:p>
-      <w:pPr>
-        <w:pStyle w:val="ListNumber"/>
-      </w:pPr>
-      <w:r>
-        <w:t>Illegalt avverkat virke.</w:t>
-      </w:r>
-    </w:p>
-    <w:p>
-      <w:pPr>
-        <w:pStyle w:val="ListNumber"/>
-      </w:pPr>
-      <w:r>
-        <w:t>...</w:t>
-      </w:r>
-    </w:p>
-    <w:p>
-      <w:pPr>
-        <w:pStyle w:val="ListNumber"/>
-      </w:pPr>
-      <w:r>
-        <w:t>Virke från avverkningar som hotar höga naturvärden.</w:t>
-      </w:r>
-    </w:p>
-    <w:p>
-      <w:pPr>
-        <w:pStyle w:val="ListNumber"/>
-      </w:pPr>
-      <w:r>
-        <w:t>Virke från skog som konverteras till plantager eller icke-skogligt bruk.</w:t>
-      </w:r>
-    </w:p>
-    <w:p>
-      <w:pPr>
-        <w:pStyle w:val="ListBullet"/>
-      </w:pPr>
-      <w:r>
-        <w:rPr>
-          <w:b/>
-          <w:i/>
-        </w:rPr>
-        <w:t xml:space="preserve">Kommentar: </w:t>
-      </w:r>
-      <w:r>
-        <w:rPr>
-          <w:i/>
-        </w:rPr>
-        <w:t>Avverkning av skog med höga naturvärden samt skada på fridlysta arter strider både mot FSC Controlled Wood-standarden och FSC:s policy for associerade organisationer.</w:t>
-      </w:r>
-    </w:p>
-    <w:p>
-      <w:pPr>
-        <w:pStyle w:val="Heading1"/>
-      </w:pPr>
-      <w:r>
-        <w:t>Ur PEFC-standarden gällande lagefterlevnad</w:t>
-      </w:r>
-    </w:p>
-    <w:p>
-      <w:r>
-        <w:t>PEFC-standarden förutsätter att tillämplig svensk lagstiftning följs. Det är utsedd tillsynsmyndighet som ansvarar för tillsyn av lagens efterlevnad. PEFC-standarden återger innehållet i vissa certifieringskritiska lag- och föreskriftskrav vilka ska ingå i granskning av PEFC-systemets efterlevnad.</w:t>
-      </w:r>
-    </w:p>
-    <w:p>
-      <w:pPr>
-        <w:pStyle w:val="ListBullet"/>
-      </w:pPr>
-      <w:r>
-        <w:rPr>
-          <w:b/>
-          <w:i/>
-        </w:rPr>
-        <w:t xml:space="preserve">Kommentar: </w:t>
-      </w:r>
-      <w:r>
-        <w:rPr>
-          <w:i/>
-        </w:rPr>
-        <w:t>I den avverkningsanmälda skogen har fridlysta arter sina livsmiljöer och växtplatser. Att skada de fridlysta arternas livsmiljöer, växtplatser eller ekologiska funktion är inte tillåtet enligt artskyddsförordningen</w:t>
-      </w:r>
-    </w:p>
-    <w:p>
-      <w:r>
-        <w:br w:type="page"/>
-      </w:r>
-    </w:p>
-    <w:p>
-      <w:pPr>
-        <w:pStyle w:val="Title"/>
-      </w:pPr>
-      <w:r>
-        <w:t>BILAGA 1 – Rödlistade arter</w:t>
-      </w:r>
-    </w:p>
-    <w:p>
-      <w:pPr>
-        <w:pStyle w:val="Heading1"/>
-      </w:pPr>
-      <w:r>
-        <w:t>Lunglav – ekologi samt krav på livsmiljön</w:t>
-      </w:r>
-    </w:p>
-    <w:p>
-      <w:r>
-        <w:t xml:space="preserve">Lunglav (NT) är en av vårt lands främsta signalarter som överallt indikerar gamla lövträd, skogsbestånd med höga naturvärden och ekosystem med lång skoglig kontinuitet. Lokalt kan förekomsten vara mycket riklig men den hittas nästan enbart i gamla och ej slutavverkade skogar. Artens samtliga förekomster bör uppmärksammas från naturvårdssynpunkt, då många lokaler även hyser andra ovanliga och rödlistade arter, däribland de sällsynta lavparasiterna lunglavshårprick (CR), </w:t>
-      </w:r>
-      <w:r>
-        <w:rPr>
-          <w:i/>
-        </w:rPr>
-        <w:t>Abrothallus diederichii</w:t>
-      </w:r>
-      <w:r>
-        <w:t xml:space="preserve"> (VU), </w:t>
-      </w:r>
-      <w:r>
-        <w:rPr>
-          <w:i/>
-        </w:rPr>
-        <w:t>Abrothallus lobariae</w:t>
-      </w:r>
-      <w:r>
-        <w:t xml:space="preserve"> (VU), </w:t>
-      </w:r>
-      <w:r>
-        <w:rPr>
-          <w:i/>
-        </w:rPr>
-        <w:t>Calycina lobariae</w:t>
-      </w:r>
-      <w:r>
-        <w:t xml:space="preserve"> (VU), lunglavsknapp (VU) och skrovelmössing (VU), som växer på lunglav. Rikliga förekomster med lunglav bör skyddas med biotopskydd, frivilliga avsättningar eller reservat (SLU Artdatabanken, 2026; Nitare &amp; Skogsstyrelsen, 2019).</w:t>
-      </w:r>
-    </w:p>
-    <w:p>
-      <w:r>
-        <w:t xml:space="preserve">Lunglav är typisk art för </w:t>
-      </w:r>
-      <w:r>
-        <w:rPr>
-          <w:i/>
-        </w:rPr>
-        <w:t>9010 Taiga, 9020 Nordlig ädellövskog, 9110 Näringsfattig bokskog, 9130 Näringsrik bokskog, 9160 Näringsrik ekskog, 9180 Ädellövskog i branter, 9190 Näringsfattig ekskog, 9070 Trädklädd betesmark, 9040 Fjällbjörkskog</w:t>
-      </w:r>
-      <w:r>
-        <w:t xml:space="preserve"> och</w:t>
-      </w:r>
-      <w:r>
-        <w:rPr>
-          <w:i/>
-        </w:rPr>
-        <w:t xml:space="preserve"> 6530 Lövängar</w:t>
-      </w:r>
-      <w:r>
-        <w:t xml:space="preserve"> (SLU Artdatabanken, 2026).</w:t>
-      </w:r>
-    </w:p>
-    <w:p>
-      <w:pPr>
-        <w:pStyle w:val="Heading2"/>
-      </w:pPr>
-      <w:r>
-        <w:t>Referenser – lunglav</w:t>
-      </w:r>
-    </w:p>
-    <w:p>
-      <w:r>
-        <w:t xml:space="preserve">Nitare, J. och Skogsstyrelsen, 2019. </w:t>
-      </w:r>
-      <w:r>
-        <w:rPr>
-          <w:i/>
-        </w:rPr>
-        <w:t xml:space="preserve">Skyddsvärd skog – Naturvårdsarter och andra kriterier för naturvärdesbedömning. </w:t>
-      </w:r>
-      <w:r>
-        <w:t>Skogsstyrelsen.</w:t>
-      </w:r>
-    </w:p>
-    <w:p>
-      <w:r>
-        <w:t xml:space="preserve">SLU Artdatabanken, 2026. </w:t>
+      <w:r>
+        <w:t xml:space="preserve">SLU Artdatabanken, 2024. </w:t>
       </w:r>
       <w:r>
         <w:rPr>
@@ -790,7 +1354,7 @@
         <w:t xml:space="preserve">Artfaktablad. Naturvård – artfakta. </w:t>
       </w:r>
       <w:r>
-        <w:t>SLU Artdatabanken, Uppsala.</w:t>
+        <w:t>SLU Artdatabanken, Uppsala</w:t>
       </w:r>
     </w:p>
     <w:sectPr>
@@ -811,7 +1375,7 @@
 </file>
 
 <file path=word/endnotes.xml><?xml version="1.0" encoding="utf-8"?>
-<w:endnotes xmlns:wpc="http://schemas.microsoft.com/office/word/2010/wordprocessingCanvas" xmlns:cx="http://schemas.microsoft.com/office/drawing/2014/chartex" xmlns:cx1="http://schemas.microsoft.com/office/drawing/2015/9/8/chartex" xmlns:cx2="http://schemas.microsoft.com/office/drawing/2015/10/21/chartex" xmlns:cx3="http://schemas.microsoft.com/office/drawing/2016/5/9/chartex" xmlns:cx4="http://schemas.microsoft.com/office/drawing/2016/5/10/chartex" xmlns:cx5="http://schemas.microsoft.com/office/drawing/2016/5/11/chartex" xmlns:cx6="http://schemas.microsoft.com/office/drawing/2016/5/12/chartex" xmlns:cx7="http://schemas.microsoft.com/office/drawing/2016/5/13/chartex" xmlns:cx8="http://schemas.microsoft.com/office/drawing/2016/5/14/chartex" xmlns:mc="http://schemas.openxmlformats.org/markup-compatibility/2006" xmlns:aink="http://schemas.microsoft.com/office/drawing/2016/ink" xmlns:am3d="http://schemas.microsoft.com/office/drawing/2017/model3d" xmlns:o="urn:schemas-microsoft-com:office:office" xmlns:oel="http://schemas.microsoft.com/office/2019/extlst" xmlns:r="http://schemas.openxmlformats.org/officeDocument/2006/relationships" xmlns:m="http://schemas.openxmlformats.org/officeDocument/2006/math" xmlns:v="urn:schemas-microsoft-com:vml" xmlns:wp14="http://schemas.microsoft.com/office/word/2010/wordprocessingDrawing" xmlns:wp="http://schemas.openxmlformats.org/drawingml/2006/wordprocessingDrawing" xmlns:w10="urn:schemas-microsoft-com:office:word" xmlns:w="http://schemas.openxmlformats.org/wordprocessingml/2006/main" xmlns:w14="http://schemas.microsoft.com/office/word/2010/wordml" xmlns:w15="http://schemas.microsoft.com/office/word/2012/wordml" xmlns:w16cex="http://schemas.microsoft.com/office/word/2018/wordml/cex" xmlns:w16cid="http://schemas.microsoft.com/office/word/2016/wordml/cid" xmlns:w16="http://schemas.microsoft.com/office/word/2018/wordml" xmlns:w16sdtdh="http://schemas.microsoft.com/office/word/2020/wordml/sdtdatahash" xmlns:w16se="http://schemas.microsoft.com/office/word/2015/wordml/symex" xmlns:wpg="http://schemas.microsoft.com/office/word/2010/wordprocessingGroup" xmlns:wpi="http://schemas.microsoft.com/office/word/2010/wordprocessingInk" xmlns:wne="http://schemas.microsoft.com/office/word/2006/wordml" xmlns:wps="http://schemas.microsoft.com/office/word/2010/wordprocessingShape" mc:Ignorable="w14 w15 w16se w16cid w16 w16cex w16sdtdh wp14">
+<w:endnotes xmlns:wpc="http://schemas.microsoft.com/office/word/2010/wordprocessingCanvas" xmlns:cx="http://schemas.microsoft.com/office/drawing/2014/chartex" xmlns:cx1="http://schemas.microsoft.com/office/drawing/2015/9/8/chartex" xmlns:cx2="http://schemas.microsoft.com/office/drawing/2015/10/21/chartex" xmlns:cx3="http://schemas.microsoft.com/office/drawing/2016/5/9/chartex" xmlns:cx4="http://schemas.microsoft.com/office/drawing/2016/5/10/chartex" xmlns:cx5="http://schemas.microsoft.com/office/drawing/2016/5/11/chartex" xmlns:cx6="http://schemas.microsoft.com/office/drawing/2016/5/12/chartex" xmlns:cx7="http://schemas.microsoft.com/office/drawing/2016/5/13/chartex" xmlns:cx8="http://schemas.microsoft.com/office/drawing/2016/5/14/chartex" xmlns:mc="http://schemas.openxmlformats.org/markup-compatibility/2006" xmlns:aink="http://schemas.microsoft.com/office/drawing/2016/ink" xmlns:am3d="http://schemas.microsoft.com/office/drawing/2017/model3d" xmlns:o="urn:schemas-microsoft-com:office:office" xmlns:oel="http://schemas.microsoft.com/office/2019/extlst" xmlns:r="http://schemas.openxmlformats.org/officeDocument/2006/relationships" xmlns:m="http://schemas.openxmlformats.org/officeDocument/2006/math" xmlns:v="urn:schemas-microsoft-com:vml" xmlns:wp14="http://schemas.microsoft.com/office/word/2010/wordprocessingDrawing" xmlns:wp="http://schemas.openxmlformats.org/drawingml/2006/wordprocessingDrawing" xmlns:w10="urn:schemas-microsoft-com:office:word" xmlns:w="http://schemas.openxmlformats.org/wordprocessingml/2006/main" xmlns:w14="http://schemas.microsoft.com/office/word/2010/wordml" xmlns:w15="http://schemas.microsoft.com/office/word/2012/wordml" xmlns:w16cex="http://schemas.microsoft.com/office/word/2018/wordml/cex" xmlns:w16cid="http://schemas.microsoft.com/office/word/2016/wordml/cid" xmlns:w16="http://schemas.microsoft.com/office/word/2018/wordml" xmlns:w16du="http://schemas.microsoft.com/office/word/2023/wordml/word16du" xmlns:w16sdtdh="http://schemas.microsoft.com/office/word/2020/wordml/sdtdatahash" xmlns:w16sdtfl="http://schemas.microsoft.com/office/word/2024/wordml/sdtformatlock" xmlns:w16se="http://schemas.microsoft.com/office/word/2015/wordml/symex" xmlns:wpg="http://schemas.microsoft.com/office/word/2010/wordprocessingGroup" xmlns:wpi="http://schemas.microsoft.com/office/word/2010/wordprocessingInk" xmlns:wne="http://schemas.microsoft.com/office/word/2006/wordml" xmlns:wps="http://schemas.microsoft.com/office/word/2010/wordprocessingShape" mc:Ignorable="w14 w15 w16se w16cid w16 w16cex w16sdtdh w16sdtfl w16du wp14">
   <w:endnote w:type="separator" w:id="-1">
     <w:p>
       <w:pPr>
@@ -836,7 +1400,7 @@
 </file>
 
 <file path=word/footer1.xml><?xml version="1.0" encoding="utf-8"?>
-<w:ftr xmlns:wpc="http://schemas.microsoft.com/office/word/2010/wordprocessingCanvas" xmlns:cx="http://schemas.microsoft.com/office/drawing/2014/chartex" xmlns:cx1="http://schemas.microsoft.com/office/drawing/2015/9/8/chartex" xmlns:cx2="http://schemas.microsoft.com/office/drawing/2015/10/21/chartex" xmlns:cx3="http://schemas.microsoft.com/office/drawing/2016/5/9/chartex" xmlns:cx4="http://schemas.microsoft.com/office/drawing/2016/5/10/chartex" xmlns:cx5="http://schemas.microsoft.com/office/drawing/2016/5/11/chartex" xmlns:cx6="http://schemas.microsoft.com/office/drawing/2016/5/12/chartex" xmlns:cx7="http://schemas.microsoft.com/office/drawing/2016/5/13/chartex" xmlns:cx8="http://schemas.microsoft.com/office/drawing/2016/5/14/chartex" xmlns:mc="http://schemas.openxmlformats.org/markup-compatibility/2006" xmlns:aink="http://schemas.microsoft.com/office/drawing/2016/ink" xmlns:am3d="http://schemas.microsoft.com/office/drawing/2017/model3d" xmlns:o="urn:schemas-microsoft-com:office:office" xmlns:oel="http://schemas.microsoft.com/office/2019/extlst" xmlns:r="http://schemas.openxmlformats.org/officeDocument/2006/relationships" xmlns:m="http://schemas.openxmlformats.org/officeDocument/2006/math" xmlns:v="urn:schemas-microsoft-com:vml" xmlns:wp14="http://schemas.microsoft.com/office/word/2010/wordprocessingDrawing" xmlns:wp="http://schemas.openxmlformats.org/drawingml/2006/wordprocessingDrawing" xmlns:w10="urn:schemas-microsoft-com:office:word" xmlns:w="http://schemas.openxmlformats.org/wordprocessingml/2006/main" xmlns:w14="http://schemas.microsoft.com/office/word/2010/wordml" xmlns:w15="http://schemas.microsoft.com/office/word/2012/wordml" xmlns:w16cex="http://schemas.microsoft.com/office/word/2018/wordml/cex" xmlns:w16cid="http://schemas.microsoft.com/office/word/2016/wordml/cid" xmlns:w16="http://schemas.microsoft.com/office/word/2018/wordml" xmlns:w16sdtdh="http://schemas.microsoft.com/office/word/2020/wordml/sdtdatahash" xmlns:w16se="http://schemas.microsoft.com/office/word/2015/wordml/symex" xmlns:wpg="http://schemas.microsoft.com/office/word/2010/wordprocessingGroup" xmlns:wpi="http://schemas.microsoft.com/office/word/2010/wordprocessingInk" xmlns:wne="http://schemas.microsoft.com/office/word/2006/wordml" xmlns:wps="http://schemas.microsoft.com/office/word/2010/wordprocessingShape" mc:Ignorable="w14 w15 w16se w16cid w16 w16cex w16sdtdh wp14">
+<w:ftr xmlns:wpc="http://schemas.microsoft.com/office/word/2010/wordprocessingCanvas" xmlns:cx="http://schemas.microsoft.com/office/drawing/2014/chartex" xmlns:cx1="http://schemas.microsoft.com/office/drawing/2015/9/8/chartex" xmlns:cx2="http://schemas.microsoft.com/office/drawing/2015/10/21/chartex" xmlns:cx3="http://schemas.microsoft.com/office/drawing/2016/5/9/chartex" xmlns:cx4="http://schemas.microsoft.com/office/drawing/2016/5/10/chartex" xmlns:cx5="http://schemas.microsoft.com/office/drawing/2016/5/11/chartex" xmlns:cx6="http://schemas.microsoft.com/office/drawing/2016/5/12/chartex" xmlns:cx7="http://schemas.microsoft.com/office/drawing/2016/5/13/chartex" xmlns:cx8="http://schemas.microsoft.com/office/drawing/2016/5/14/chartex" xmlns:mc="http://schemas.openxmlformats.org/markup-compatibility/2006" xmlns:aink="http://schemas.microsoft.com/office/drawing/2016/ink" xmlns:am3d="http://schemas.microsoft.com/office/drawing/2017/model3d" xmlns:o="urn:schemas-microsoft-com:office:office" xmlns:oel="http://schemas.microsoft.com/office/2019/extlst" xmlns:r="http://schemas.openxmlformats.org/officeDocument/2006/relationships" xmlns:m="http://schemas.openxmlformats.org/officeDocument/2006/math" xmlns:v="urn:schemas-microsoft-com:vml" xmlns:wp14="http://schemas.microsoft.com/office/word/2010/wordprocessingDrawing" xmlns:wp="http://schemas.openxmlformats.org/drawingml/2006/wordprocessingDrawing" xmlns:w10="urn:schemas-microsoft-com:office:word" xmlns:w="http://schemas.openxmlformats.org/wordprocessingml/2006/main" xmlns:w14="http://schemas.microsoft.com/office/word/2010/wordml" xmlns:w15="http://schemas.microsoft.com/office/word/2012/wordml" xmlns:w16cex="http://schemas.microsoft.com/office/word/2018/wordml/cex" xmlns:w16cid="http://schemas.microsoft.com/office/word/2016/wordml/cid" xmlns:w16="http://schemas.microsoft.com/office/word/2018/wordml" xmlns:w16du="http://schemas.microsoft.com/office/word/2023/wordml/word16du" xmlns:w16sdtdh="http://schemas.microsoft.com/office/word/2020/wordml/sdtdatahash" xmlns:w16sdtfl="http://schemas.microsoft.com/office/word/2024/wordml/sdtformatlock" xmlns:w16se="http://schemas.microsoft.com/office/word/2015/wordml/symex" xmlns:wpg="http://schemas.microsoft.com/office/word/2010/wordprocessingGroup" xmlns:wpi="http://schemas.microsoft.com/office/word/2010/wordprocessingInk" xmlns:wne="http://schemas.microsoft.com/office/word/2006/wordml" xmlns:wps="http://schemas.microsoft.com/office/word/2010/wordprocessingShape" mc:Ignorable="w14 w15 w16se w16cid w16 w16cex w16sdtdh w16sdtfl w16du wp14">
   <w:p>
     <w:pPr>
       <w:pStyle w:val="Footer"/>
@@ -846,7 +1410,7 @@
 </file>
 
 <file path=word/footer2.xml><?xml version="1.0" encoding="utf-8"?>
-<w:ftr xmlns:wpc="http://schemas.microsoft.com/office/word/2010/wordprocessingCanvas" xmlns:cx="http://schemas.microsoft.com/office/drawing/2014/chartex" xmlns:cx1="http://schemas.microsoft.com/office/drawing/2015/9/8/chartex" xmlns:cx2="http://schemas.microsoft.com/office/drawing/2015/10/21/chartex" xmlns:cx3="http://schemas.microsoft.com/office/drawing/2016/5/9/chartex" xmlns:cx4="http://schemas.microsoft.com/office/drawing/2016/5/10/chartex" xmlns:cx5="http://schemas.microsoft.com/office/drawing/2016/5/11/chartex" xmlns:cx6="http://schemas.microsoft.com/office/drawing/2016/5/12/chartex" xmlns:cx7="http://schemas.microsoft.com/office/drawing/2016/5/13/chartex" xmlns:cx8="http://schemas.microsoft.com/office/drawing/2016/5/14/chartex" xmlns:mc="http://schemas.openxmlformats.org/markup-compatibility/2006" xmlns:aink="http://schemas.microsoft.com/office/drawing/2016/ink" xmlns:am3d="http://schemas.microsoft.com/office/drawing/2017/model3d" xmlns:o="urn:schemas-microsoft-com:office:office" xmlns:oel="http://schemas.microsoft.com/office/2019/extlst" xmlns:r="http://schemas.openxmlformats.org/officeDocument/2006/relationships" xmlns:m="http://schemas.openxmlformats.org/officeDocument/2006/math" xmlns:v="urn:schemas-microsoft-com:vml" xmlns:wp14="http://schemas.microsoft.com/office/word/2010/wordprocessingDrawing" xmlns:wp="http://schemas.openxmlformats.org/drawingml/2006/wordprocessingDrawing" xmlns:w10="urn:schemas-microsoft-com:office:word" xmlns:w="http://schemas.openxmlformats.org/wordprocessingml/2006/main" xmlns:w14="http://schemas.microsoft.com/office/word/2010/wordml" xmlns:w15="http://schemas.microsoft.com/office/word/2012/wordml" xmlns:w16cex="http://schemas.microsoft.com/office/word/2018/wordml/cex" xmlns:w16cid="http://schemas.microsoft.com/office/word/2016/wordml/cid" xmlns:w16="http://schemas.microsoft.com/office/word/2018/wordml" xmlns:w16sdtdh="http://schemas.microsoft.com/office/word/2020/wordml/sdtdatahash" xmlns:w16se="http://schemas.microsoft.com/office/word/2015/wordml/symex" xmlns:wpg="http://schemas.microsoft.com/office/word/2010/wordprocessingGroup" xmlns:wpi="http://schemas.microsoft.com/office/word/2010/wordprocessingInk" xmlns:wne="http://schemas.microsoft.com/office/word/2006/wordml" xmlns:wps="http://schemas.microsoft.com/office/word/2010/wordprocessingShape" mc:Ignorable="w14 w15 w16se w16cid w16 w16cex w16sdtdh wp14">
+<w:ftr xmlns:wpc="http://schemas.microsoft.com/office/word/2010/wordprocessingCanvas" xmlns:cx="http://schemas.microsoft.com/office/drawing/2014/chartex" xmlns:cx1="http://schemas.microsoft.com/office/drawing/2015/9/8/chartex" xmlns:cx2="http://schemas.microsoft.com/office/drawing/2015/10/21/chartex" xmlns:cx3="http://schemas.microsoft.com/office/drawing/2016/5/9/chartex" xmlns:cx4="http://schemas.microsoft.com/office/drawing/2016/5/10/chartex" xmlns:cx5="http://schemas.microsoft.com/office/drawing/2016/5/11/chartex" xmlns:cx6="http://schemas.microsoft.com/office/drawing/2016/5/12/chartex" xmlns:cx7="http://schemas.microsoft.com/office/drawing/2016/5/13/chartex" xmlns:cx8="http://schemas.microsoft.com/office/drawing/2016/5/14/chartex" xmlns:mc="http://schemas.openxmlformats.org/markup-compatibility/2006" xmlns:aink="http://schemas.microsoft.com/office/drawing/2016/ink" xmlns:am3d="http://schemas.microsoft.com/office/drawing/2017/model3d" xmlns:o="urn:schemas-microsoft-com:office:office" xmlns:oel="http://schemas.microsoft.com/office/2019/extlst" xmlns:r="http://schemas.openxmlformats.org/officeDocument/2006/relationships" xmlns:m="http://schemas.openxmlformats.org/officeDocument/2006/math" xmlns:v="urn:schemas-microsoft-com:vml" xmlns:wp14="http://schemas.microsoft.com/office/word/2010/wordprocessingDrawing" xmlns:wp="http://schemas.openxmlformats.org/drawingml/2006/wordprocessingDrawing" xmlns:w10="urn:schemas-microsoft-com:office:word" xmlns:w="http://schemas.openxmlformats.org/wordprocessingml/2006/main" xmlns:w14="http://schemas.microsoft.com/office/word/2010/wordml" xmlns:w15="http://schemas.microsoft.com/office/word/2012/wordml" xmlns:w16cex="http://schemas.microsoft.com/office/word/2018/wordml/cex" xmlns:w16cid="http://schemas.microsoft.com/office/word/2016/wordml/cid" xmlns:w16="http://schemas.microsoft.com/office/word/2018/wordml" xmlns:w16du="http://schemas.microsoft.com/office/word/2023/wordml/word16du" xmlns:w16sdtdh="http://schemas.microsoft.com/office/word/2020/wordml/sdtdatahash" xmlns:w16sdtfl="http://schemas.microsoft.com/office/word/2024/wordml/sdtformatlock" xmlns:w16se="http://schemas.microsoft.com/office/word/2015/wordml/symex" xmlns:wpg="http://schemas.microsoft.com/office/word/2010/wordprocessingGroup" xmlns:wpi="http://schemas.microsoft.com/office/word/2010/wordprocessingInk" xmlns:wne="http://schemas.microsoft.com/office/word/2006/wordml" xmlns:wps="http://schemas.microsoft.com/office/word/2010/wordprocessingShape" mc:Ignorable="w14 w15 w16se w16cid w16 w16cex w16sdtdh w16sdtfl w16du wp14">
   <w:p>
     <w:pPr>
       <w:pStyle w:val="Footer"/>
@@ -856,7 +1420,7 @@
 </file>
 
 <file path=word/footer3.xml><?xml version="1.0" encoding="utf-8"?>
-<w:ftr xmlns:wpc="http://schemas.microsoft.com/office/word/2010/wordprocessingCanvas" xmlns:cx="http://schemas.microsoft.com/office/drawing/2014/chartex" xmlns:cx1="http://schemas.microsoft.com/office/drawing/2015/9/8/chartex" xmlns:cx2="http://schemas.microsoft.com/office/drawing/2015/10/21/chartex" xmlns:cx3="http://schemas.microsoft.com/office/drawing/2016/5/9/chartex" xmlns:cx4="http://schemas.microsoft.com/office/drawing/2016/5/10/chartex" xmlns:cx5="http://schemas.microsoft.com/office/drawing/2016/5/11/chartex" xmlns:cx6="http://schemas.microsoft.com/office/drawing/2016/5/12/chartex" xmlns:cx7="http://schemas.microsoft.com/office/drawing/2016/5/13/chartex" xmlns:cx8="http://schemas.microsoft.com/office/drawing/2016/5/14/chartex" xmlns:mc="http://schemas.openxmlformats.org/markup-compatibility/2006" xmlns:aink="http://schemas.microsoft.com/office/drawing/2016/ink" xmlns:am3d="http://schemas.microsoft.com/office/drawing/2017/model3d" xmlns:o="urn:schemas-microsoft-com:office:office" xmlns:oel="http://schemas.microsoft.com/office/2019/extlst" xmlns:r="http://schemas.openxmlformats.org/officeDocument/2006/relationships" xmlns:m="http://schemas.openxmlformats.org/officeDocument/2006/math" xmlns:v="urn:schemas-microsoft-com:vml" xmlns:wp14="http://schemas.microsoft.com/office/word/2010/wordprocessingDrawing" xmlns:wp="http://schemas.openxmlformats.org/drawingml/2006/wordprocessingDrawing" xmlns:w10="urn:schemas-microsoft-com:office:word" xmlns:w="http://schemas.openxmlformats.org/wordprocessingml/2006/main" xmlns:w14="http://schemas.microsoft.com/office/word/2010/wordml" xmlns:w15="http://schemas.microsoft.com/office/word/2012/wordml" xmlns:w16cex="http://schemas.microsoft.com/office/word/2018/wordml/cex" xmlns:w16cid="http://schemas.microsoft.com/office/word/2016/wordml/cid" xmlns:w16="http://schemas.microsoft.com/office/word/2018/wordml" xmlns:w16sdtdh="http://schemas.microsoft.com/office/word/2020/wordml/sdtdatahash" xmlns:w16se="http://schemas.microsoft.com/office/word/2015/wordml/symex" xmlns:wpg="http://schemas.microsoft.com/office/word/2010/wordprocessingGroup" xmlns:wpi="http://schemas.microsoft.com/office/word/2010/wordprocessingInk" xmlns:wne="http://schemas.microsoft.com/office/word/2006/wordml" xmlns:wps="http://schemas.microsoft.com/office/word/2010/wordprocessingShape" mc:Ignorable="w14 w15 w16se w16cid w16 w16cex w16sdtdh wp14">
+<w:ftr xmlns:wpc="http://schemas.microsoft.com/office/word/2010/wordprocessingCanvas" xmlns:cx="http://schemas.microsoft.com/office/drawing/2014/chartex" xmlns:cx1="http://schemas.microsoft.com/office/drawing/2015/9/8/chartex" xmlns:cx2="http://schemas.microsoft.com/office/drawing/2015/10/21/chartex" xmlns:cx3="http://schemas.microsoft.com/office/drawing/2016/5/9/chartex" xmlns:cx4="http://schemas.microsoft.com/office/drawing/2016/5/10/chartex" xmlns:cx5="http://schemas.microsoft.com/office/drawing/2016/5/11/chartex" xmlns:cx6="http://schemas.microsoft.com/office/drawing/2016/5/12/chartex" xmlns:cx7="http://schemas.microsoft.com/office/drawing/2016/5/13/chartex" xmlns:cx8="http://schemas.microsoft.com/office/drawing/2016/5/14/chartex" xmlns:mc="http://schemas.openxmlformats.org/markup-compatibility/2006" xmlns:aink="http://schemas.microsoft.com/office/drawing/2016/ink" xmlns:am3d="http://schemas.microsoft.com/office/drawing/2017/model3d" xmlns:o="urn:schemas-microsoft-com:office:office" xmlns:oel="http://schemas.microsoft.com/office/2019/extlst" xmlns:r="http://schemas.openxmlformats.org/officeDocument/2006/relationships" xmlns:m="http://schemas.openxmlformats.org/officeDocument/2006/math" xmlns:v="urn:schemas-microsoft-com:vml" xmlns:wp14="http://schemas.microsoft.com/office/word/2010/wordprocessingDrawing" xmlns:wp="http://schemas.openxmlformats.org/drawingml/2006/wordprocessingDrawing" xmlns:w10="urn:schemas-microsoft-com:office:word" xmlns:w="http://schemas.openxmlformats.org/wordprocessingml/2006/main" xmlns:w14="http://schemas.microsoft.com/office/word/2010/wordml" xmlns:w15="http://schemas.microsoft.com/office/word/2012/wordml" xmlns:w16cex="http://schemas.microsoft.com/office/word/2018/wordml/cex" xmlns:w16cid="http://schemas.microsoft.com/office/word/2016/wordml/cid" xmlns:w16="http://schemas.microsoft.com/office/word/2018/wordml" xmlns:w16du="http://schemas.microsoft.com/office/word/2023/wordml/word16du" xmlns:w16sdtdh="http://schemas.microsoft.com/office/word/2020/wordml/sdtdatahash" xmlns:w16sdtfl="http://schemas.microsoft.com/office/word/2024/wordml/sdtformatlock" xmlns:w16se="http://schemas.microsoft.com/office/word/2015/wordml/symex" xmlns:wpg="http://schemas.microsoft.com/office/word/2010/wordprocessingGroup" xmlns:wpi="http://schemas.microsoft.com/office/word/2010/wordprocessingInk" xmlns:wne="http://schemas.microsoft.com/office/word/2006/wordml" xmlns:wps="http://schemas.microsoft.com/office/word/2010/wordprocessingShape" mc:Ignorable="w14 w15 w16se w16cid w16 w16cex w16sdtdh w16sdtfl w16du wp14">
   <w:p>
     <w:pPr>
       <w:pStyle w:val="Footer"/>
@@ -866,7 +1430,7 @@
 </file>
 
 <file path=word/footnotes.xml><?xml version="1.0" encoding="utf-8"?>
-<w:footnotes xmlns:wpc="http://schemas.microsoft.com/office/word/2010/wordprocessingCanvas" xmlns:cx="http://schemas.microsoft.com/office/drawing/2014/chartex" xmlns:cx1="http://schemas.microsoft.com/office/drawing/2015/9/8/chartex" xmlns:cx2="http://schemas.microsoft.com/office/drawing/2015/10/21/chartex" xmlns:cx3="http://schemas.microsoft.com/office/drawing/2016/5/9/chartex" xmlns:cx4="http://schemas.microsoft.com/office/drawing/2016/5/10/chartex" xmlns:cx5="http://schemas.microsoft.com/office/drawing/2016/5/11/chartex" xmlns:cx6="http://schemas.microsoft.com/office/drawing/2016/5/12/chartex" xmlns:cx7="http://schemas.microsoft.com/office/drawing/2016/5/13/chartex" xmlns:cx8="http://schemas.microsoft.com/office/drawing/2016/5/14/chartex" xmlns:mc="http://schemas.openxmlformats.org/markup-compatibility/2006" xmlns:aink="http://schemas.microsoft.com/office/drawing/2016/ink" xmlns:am3d="http://schemas.microsoft.com/office/drawing/2017/model3d" xmlns:o="urn:schemas-microsoft-com:office:office" xmlns:oel="http://schemas.microsoft.com/office/2019/extlst" xmlns:r="http://schemas.openxmlformats.org/officeDocument/2006/relationships" xmlns:m="http://schemas.openxmlformats.org/officeDocument/2006/math" xmlns:v="urn:schemas-microsoft-com:vml" xmlns:wp14="http://schemas.microsoft.com/office/word/2010/wordprocessingDrawing" xmlns:wp="http://schemas.openxmlformats.org/drawingml/2006/wordprocessingDrawing" xmlns:w10="urn:schemas-microsoft-com:office:word" xmlns:w="http://schemas.openxmlformats.org/wordprocessingml/2006/main" xmlns:w14="http://schemas.microsoft.com/office/word/2010/wordml" xmlns:w15="http://schemas.microsoft.com/office/word/2012/wordml" xmlns:w16cex="http://schemas.microsoft.com/office/word/2018/wordml/cex" xmlns:w16cid="http://schemas.microsoft.com/office/word/2016/wordml/cid" xmlns:w16="http://schemas.microsoft.com/office/word/2018/wordml" xmlns:w16sdtdh="http://schemas.microsoft.com/office/word/2020/wordml/sdtdatahash" xmlns:w16se="http://schemas.microsoft.com/office/word/2015/wordml/symex" xmlns:wpg="http://schemas.microsoft.com/office/word/2010/wordprocessingGroup" xmlns:wpi="http://schemas.microsoft.com/office/word/2010/wordprocessingInk" xmlns:wne="http://schemas.microsoft.com/office/word/2006/wordml" xmlns:wps="http://schemas.microsoft.com/office/word/2010/wordprocessingShape" mc:Ignorable="w14 w15 w16se w16cid w16 w16cex w16sdtdh wp14">
+<w:footnotes xmlns:wpc="http://schemas.microsoft.com/office/word/2010/wordprocessingCanvas" xmlns:cx="http://schemas.microsoft.com/office/drawing/2014/chartex" xmlns:cx1="http://schemas.microsoft.com/office/drawing/2015/9/8/chartex" xmlns:cx2="http://schemas.microsoft.com/office/drawing/2015/10/21/chartex" xmlns:cx3="http://schemas.microsoft.com/office/drawing/2016/5/9/chartex" xmlns:cx4="http://schemas.microsoft.com/office/drawing/2016/5/10/chartex" xmlns:cx5="http://schemas.microsoft.com/office/drawing/2016/5/11/chartex" xmlns:cx6="http://schemas.microsoft.com/office/drawing/2016/5/12/chartex" xmlns:cx7="http://schemas.microsoft.com/office/drawing/2016/5/13/chartex" xmlns:cx8="http://schemas.microsoft.com/office/drawing/2016/5/14/chartex" xmlns:mc="http://schemas.openxmlformats.org/markup-compatibility/2006" xmlns:aink="http://schemas.microsoft.com/office/drawing/2016/ink" xmlns:am3d="http://schemas.microsoft.com/office/drawing/2017/model3d" xmlns:o="urn:schemas-microsoft-com:office:office" xmlns:oel="http://schemas.microsoft.com/office/2019/extlst" xmlns:r="http://schemas.openxmlformats.org/officeDocument/2006/relationships" xmlns:m="http://schemas.openxmlformats.org/officeDocument/2006/math" xmlns:v="urn:schemas-microsoft-com:vml" xmlns:wp14="http://schemas.microsoft.com/office/word/2010/wordprocessingDrawing" xmlns:wp="http://schemas.openxmlformats.org/drawingml/2006/wordprocessingDrawing" xmlns:w10="urn:schemas-microsoft-com:office:word" xmlns:w="http://schemas.openxmlformats.org/wordprocessingml/2006/main" xmlns:w14="http://schemas.microsoft.com/office/word/2010/wordml" xmlns:w15="http://schemas.microsoft.com/office/word/2012/wordml" xmlns:w16cex="http://schemas.microsoft.com/office/word/2018/wordml/cex" xmlns:w16cid="http://schemas.microsoft.com/office/word/2016/wordml/cid" xmlns:w16="http://schemas.microsoft.com/office/word/2018/wordml" xmlns:w16du="http://schemas.microsoft.com/office/word/2023/wordml/word16du" xmlns:w16sdtdh="http://schemas.microsoft.com/office/word/2020/wordml/sdtdatahash" xmlns:w16sdtfl="http://schemas.microsoft.com/office/word/2024/wordml/sdtformatlock" xmlns:w16se="http://schemas.microsoft.com/office/word/2015/wordml/symex" xmlns:wpg="http://schemas.microsoft.com/office/word/2010/wordprocessingGroup" xmlns:wpi="http://schemas.microsoft.com/office/word/2010/wordprocessingInk" xmlns:wne="http://schemas.microsoft.com/office/word/2006/wordml" xmlns:wps="http://schemas.microsoft.com/office/word/2010/wordprocessingShape" mc:Ignorable="w14 w15 w16se w16cid w16 w16cex w16sdtdh w16sdtfl w16du wp14">
   <w:footnote w:type="separator" w:id="-1">
     <w:p>
       <w:pPr>
@@ -891,7 +1455,7 @@
 </file>
 
 <file path=word/header1.xml><?xml version="1.0" encoding="utf-8"?>
-<w:hdr xmlns:wpc="http://schemas.microsoft.com/office/word/2010/wordprocessingCanvas" xmlns:cx="http://schemas.microsoft.com/office/drawing/2014/chartex" xmlns:cx1="http://schemas.microsoft.com/office/drawing/2015/9/8/chartex" xmlns:cx2="http://schemas.microsoft.com/office/drawing/2015/10/21/chartex" xmlns:cx3="http://schemas.microsoft.com/office/drawing/2016/5/9/chartex" xmlns:cx4="http://schemas.microsoft.com/office/drawing/2016/5/10/chartex" xmlns:cx5="http://schemas.microsoft.com/office/drawing/2016/5/11/chartex" xmlns:cx6="http://schemas.microsoft.com/office/drawing/2016/5/12/chartex" xmlns:cx7="http://schemas.microsoft.com/office/drawing/2016/5/13/chartex" xmlns:cx8="http://schemas.microsoft.com/office/drawing/2016/5/14/chartex" xmlns:mc="http://schemas.openxmlformats.org/markup-compatibility/2006" xmlns:aink="http://schemas.microsoft.com/office/drawing/2016/ink" xmlns:am3d="http://schemas.microsoft.com/office/drawing/2017/model3d" xmlns:o="urn:schemas-microsoft-com:office:office" xmlns:oel="http://schemas.microsoft.com/office/2019/extlst" xmlns:r="http://schemas.openxmlformats.org/officeDocument/2006/relationships" xmlns:m="http://schemas.openxmlformats.org/officeDocument/2006/math" xmlns:v="urn:schemas-microsoft-com:vml" xmlns:wp14="http://schemas.microsoft.com/office/word/2010/wordprocessingDrawing" xmlns:wp="http://schemas.openxmlformats.org/drawingml/2006/wordprocessingDrawing" xmlns:w10="urn:schemas-microsoft-com:office:word" xmlns:w="http://schemas.openxmlformats.org/wordprocessingml/2006/main" xmlns:w14="http://schemas.microsoft.com/office/word/2010/wordml" xmlns:w15="http://schemas.microsoft.com/office/word/2012/wordml" xmlns:w16cex="http://schemas.microsoft.com/office/word/2018/wordml/cex" xmlns:w16cid="http://schemas.microsoft.com/office/word/2016/wordml/cid" xmlns:w16="http://schemas.microsoft.com/office/word/2018/wordml" xmlns:w16sdtdh="http://schemas.microsoft.com/office/word/2020/wordml/sdtdatahash" xmlns:w16se="http://schemas.microsoft.com/office/word/2015/wordml/symex" xmlns:wpg="http://schemas.microsoft.com/office/word/2010/wordprocessingGroup" xmlns:wpi="http://schemas.microsoft.com/office/word/2010/wordprocessingInk" xmlns:wne="http://schemas.microsoft.com/office/word/2006/wordml" xmlns:wps="http://schemas.microsoft.com/office/word/2010/wordprocessingShape" mc:Ignorable="w14 w15 w16se w16cid w16 w16cex w16sdtdh wp14">
+<w:hdr xmlns:wpc="http://schemas.microsoft.com/office/word/2010/wordprocessingCanvas" xmlns:cx="http://schemas.microsoft.com/office/drawing/2014/chartex" xmlns:cx1="http://schemas.microsoft.com/office/drawing/2015/9/8/chartex" xmlns:cx2="http://schemas.microsoft.com/office/drawing/2015/10/21/chartex" xmlns:cx3="http://schemas.microsoft.com/office/drawing/2016/5/9/chartex" xmlns:cx4="http://schemas.microsoft.com/office/drawing/2016/5/10/chartex" xmlns:cx5="http://schemas.microsoft.com/office/drawing/2016/5/11/chartex" xmlns:cx6="http://schemas.microsoft.com/office/drawing/2016/5/12/chartex" xmlns:cx7="http://schemas.microsoft.com/office/drawing/2016/5/13/chartex" xmlns:cx8="http://schemas.microsoft.com/office/drawing/2016/5/14/chartex" xmlns:mc="http://schemas.openxmlformats.org/markup-compatibility/2006" xmlns:aink="http://schemas.microsoft.com/office/drawing/2016/ink" xmlns:am3d="http://schemas.microsoft.com/office/drawing/2017/model3d" xmlns:o="urn:schemas-microsoft-com:office:office" xmlns:oel="http://schemas.microsoft.com/office/2019/extlst" xmlns:r="http://schemas.openxmlformats.org/officeDocument/2006/relationships" xmlns:m="http://schemas.openxmlformats.org/officeDocument/2006/math" xmlns:v="urn:schemas-microsoft-com:vml" xmlns:wp14="http://schemas.microsoft.com/office/word/2010/wordprocessingDrawing" xmlns:wp="http://schemas.openxmlformats.org/drawingml/2006/wordprocessingDrawing" xmlns:w10="urn:schemas-microsoft-com:office:word" xmlns:w="http://schemas.openxmlformats.org/wordprocessingml/2006/main" xmlns:w14="http://schemas.microsoft.com/office/word/2010/wordml" xmlns:w15="http://schemas.microsoft.com/office/word/2012/wordml" xmlns:w16cex="http://schemas.microsoft.com/office/word/2018/wordml/cex" xmlns:w16cid="http://schemas.microsoft.com/office/word/2016/wordml/cid" xmlns:w16="http://schemas.microsoft.com/office/word/2018/wordml" xmlns:w16du="http://schemas.microsoft.com/office/word/2023/wordml/word16du" xmlns:w16sdtdh="http://schemas.microsoft.com/office/word/2020/wordml/sdtdatahash" xmlns:w16sdtfl="http://schemas.microsoft.com/office/word/2024/wordml/sdtformatlock" xmlns:w16se="http://schemas.microsoft.com/office/word/2015/wordml/symex" xmlns:wpg="http://schemas.microsoft.com/office/word/2010/wordprocessingGroup" xmlns:wpi="http://schemas.microsoft.com/office/word/2010/wordprocessingInk" xmlns:wne="http://schemas.microsoft.com/office/word/2006/wordml" xmlns:wps="http://schemas.microsoft.com/office/word/2010/wordprocessingShape" mc:Ignorable="w14 w15 w16se w16cid w16 w16cex w16sdtdh w16sdtfl w16du wp14">
   <w:p>
     <w:pPr>
       <w:pStyle w:val="Header"/>
@@ -901,7 +1465,7 @@
 </file>
 
 <file path=word/header2.xml><?xml version="1.0" encoding="utf-8"?>
-<w:hdr xmlns:wpc="http://schemas.microsoft.com/office/word/2010/wordprocessingCanvas" xmlns:cx="http://schemas.microsoft.com/office/drawing/2014/chartex" xmlns:cx1="http://schemas.microsoft.com/office/drawing/2015/9/8/chartex" xmlns:cx2="http://schemas.microsoft.com/office/drawing/2015/10/21/chartex" xmlns:cx3="http://schemas.microsoft.com/office/drawing/2016/5/9/chartex" xmlns:cx4="http://schemas.microsoft.com/office/drawing/2016/5/10/chartex" xmlns:cx5="http://schemas.microsoft.com/office/drawing/2016/5/11/chartex" xmlns:cx6="http://schemas.microsoft.com/office/drawing/2016/5/12/chartex" xmlns:cx7="http://schemas.microsoft.com/office/drawing/2016/5/13/chartex" xmlns:cx8="http://schemas.microsoft.com/office/drawing/2016/5/14/chartex" xmlns:mc="http://schemas.openxmlformats.org/markup-compatibility/2006" xmlns:aink="http://schemas.microsoft.com/office/drawing/2016/ink" xmlns:am3d="http://schemas.microsoft.com/office/drawing/2017/model3d" xmlns:o="urn:schemas-microsoft-com:office:office" xmlns:oel="http://schemas.microsoft.com/office/2019/extlst" xmlns:r="http://schemas.openxmlformats.org/officeDocument/2006/relationships" xmlns:m="http://schemas.openxmlformats.org/officeDocument/2006/math" xmlns:v="urn:schemas-microsoft-com:vml" xmlns:wp14="http://schemas.microsoft.com/office/word/2010/wordprocessingDrawing" xmlns:wp="http://schemas.openxmlformats.org/drawingml/2006/wordprocessingDrawing" xmlns:w10="urn:schemas-microsoft-com:office:word" xmlns:w="http://schemas.openxmlformats.org/wordprocessingml/2006/main" xmlns:w14="http://schemas.microsoft.com/office/word/2010/wordml" xmlns:w15="http://schemas.microsoft.com/office/word/2012/wordml" xmlns:w16cex="http://schemas.microsoft.com/office/word/2018/wordml/cex" xmlns:w16cid="http://schemas.microsoft.com/office/word/2016/wordml/cid" xmlns:w16="http://schemas.microsoft.com/office/word/2018/wordml" xmlns:w16sdtdh="http://schemas.microsoft.com/office/word/2020/wordml/sdtdatahash" xmlns:w16se="http://schemas.microsoft.com/office/word/2015/wordml/symex" xmlns:wpg="http://schemas.microsoft.com/office/word/2010/wordprocessingGroup" xmlns:wpi="http://schemas.microsoft.com/office/word/2010/wordprocessingInk" xmlns:wne="http://schemas.microsoft.com/office/word/2006/wordml" xmlns:wps="http://schemas.microsoft.com/office/word/2010/wordprocessingShape" mc:Ignorable="w14 w15 w16se w16cid w16 w16cex w16sdtdh wp14">
+<w:hdr xmlns:wpc="http://schemas.microsoft.com/office/word/2010/wordprocessingCanvas" xmlns:cx="http://schemas.microsoft.com/office/drawing/2014/chartex" xmlns:cx1="http://schemas.microsoft.com/office/drawing/2015/9/8/chartex" xmlns:cx2="http://schemas.microsoft.com/office/drawing/2015/10/21/chartex" xmlns:cx3="http://schemas.microsoft.com/office/drawing/2016/5/9/chartex" xmlns:cx4="http://schemas.microsoft.com/office/drawing/2016/5/10/chartex" xmlns:cx5="http://schemas.microsoft.com/office/drawing/2016/5/11/chartex" xmlns:cx6="http://schemas.microsoft.com/office/drawing/2016/5/12/chartex" xmlns:cx7="http://schemas.microsoft.com/office/drawing/2016/5/13/chartex" xmlns:cx8="http://schemas.microsoft.com/office/drawing/2016/5/14/chartex" xmlns:mc="http://schemas.openxmlformats.org/markup-compatibility/2006" xmlns:aink="http://schemas.microsoft.com/office/drawing/2016/ink" xmlns:am3d="http://schemas.microsoft.com/office/drawing/2017/model3d" xmlns:o="urn:schemas-microsoft-com:office:office" xmlns:oel="http://schemas.microsoft.com/office/2019/extlst" xmlns:r="http://schemas.openxmlformats.org/officeDocument/2006/relationships" xmlns:m="http://schemas.openxmlformats.org/officeDocument/2006/math" xmlns:v="urn:schemas-microsoft-com:vml" xmlns:wp14="http://schemas.microsoft.com/office/word/2010/wordprocessingDrawing" xmlns:wp="http://schemas.openxmlformats.org/drawingml/2006/wordprocessingDrawing" xmlns:w10="urn:schemas-microsoft-com:office:word" xmlns:w="http://schemas.openxmlformats.org/wordprocessingml/2006/main" xmlns:w14="http://schemas.microsoft.com/office/word/2010/wordml" xmlns:w15="http://schemas.microsoft.com/office/word/2012/wordml" xmlns:w16cex="http://schemas.microsoft.com/office/word/2018/wordml/cex" xmlns:w16cid="http://schemas.microsoft.com/office/word/2016/wordml/cid" xmlns:w16="http://schemas.microsoft.com/office/word/2018/wordml" xmlns:w16du="http://schemas.microsoft.com/office/word/2023/wordml/word16du" xmlns:w16sdtdh="http://schemas.microsoft.com/office/word/2020/wordml/sdtdatahash" xmlns:w16sdtfl="http://schemas.microsoft.com/office/word/2024/wordml/sdtformatlock" xmlns:w16se="http://schemas.microsoft.com/office/word/2015/wordml/symex" xmlns:wpg="http://schemas.microsoft.com/office/word/2010/wordprocessingGroup" xmlns:wpi="http://schemas.microsoft.com/office/word/2010/wordprocessingInk" xmlns:wne="http://schemas.microsoft.com/office/word/2006/wordml" xmlns:wps="http://schemas.microsoft.com/office/word/2010/wordprocessingShape" mc:Ignorable="w14 w15 w16se w16cid w16 w16cex w16sdtdh w16sdtfl w16du wp14">
   <w:p>
     <w:pPr>
       <w:pStyle w:val="Header"/>
@@ -912,7 +1476,7 @@
 </file>
 
 <file path=word/header3.xml><?xml version="1.0" encoding="utf-8"?>
-<w:hdr xmlns:wpc="http://schemas.microsoft.com/office/word/2010/wordprocessingCanvas" xmlns:cx="http://schemas.microsoft.com/office/drawing/2014/chartex" xmlns:cx1="http://schemas.microsoft.com/office/drawing/2015/9/8/chartex" xmlns:cx2="http://schemas.microsoft.com/office/drawing/2015/10/21/chartex" xmlns:cx3="http://schemas.microsoft.com/office/drawing/2016/5/9/chartex" xmlns:cx4="http://schemas.microsoft.com/office/drawing/2016/5/10/chartex" xmlns:cx5="http://schemas.microsoft.com/office/drawing/2016/5/11/chartex" xmlns:cx6="http://schemas.microsoft.com/office/drawing/2016/5/12/chartex" xmlns:cx7="http://schemas.microsoft.com/office/drawing/2016/5/13/chartex" xmlns:cx8="http://schemas.microsoft.com/office/drawing/2016/5/14/chartex" xmlns:mc="http://schemas.openxmlformats.org/markup-compatibility/2006" xmlns:aink="http://schemas.microsoft.com/office/drawing/2016/ink" xmlns:am3d="http://schemas.microsoft.com/office/drawing/2017/model3d" xmlns:o="urn:schemas-microsoft-com:office:office" xmlns:oel="http://schemas.microsoft.com/office/2019/extlst" xmlns:r="http://schemas.openxmlformats.org/officeDocument/2006/relationships" xmlns:m="http://schemas.openxmlformats.org/officeDocument/2006/math" xmlns:v="urn:schemas-microsoft-com:vml" xmlns:wp14="http://schemas.microsoft.com/office/word/2010/wordprocessingDrawing" xmlns:wp="http://schemas.openxmlformats.org/drawingml/2006/wordprocessingDrawing" xmlns:w10="urn:schemas-microsoft-com:office:word" xmlns:w="http://schemas.openxmlformats.org/wordprocessingml/2006/main" xmlns:w14="http://schemas.microsoft.com/office/word/2010/wordml" xmlns:w15="http://schemas.microsoft.com/office/word/2012/wordml" xmlns:w16cex="http://schemas.microsoft.com/office/word/2018/wordml/cex" xmlns:w16cid="http://schemas.microsoft.com/office/word/2016/wordml/cid" xmlns:w16="http://schemas.microsoft.com/office/word/2018/wordml" xmlns:w16sdtdh="http://schemas.microsoft.com/office/word/2020/wordml/sdtdatahash" xmlns:w16se="http://schemas.microsoft.com/office/word/2015/wordml/symex" xmlns:wpg="http://schemas.microsoft.com/office/word/2010/wordprocessingGroup" xmlns:wpi="http://schemas.microsoft.com/office/word/2010/wordprocessingInk" xmlns:wne="http://schemas.microsoft.com/office/word/2006/wordml" xmlns:wps="http://schemas.microsoft.com/office/word/2010/wordprocessingShape" mc:Ignorable="w14 w15 w16se w16cid w16 w16cex w16sdtdh wp14">
+<w:hdr xmlns:wpc="http://schemas.microsoft.com/office/word/2010/wordprocessingCanvas" xmlns:cx="http://schemas.microsoft.com/office/drawing/2014/chartex" xmlns:cx1="http://schemas.microsoft.com/office/drawing/2015/9/8/chartex" xmlns:cx2="http://schemas.microsoft.com/office/drawing/2015/10/21/chartex" xmlns:cx3="http://schemas.microsoft.com/office/drawing/2016/5/9/chartex" xmlns:cx4="http://schemas.microsoft.com/office/drawing/2016/5/10/chartex" xmlns:cx5="http://schemas.microsoft.com/office/drawing/2016/5/11/chartex" xmlns:cx6="http://schemas.microsoft.com/office/drawing/2016/5/12/chartex" xmlns:cx7="http://schemas.microsoft.com/office/drawing/2016/5/13/chartex" xmlns:cx8="http://schemas.microsoft.com/office/drawing/2016/5/14/chartex" xmlns:mc="http://schemas.openxmlformats.org/markup-compatibility/2006" xmlns:aink="http://schemas.microsoft.com/office/drawing/2016/ink" xmlns:am3d="http://schemas.microsoft.com/office/drawing/2017/model3d" xmlns:o="urn:schemas-microsoft-com:office:office" xmlns:oel="http://schemas.microsoft.com/office/2019/extlst" xmlns:r="http://schemas.openxmlformats.org/officeDocument/2006/relationships" xmlns:m="http://schemas.openxmlformats.org/officeDocument/2006/math" xmlns:v="urn:schemas-microsoft-com:vml" xmlns:wp14="http://schemas.microsoft.com/office/word/2010/wordprocessingDrawing" xmlns:wp="http://schemas.openxmlformats.org/drawingml/2006/wordprocessingDrawing" xmlns:w10="urn:schemas-microsoft-com:office:word" xmlns:w="http://schemas.openxmlformats.org/wordprocessingml/2006/main" xmlns:w14="http://schemas.microsoft.com/office/word/2010/wordml" xmlns:w15="http://schemas.microsoft.com/office/word/2012/wordml" xmlns:w16cex="http://schemas.microsoft.com/office/word/2018/wordml/cex" xmlns:w16cid="http://schemas.microsoft.com/office/word/2016/wordml/cid" xmlns:w16="http://schemas.microsoft.com/office/word/2018/wordml" xmlns:w16du="http://schemas.microsoft.com/office/word/2023/wordml/word16du" xmlns:w16sdtdh="http://schemas.microsoft.com/office/word/2020/wordml/sdtdatahash" xmlns:w16sdtfl="http://schemas.microsoft.com/office/word/2024/wordml/sdtformatlock" xmlns:w16se="http://schemas.microsoft.com/office/word/2015/wordml/symex" xmlns:wpg="http://schemas.microsoft.com/office/word/2010/wordprocessingGroup" xmlns:wpi="http://schemas.microsoft.com/office/word/2010/wordprocessingInk" xmlns:wne="http://schemas.microsoft.com/office/word/2006/wordml" xmlns:wps="http://schemas.microsoft.com/office/word/2010/wordprocessingShape" mc:Ignorable="w14 w15 w16se w16cid w16 w16cex w16sdtdh w16sdtfl w16du wp14">
   <w:p>
     <w:pPr>
       <w:pStyle w:val="Header"/>
@@ -921,7 +1485,7 @@
     <w:r>
       <w:tab/>
       <w:tab/>
-      <w:t>2026-06-17</w:t>
+      <w:t>2026-06-18</w:t>
       <w:br/>
       <w:br/>
     </w:r>
@@ -938,7 +1502,7 @@
 </file>
 
 <file path=word/numbering.xml><?xml version="1.0" encoding="utf-8"?>
-<w:numbering xmlns:wpc="http://schemas.microsoft.com/office/word/2010/wordprocessingCanvas" xmlns:cx="http://schemas.microsoft.com/office/drawing/2014/chartex" xmlns:cx1="http://schemas.microsoft.com/office/drawing/2015/9/8/chartex" xmlns:cx2="http://schemas.microsoft.com/office/drawing/2015/10/21/chartex" xmlns:cx3="http://schemas.microsoft.com/office/drawing/2016/5/9/chartex" xmlns:cx4="http://schemas.microsoft.com/office/drawing/2016/5/10/chartex" xmlns:cx5="http://schemas.microsoft.com/office/drawing/2016/5/11/chartex" xmlns:cx6="http://schemas.microsoft.com/office/drawing/2016/5/12/chartex" xmlns:cx7="http://schemas.microsoft.com/office/drawing/2016/5/13/chartex" xmlns:cx8="http://schemas.microsoft.com/office/drawing/2016/5/14/chartex" xmlns:mc="http://schemas.openxmlformats.org/markup-compatibility/2006" xmlns:aink="http://schemas.microsoft.com/office/drawing/2016/ink" xmlns:am3d="http://schemas.microsoft.com/office/drawing/2017/model3d" xmlns:o="urn:schemas-microsoft-com:office:office" xmlns:oel="http://schemas.microsoft.com/office/2019/extlst" xmlns:r="http://schemas.openxmlformats.org/officeDocument/2006/relationships" xmlns:m="http://schemas.openxmlformats.org/officeDocument/2006/math" xmlns:v="urn:schemas-microsoft-com:vml" xmlns:wp14="http://schemas.microsoft.com/office/word/2010/wordprocessingDrawing" xmlns:wp="http://schemas.openxmlformats.org/drawingml/2006/wordprocessingDrawing" xmlns:w10="urn:schemas-microsoft-com:office:word" xmlns:w="http://schemas.openxmlformats.org/wordprocessingml/2006/main" xmlns:w14="http://schemas.microsoft.com/office/word/2010/wordml" xmlns:w15="http://schemas.microsoft.com/office/word/2012/wordml" xmlns:w16cex="http://schemas.microsoft.com/office/word/2018/wordml/cex" xmlns:w16cid="http://schemas.microsoft.com/office/word/2016/wordml/cid" xmlns:w16="http://schemas.microsoft.com/office/word/2018/wordml" xmlns:w16sdtdh="http://schemas.microsoft.com/office/word/2020/wordml/sdtdatahash" xmlns:w16se="http://schemas.microsoft.com/office/word/2015/wordml/symex" xmlns:wpg="http://schemas.microsoft.com/office/word/2010/wordprocessingGroup" xmlns:wpi="http://schemas.microsoft.com/office/word/2010/wordprocessingInk" xmlns:wne="http://schemas.microsoft.com/office/word/2006/wordml" xmlns:wps="http://schemas.microsoft.com/office/word/2010/wordprocessingShape" mc:Ignorable="w14 w15 w16se w16cid w16 w16cex w16sdtdh wp14">
+<w:numbering xmlns:wpc="http://schemas.microsoft.com/office/word/2010/wordprocessingCanvas" xmlns:cx="http://schemas.microsoft.com/office/drawing/2014/chartex" xmlns:cx1="http://schemas.microsoft.com/office/drawing/2015/9/8/chartex" xmlns:cx2="http://schemas.microsoft.com/office/drawing/2015/10/21/chartex" xmlns:cx3="http://schemas.microsoft.com/office/drawing/2016/5/9/chartex" xmlns:cx4="http://schemas.microsoft.com/office/drawing/2016/5/10/chartex" xmlns:cx5="http://schemas.microsoft.com/office/drawing/2016/5/11/chartex" xmlns:cx6="http://schemas.microsoft.com/office/drawing/2016/5/12/chartex" xmlns:cx7="http://schemas.microsoft.com/office/drawing/2016/5/13/chartex" xmlns:cx8="http://schemas.microsoft.com/office/drawing/2016/5/14/chartex" xmlns:mc="http://schemas.openxmlformats.org/markup-compatibility/2006" xmlns:aink="http://schemas.microsoft.com/office/drawing/2016/ink" xmlns:am3d="http://schemas.microsoft.com/office/drawing/2017/model3d" xmlns:o="urn:schemas-microsoft-com:office:office" xmlns:oel="http://schemas.microsoft.com/office/2019/extlst" xmlns:r="http://schemas.openxmlformats.org/officeDocument/2006/relationships" xmlns:m="http://schemas.openxmlformats.org/officeDocument/2006/math" xmlns:v="urn:schemas-microsoft-com:vml" xmlns:wp14="http://schemas.microsoft.com/office/word/2010/wordprocessingDrawing" xmlns:wp="http://schemas.openxmlformats.org/drawingml/2006/wordprocessingDrawing" xmlns:w10="urn:schemas-microsoft-com:office:word" xmlns:w="http://schemas.openxmlformats.org/wordprocessingml/2006/main" xmlns:w14="http://schemas.microsoft.com/office/word/2010/wordml" xmlns:w15="http://schemas.microsoft.com/office/word/2012/wordml" xmlns:w16cex="http://schemas.microsoft.com/office/word/2018/wordml/cex" xmlns:w16cid="http://schemas.microsoft.com/office/word/2016/wordml/cid" xmlns:w16="http://schemas.microsoft.com/office/word/2018/wordml" xmlns:w16du="http://schemas.microsoft.com/office/word/2023/wordml/word16du" xmlns:w16sdtdh="http://schemas.microsoft.com/office/word/2020/wordml/sdtdatahash" xmlns:w16sdtfl="http://schemas.microsoft.com/office/word/2024/wordml/sdtformatlock" xmlns:w16se="http://schemas.microsoft.com/office/word/2015/wordml/symex" xmlns:wpg="http://schemas.microsoft.com/office/word/2010/wordprocessingGroup" xmlns:wpi="http://schemas.microsoft.com/office/word/2010/wordprocessingInk" xmlns:wne="http://schemas.microsoft.com/office/word/2006/wordml" xmlns:wps="http://schemas.microsoft.com/office/word/2010/wordprocessingShape" mc:Ignorable="w14 w15 w16se w16cid w16 w16cex w16sdtdh w16sdtfl w16du wp14">
   <w:abstractNum w:abstractNumId="0" w15:restartNumberingAfterBreak="0">
     <w:nsid w:val="FFFFFF7C"/>
     <w:multiLevelType w:val="singleLevel"/>
@@ -1141,7 +1705,7 @@
 </file>
 
 <file path=word/styles.xml><?xml version="1.0" encoding="utf-8"?>
-<w:styles xmlns:mc="http://schemas.openxmlformats.org/markup-compatibility/2006" xmlns:r="http://schemas.openxmlformats.org/officeDocument/2006/relationships" xmlns:w="http://schemas.openxmlformats.org/wordprocessingml/2006/main" xmlns:w14="http://schemas.microsoft.com/office/word/2010/wordml" xmlns:w15="http://schemas.microsoft.com/office/word/2012/wordml" xmlns:w16cex="http://schemas.microsoft.com/office/word/2018/wordml/cex" xmlns:w16cid="http://schemas.microsoft.com/office/word/2016/wordml/cid" xmlns:w16="http://schemas.microsoft.com/office/word/2018/wordml" xmlns:w16sdtdh="http://schemas.microsoft.com/office/word/2020/wordml/sdtdatahash" xmlns:w16se="http://schemas.microsoft.com/office/word/2015/wordml/symex" mc:Ignorable="w14 w15 w16se w16cid w16 w16cex w16sdtdh">
+<w:styles xmlns:mc="http://schemas.openxmlformats.org/markup-compatibility/2006" xmlns:r="http://schemas.openxmlformats.org/officeDocument/2006/relationships" xmlns:w="http://schemas.openxmlformats.org/wordprocessingml/2006/main" xmlns:w14="http://schemas.microsoft.com/office/word/2010/wordml" xmlns:w15="http://schemas.microsoft.com/office/word/2012/wordml" xmlns:w16cex="http://schemas.microsoft.com/office/word/2018/wordml/cex" xmlns:w16cid="http://schemas.microsoft.com/office/word/2016/wordml/cid" xmlns:w16="http://schemas.microsoft.com/office/word/2018/wordml" xmlns:w16du="http://schemas.microsoft.com/office/word/2023/wordml/word16du" xmlns:w16sdtdh="http://schemas.microsoft.com/office/word/2020/wordml/sdtdatahash" xmlns:w16sdtfl="http://schemas.microsoft.com/office/word/2024/wordml/sdtformatlock" xmlns:w16se="http://schemas.microsoft.com/office/word/2015/wordml/symex" mc:Ignorable="w14 w15 w16se w16cid w16 w16cex w16sdtdh w16sdtfl w16du">
   <w:docDefaults>
     <w:rPrDefault>
       <w:rPr>
@@ -1899,7 +2463,7 @@
     <w:link w:val="TitleChar"/>
     <w:uiPriority w:val="10"/>
     <w:qFormat/>
-    <w:rsid w:val="007106C8"/>
+    <w:rsid w:val="00E854FA"/>
     <w:pPr>
       <w:spacing w:after="300" w:line="240" w:lineRule="auto"/>
       <w:contextualSpacing/>
@@ -1909,7 +2473,7 @@
       <w:rFonts w:eastAsiaTheme="majorEastAsia" w:cstheme="majorBidi"/>
       <w:spacing w:val="5"/>
       <w:kern w:val="28"/>
-      <w:sz w:val="52"/>
+      <w:sz w:val="40"/>
       <w:szCs w:val="52"/>
       <w:lang w:val="sv-SE" w:eastAsia="en-US" w:bidi="ar-SA"/>
     </w:rPr>
@@ -1919,12 +2483,12 @@
     <w:basedOn w:val="DefaultParagraphFont"/>
     <w:link w:val="Title"/>
     <w:uiPriority w:val="10"/>
-    <w:rsid w:val="007106C8"/>
+    <w:rsid w:val="00E854FA"/>
     <w:rPr>
       <w:rFonts w:ascii="Times New Roman" w:eastAsiaTheme="majorEastAsia" w:hAnsi="Times New Roman" w:cstheme="majorBidi"/>
       <w:spacing w:val="5"/>
       <w:kern w:val="28"/>
-      <w:sz w:val="52"/>
+      <w:sz w:val="40"/>
       <w:szCs w:val="52"/>
       <w:lang w:val="sv-SE" w:eastAsia="en-US" w:bidi="ar-SA"/>
     </w:rPr>

--- a/klagomål/A 23674-2026 FSC-klagomål.docx
+++ b/klagomål/A 23674-2026 FSC-klagomål.docx
@@ -1485,7 +1485,7 @@
     <w:r>
       <w:tab/>
       <w:tab/>
-      <w:t>2026-06-18</w:t>
+      <w:t>2026-06-19</w:t>
       <w:br/>
       <w:br/>
     </w:r>

--- a/klagomål/A 23674-2026 FSC-klagomål.docx
+++ b/klagomål/A 23674-2026 FSC-klagomål.docx
@@ -1485,7 +1485,7 @@
     <w:r>
       <w:tab/>
       <w:tab/>
-      <w:t>2026-06-19</w:t>
+      <w:t>2026-06-20</w:t>
       <w:br/>
       <w:br/>
     </w:r>

--- a/klagomål/A 23674-2026 FSC-klagomål.docx
+++ b/klagomål/A 23674-2026 FSC-klagomål.docx
@@ -168,38 +168,7 @@
     </w:p>
     <w:p>
       <w:r>
-        <w:t>Detta dokument behandlar höga naturvärden i avverkningsanmälan A 23674-2026 i Bergs kommun som inkom 2026-05-22 och omfattar 8,3 ha.</w:t>
-      </w:r>
-    </w:p>
-    <w:p>
-      <w:r>
-        <w:t>Nedan presenteras fynd av naturvårdsarter och fridlysta arter som gjorts i det avverkningsanmälda området, samt relevanta utdrag ur standarderna för FSC, Chain of Custody, Controlled Wood och PEFC. I BILAGA 1 finns artfakta om fridlysta och rödlistade arter.</w:t>
-      </w:r>
-    </w:p>
-    <w:p>
-      <w:r>
-        <w:t>Vi förväntar oss att ni återkommer med ett skriftligt svar på vårt klagomål och även beskriver vilka korrigerande åtgärder ni satt in för att rätta till identifierade brister i er efterlevnad av den svenska FSC standarden.</w:t>
-      </w:r>
-    </w:p>
-    <w:p>
-      <w:pPr>
-        <w:pStyle w:val="Heading1"/>
-      </w:pPr>
-      <w:r>
-        <w:t>Naturvårdsarter</w:t>
-      </w:r>
-    </w:p>
-    <w:p>
-      <w:r>
-        <w:t>I och inom 22 meter från avverkningsanmälan har följande 20 naturvårdsarter hittats: garnlav (VU, T), knottrig blåslav (NT, T), lunglav (NT, T), mörk kolflarnlav (NT), rosenticka (NT, T), ullticka (NT, T), björksplintborre (S), jättesvampmal (S), luddlav (S, T), norrlandslav (S, T), nästlav (S, T), skinnlav (S, T), spindelblomster (S, T, §8), stuplav (S, T), vedticka (S, T), järpe (T, §4), tjäder (T, §4), tofsmes (T, §4), kungsfågel (§4) och revlummer (§9). Av dessa är 6 rödlistade. För rödlistade arter har rödlistekategorin angivits inom parentes. Arter som är signalarter enligt Skogsstyrelsen har markerats med (S). Typiska arter inom Natura 2000 som är kopplade till skogsekosystem har markerats med (T). För fridlysta arter anges även paragrafen i Artskyddsförordningen som arten är fridlyst enligt.</w:t>
-      </w:r>
-    </w:p>
-    <w:p>
-      <w:r>
-        <w:t>De påträffade naturvårdsarterna är ett tydligt kvitto på att det rör sig om en skog med höga naturvärden.</w:t>
-      </w:r>
-      <w:r>
-        <w:t xml:space="preserve"> I Figur 1 visas fyndplatser för naturvårdsarter i området, som finns registrerade på Artportalen.</w:t>
+        <w:t>Detta klagomål behandlar höga naturvärden i avverkningsanmälan A 23674-2026 i Bergs kommun som inkom 2026-05-22 och omfattar 8,3 ha.</w:t>
       </w:r>
     </w:p>
     <w:p>
@@ -209,7 +178,7 @@
       <w:r>
         <w:drawing>
           <wp:inline xmlns:a="http://schemas.openxmlformats.org/drawingml/2006/main" xmlns:pic="http://schemas.openxmlformats.org/drawingml/2006/picture">
-            <wp:extent cx="5295117" cy="5688000"/>
+            <wp:extent cx="5328630" cy="5724000"/>
             <wp:docPr id="1" name="Picture 1"/>
             <wp:cNvGraphicFramePr>
               <a:graphicFrameLocks noChangeAspect="1"/>
@@ -230,7 +199,7 @@
                   <pic:spPr>
                     <a:xfrm>
                       <a:off x="0" y="0"/>
-                      <a:ext cx="5295117" cy="5688000"/>
+                      <a:ext cx="5328630" cy="5724000"/>
                     </a:xfrm>
                     <a:prstGeom prst="rect"/>
                   </pic:spPr>
@@ -247,7 +216,576 @@
         <w:spacing w:after="240"/>
       </w:pPr>
       <w:r>
-        <w:t>Figur 1. Fyndplatser för naturvårdsarter i och inom 22 meter från avverkningsanmälan (röd linje). Markörer utan svart kant är placerade på fyndplatsen. Markörer med svart kant är placerade vid sidan av fyndplatsen och har ett svart streck som visar fyndplatsens exakta position. Kartans mittpunktskoordinat är N 6950006, E 481276 i SWEREF 99 TM.</w:t>
+        <w:t>Figur 1. Fyndplatser för naturvårdsarter i och inom 22 meter från avverkningsanmälan. Markörer utan svart kant är placerade på fyndplatsen. Markörer med svart kant är placerade vid sidan av fyndplatsen har ett svart streck som visar fyndplatsens exakta position. Kartans mittpunktskoordinat är N 6950006, E 481276 i SWEREF 99 TM.</w:t>
+      </w:r>
+    </w:p>
+    <w:p>
+      <w:r>
+        <w:t>I och inom 22 meter från avverkningsanmälan finns fynd av 20 naturvårdsarter, varav 6 är rödlistade, 6 är fridlysta, 15 är typiska (T) och 9 är signalarter (S): garnlav (VU, T), knottrig blåslav (NT, T), lunglav (NT, T), mörk kolflarnlav (NT), rosenticka (NT, T), ullticka (NT, T), björksplintborre (S), jättesvampmal (S), luddlav (S, T), norrlandslav (S, T), nästlav (S, T), skinnlav (S, T), spindelblomster (S, T, §8), stuplav (S, T), vedticka (S, T), järpe (T, §4), tjäder (T, §4), tofsmes (T, §4), kungsfågel (§4) och revlummer (§9). Se Figur 1.</w:t>
+      </w:r>
+    </w:p>
+    <w:p>
+      <w:r>
+        <w:t>Nedan presenteras relevanta utdrag ur standarderna för FSC, Chain of Custody, Controlled Wood och PEFC.</w:t>
+      </w:r>
+    </w:p>
+    <w:p>
+      <w:r>
+        <w:t>Vi förväntar oss att ni återkommer med ett skriftligt svar på vårt klagomål och även beskriver vilka korrigerande åtgärder ni satt in för att rätta till identifierade brister i er efterlevnad av den svenska FSC standarden.</w:t>
+      </w:r>
+    </w:p>
+    <w:p>
+      <w:pPr>
+        <w:pStyle w:val="Heading1"/>
+      </w:pPr>
+      <w:r>
+        <w:t>Naturvårdsarter och fridlysta arter</w:t>
+      </w:r>
+    </w:p>
+    <w:p>
+      <w:r>
+        <w:t>Nedan följer beskrivningar av de naturvårdsarter och fridlysta arter som har sina livsmiljöer och växtplatser i den avverkningsanmälda skogen. Se även ytterligare artfakta i BILAGA 1. De påträffade naturvårdsarterna är ett tydligt kvitto på att det rör sig om en skog med höga naturvärden.</w:t>
+      </w:r>
+    </w:p>
+    <w:p>
+      <w:r>
+        <w:rPr>
+          <w:b/>
+        </w:rPr>
+        <w:t>Garnlav (VU)</w:t>
+      </w:r>
+      <w:r>
+        <w:t xml:space="preserve"> är en utpräglad barrskogsart som ibland kan drapera träden i norrländska grannaturskogar med hög luftfuktighet. Den förekommer även i talldominerade bestånd där den, förutom i trädens grenverk, påträffas hängande över ojämnheter i tallbarken. Arten har minskat starkt i södra och mellersta Sverige och den minskar även i sitt nordliga utbredningsområde. Minskningstakten uppgår till 30 (20–50) % inom 50 år och överstiger gränsvärdet för Sårbar (VU). Orsaken till tillbakagången beror främst på slutavverkningar av naturskogsartade skogar. Bestånd med riklig förekomst bör regelmässigt sparas, vilket även gynnar flera andra sällsynta och rödlistade arter. Garnlav är värdväxt för den mycket sällsynta och akut hotade fjärilen barrskogslavfly (CR) som hör hemma i boreala barrskogar med riklig förekomst av värdväxten. Tidigare kunde arten konstateras årligen på flera platser vid Dala-Floda i Dalarna innan lokalerna kalavverkades. Senaste fyndet i landet av barrskogslavfly är från år 2000 då den påträffades vid Högberget i Sollefteå kommun. Garnlav är typisk art för </w:t>
+      </w:r>
+      <w:r>
+        <w:rPr>
+          <w:i/>
+        </w:rPr>
+        <w:t xml:space="preserve">9010 Taiga </w:t>
+      </w:r>
+      <w:r>
+        <w:t>och</w:t>
+      </w:r>
+      <w:r>
+        <w:rPr>
+          <w:i/>
+        </w:rPr>
+        <w:t xml:space="preserve"> 9070 Trädklädd betesmark</w:t>
+      </w:r>
+      <w:r>
+        <w:t xml:space="preserve"> (SLU Artdatabanken, 2026).</w:t>
+      </w:r>
+    </w:p>
+    <w:p>
+      <w:r>
+        <w:rPr>
+          <w:b/>
+        </w:rPr>
+        <w:t>Knottrig blåslav (NT)</w:t>
+      </w:r>
+      <w:r>
+        <w:t xml:space="preserve"> har sin huvudutbredning i gamla granskogar i det övre barrskogsbältet mot fjällen. Den signalerar alltid höga naturvärden och växer i skogar med lång kontinuitet, mest i opåverkade naturskogsbestånd. Arten överlever inte en slutavverkning (inklusive hänsyn) och den finns idag enbart i kontinuitetsskog. Lavens fortsatta förekomst bör säkerställas genom att lokaler med äldre barrskog skyddas. Knottrig blåslav är typisk art för </w:t>
+      </w:r>
+      <w:r>
+        <w:rPr>
+          <w:i/>
+        </w:rPr>
+        <w:t xml:space="preserve">9010 Taiga </w:t>
+      </w:r>
+      <w:r>
+        <w:t>och</w:t>
+      </w:r>
+      <w:r>
+        <w:rPr>
+          <w:i/>
+        </w:rPr>
+        <w:t xml:space="preserve"> 9040 Fjällbjörkskog</w:t>
+      </w:r>
+    </w:p>
+    <w:p>
+      <w:r>
+        <w:t>(SLU Artdatabanken, 2024; Nitare &amp; Skogsstyrelsen, 2019).</w:t>
+      </w:r>
+    </w:p>
+    <w:p>
+      <w:r>
+        <w:rPr>
+          <w:b/>
+        </w:rPr>
+        <w:t>Lunglav (NT)</w:t>
+      </w:r>
+      <w:r>
+        <w:t xml:space="preserve"> är en av vårt lands främsta signalarter som överallt indikerar gamla lövträd, skogsbestånd med höga naturvärden och ekosystem med långskoglig kontinuitet. Lokalt kan förekomsten vara mycket riklig men den hittas nästan enbart i gamla och ej slutavverkade skogar. Artens samtliga förekomster bör uppmärksammas från naturvårdssynpunkt, då många lokaler även hyser andra ovanliga och rödlistade arter. Rikliga förekomster bör skyddas med biotopskydd, frivilliga avsättningar eller reservat. På lunglav kan de sällsynta lavparasiterna lunglavshårprick (CR), </w:t>
+      </w:r>
+      <w:r>
+        <w:rPr>
+          <w:i/>
+        </w:rPr>
+        <w:t>Abrothallus diederichii</w:t>
+      </w:r>
+      <w:r>
+        <w:t xml:space="preserve"> (VU), </w:t>
+      </w:r>
+      <w:r>
+        <w:rPr>
+          <w:i/>
+        </w:rPr>
+        <w:t>Abrothallus lobariae</w:t>
+      </w:r>
+      <w:r>
+        <w:t xml:space="preserve"> (VU), </w:t>
+      </w:r>
+      <w:r>
+        <w:rPr>
+          <w:i/>
+        </w:rPr>
+        <w:t>Calycina lobariae</w:t>
+      </w:r>
+      <w:r>
+        <w:t xml:space="preserve"> (VU), lunglavsknapp (VU) och skrovelmössing (VU) påträffas. Lunglav är typisk art för </w:t>
+      </w:r>
+      <w:r>
+        <w:rPr>
+          <w:i/>
+        </w:rPr>
+        <w:t>9010 Taiga, 9020 Nordlig ädellövskog, 9110 Näringsfattig bokskog, 9130 Näringsrik bokskog, 9160 Näringsrik ekskog, 9180 Ädellövskog i branter, 9190 Näringsfattig ekskog, 9070 Trädklädd betesmark, 9040 Fjällbjörkskog</w:t>
+      </w:r>
+      <w:r>
+        <w:t xml:space="preserve"> och</w:t>
+      </w:r>
+      <w:r>
+        <w:rPr>
+          <w:i/>
+        </w:rPr>
+        <w:t xml:space="preserve"> 6530 Lövängar</w:t>
+      </w:r>
+      <w:r>
+        <w:t xml:space="preserve"> (SLU Artdatabanken, 2026; Nitare &amp; Skogsstyrelsen, 2019).</w:t>
+      </w:r>
+    </w:p>
+    <w:p>
+      <w:r>
+        <w:rPr>
+          <w:b/>
+        </w:rPr>
+        <w:t>Mörk kolflarnlav (NT)</w:t>
+      </w:r>
+      <w:r>
+        <w:t xml:space="preserve"> är brandberoende och växer nästan uteslutande på kolad hård kärnved av tall. Arten förekommer främst i glesa, öppna tall- och blandbarrskogar av naturskogskaraktär och etableringen verkar ske sent efter brand, kanske först efter 100–300 år. Mörk kolflarnlav indikerar skog med höga naturvärden och vanligast är att den påträffas på rester av nedbrunna torrakor och högstubbar och lågstubbar som är så grova att hela innandömet är urbränt. Tall- och blandbarrskogar av naturskogskaraktär med spår av återkommande bränder hyser höga biologiska värden och bör skyddas (SLU Artdatabanken, 2024).</w:t>
+      </w:r>
+    </w:p>
+    <w:p>
+      <w:r>
+        <w:rPr>
+          <w:b/>
+        </w:rPr>
+        <w:t>Rosenticka (NT)</w:t>
+      </w:r>
+      <w:r>
+        <w:t xml:space="preserve">, rödlistad som nära hotad, ingår i en karaktäristisk association av vedsvampar som växer på gamla, grova granlågor i urskogsartade barrskogar. Den är placerad i toppen av Skogsstyrelsens värdepyramid för bedömning av skog med höga naturvärden och indikerar ett granskogsekosystem med långvarig kontinuitet av grova lågor. Artens beroende av grova granlågor innebär att alla skogsskötselåtgärder på eller i omedelbar närhet av lokalerna utgör ett hot på lång sikt. Det är angeläget att populationerna inte ytterligare glesas ut och ett tillräckligt antal områden där arten nu finns måste sparas för framtiden. Rosenticka är typisk art för </w:t>
+      </w:r>
+      <w:r>
+        <w:rPr>
+          <w:i/>
+        </w:rPr>
+        <w:t xml:space="preserve">9010 Taiga </w:t>
+      </w:r>
+      <w:r>
+        <w:t xml:space="preserve">och </w:t>
+      </w:r>
+      <w:r>
+        <w:rPr>
+          <w:i/>
+        </w:rPr>
+        <w:t>9050 Näringsrik granskog</w:t>
+      </w:r>
+      <w:r>
+        <w:t xml:space="preserve"> (Nitare &amp; Skogsstyrelsen, 2019; SLU Artdatabanken, 2024).</w:t>
+      </w:r>
+    </w:p>
+    <w:p>
+      <w:r>
+        <w:rPr>
+          <w:b/>
+        </w:rPr>
+        <w:t>Ullticka (NT)</w:t>
+      </w:r>
+      <w:r>
+        <w:t xml:space="preserve"> är knuten till restbestånd av barrnaturskog och förekommer med ett tydligt optimum i orörda eller måttligt påverkade gamla granskogar där det föreligger viss kontinuitet av grov död ved. Ullticka är en bra signalart inom hela sitt utbredningsområde och i södra Sverige är den sällsynt och en god signalart för skyddsvärda granskogsmiljöer. Den hotas av avverkning och fragmentering av naturskog och äldre granskog med lång trädkontinuitet. På ullticka kan ibland ulltickeporing (VU) påträffas - det är en sällsynt ticka som nyligen delats upp i de tre olika arterna ulltickeporing </w:t>
+      </w:r>
+      <w:r>
+        <w:rPr>
+          <w:i/>
+        </w:rPr>
+        <w:t xml:space="preserve">Skeletocutis brevispora </w:t>
+      </w:r>
+      <w:r>
+        <w:t>(VU)</w:t>
+      </w:r>
+      <w:r>
+        <w:rPr>
+          <w:i/>
+        </w:rPr>
+        <w:t>, Skeletocutis delicata</w:t>
+      </w:r>
+      <w:r>
+        <w:t xml:space="preserve"> (VU)</w:t>
+      </w:r>
+      <w:r>
+        <w:rPr>
+          <w:i/>
+        </w:rPr>
+        <w:t xml:space="preserve"> och Skeletocutis exilis</w:t>
+      </w:r>
+      <w:r>
+        <w:t xml:space="preserve"> (NT). Ullticka är typisk art för </w:t>
+      </w:r>
+      <w:r>
+        <w:rPr>
+          <w:i/>
+        </w:rPr>
+        <w:t xml:space="preserve">9010 Taiga, 9050 Näringsrik granskog </w:t>
+      </w:r>
+      <w:r>
+        <w:t xml:space="preserve">och </w:t>
+      </w:r>
+      <w:r>
+        <w:rPr>
+          <w:i/>
+        </w:rPr>
+        <w:t>9030 Landhöjningsskog</w:t>
+      </w:r>
+      <w:r>
+        <w:t xml:space="preserve"> (SLU Artdatabanken, 2026; Nitare &amp; Skogsstyrelsen, 2019; Miettinen &amp; Niemelä, 2018).</w:t>
+      </w:r>
+    </w:p>
+    <w:p>
+      <w:r>
+        <w:rPr>
+          <w:b/>
+        </w:rPr>
+        <w:t xml:space="preserve">Björksplintborre </w:t>
+      </w:r>
+      <w:r>
+        <w:t>är en skalbagge vars larvutveckling sker i bark på nyligen döda björkar, både stående träd och vindfällen. En prydlig rad med runda ventilationshål i barken ovanför modergången är synnerligen karaktäristiskt. Arten är knuten till lövrika blandskogar med en hög andel gamla träd, och starkt gynnad av naturliga störningar som torka, översvämningar, brand och stormfällningar. Talrika gnagspår kan tyda på biotoper med höga naturvärden, exempelvis för ovanliga hackspettar och andra, mer sällsynta vedinsekter. Larverna är omtyckt hackspettsföda (SLU Artdatabanken, 2025).</w:t>
+      </w:r>
+    </w:p>
+    <w:p>
+      <w:r>
+        <w:rPr>
+          <w:b/>
+        </w:rPr>
+        <w:t>Jättesvampmal</w:t>
+      </w:r>
+      <w:r>
+        <w:t xml:space="preserve"> är en fjäril som flyger i juli i mer eller mindre orörd gammal löv- eller blandskog, särskilt sådan med björk och bok. Larven lever i fnöskticka m.fl. tickor och kläckhålen och resterna av larvgångar i äldre fruktkroppar är lätta att känna igen och inventera. Arten hotas av avverkning av gamla, svampangripna lövträd samt bortforsling av döda lövträd, vindfällen och lågor. Gamla lövträd och naturbestånd med lövskog - särskilt björk och bok - bör sparas så långt möjligt och död ved lämnas kvar i skogen (SLU Artdatabanken, 2025).</w:t>
+      </w:r>
+    </w:p>
+    <w:p>
+      <w:r>
+        <w:rPr>
+          <w:b/>
+        </w:rPr>
+        <w:t>Luddlav</w:t>
+      </w:r>
+      <w:r>
+        <w:t xml:space="preserve"> signalerar lång skoglig kontinuitet med ett stabilt lokal- och mikroklimat med hög och jämn fuktighet. Luddlav är typisk art för </w:t>
+      </w:r>
+      <w:r>
+        <w:rPr>
+          <w:i/>
+        </w:rPr>
+        <w:t>9010 Taiga,</w:t>
+      </w:r>
+      <w:r>
+        <w:t xml:space="preserve"> </w:t>
+      </w:r>
+      <w:r>
+        <w:rPr>
+          <w:i/>
+        </w:rPr>
+        <w:t xml:space="preserve">9020 Nordlig ädellövskog, 9070 Trädklädd betesmark, 9110 Näringsfattig bokskog, 9180 Ädellövskog i branter </w:t>
+      </w:r>
+      <w:r>
+        <w:t>och</w:t>
+      </w:r>
+      <w:r>
+        <w:rPr>
+          <w:i/>
+        </w:rPr>
+        <w:t xml:space="preserve"> 9190 Näringsfattig ekskog </w:t>
+      </w:r>
+      <w:r>
+        <w:t>(Nitare &amp; Skogsstyrelsen, 2019; SLU Artdatabanken, 2025).</w:t>
+      </w:r>
+    </w:p>
+    <w:p>
+      <w:r>
+        <w:rPr>
+          <w:b/>
+        </w:rPr>
+        <w:t xml:space="preserve">Norrlandslav </w:t>
+      </w:r>
+      <w:r>
+        <w:t xml:space="preserve">indikerar söder om den naturliga norrlandsgränsen barrskogsbeklädda bergbranter eller andra ostörda skogsmiljöer med höga naturvärden. Norrlandslav är typisk art för </w:t>
+      </w:r>
+      <w:r>
+        <w:rPr>
+          <w:i/>
+        </w:rPr>
+        <w:t xml:space="preserve">9010 Taiga, 8110 Silikatrasmarker </w:t>
+      </w:r>
+      <w:r>
+        <w:t>och</w:t>
+      </w:r>
+      <w:r>
+        <w:rPr>
+          <w:i/>
+        </w:rPr>
+        <w:t xml:space="preserve"> 8120 Kalkrasmarker </w:t>
+      </w:r>
+      <w:r>
+        <w:t>(Nitare &amp; Skogsstyrelsen, 2000; SLU Artdatabanken, 2025).</w:t>
+      </w:r>
+    </w:p>
+    <w:p>
+      <w:r>
+        <w:rPr>
+          <w:b/>
+        </w:rPr>
+        <w:t>Nästlav</w:t>
+      </w:r>
+      <w:r>
+        <w:t xml:space="preserve"> indikerar söder om den naturliga norrlandsgränsen äldre barrskogsområden med höga naturvärden där andra ovanliga nordliga barrskogsarter kan påträffas. Nästlav är typisk art för </w:t>
+      </w:r>
+      <w:r>
+        <w:rPr>
+          <w:i/>
+        </w:rPr>
+        <w:t xml:space="preserve">9010 Taiga </w:t>
+      </w:r>
+      <w:r>
+        <w:t>(Nitare &amp; Skogsstyrelsen, 2019; SLU Artdatabanken, 2025).</w:t>
+      </w:r>
+    </w:p>
+    <w:p>
+      <w:r>
+        <w:rPr>
+          <w:b/>
+        </w:rPr>
+        <w:t xml:space="preserve">Skinnlav </w:t>
+      </w:r>
+      <w:r>
+        <w:t xml:space="preserve">förekommer på diverse lövträd, främst på gammal asp och sälg. Den påträffas främst i områden med lång kontinuitet av grova lövträd och signalerar skogsmark med höga naturvärden. På lokalerna förekommer som regel ett flertal andra ovanliga eller rödlistade lavar. I likhet med gelélavarna, etablerar sig skinnlaven i skogsmark på grova aspar i sena lövsuccessioner. Skinnlav är typisk art för </w:t>
+      </w:r>
+      <w:r>
+        <w:rPr>
+          <w:i/>
+        </w:rPr>
+        <w:t xml:space="preserve">9010 Taiga, 9020 Nordlig ädellövskog </w:t>
+      </w:r>
+      <w:r>
+        <w:t xml:space="preserve">och </w:t>
+      </w:r>
+      <w:r>
+        <w:rPr>
+          <w:i/>
+        </w:rPr>
+        <w:t xml:space="preserve">9070 Trädklädd betesmark </w:t>
+      </w:r>
+      <w:r>
+        <w:t>(Nitare &amp; Skogsstyrelsen, 2019; SLU Artdatabanken, 2025).</w:t>
+      </w:r>
+    </w:p>
+    <w:p>
+      <w:r>
+        <w:rPr>
+          <w:b/>
+        </w:rPr>
+        <w:t>Spindelblomster (§8)</w:t>
+      </w:r>
+      <w:r>
+        <w:t xml:space="preserve"> växer i äldre mossrik granskog eller barrblandskog, men även i fjällbjörkskog. Arten indikerar långvarig trädkontinuitet och hög luftfuktighet och är mycket känslig för uttorkning och markskador. Spindelblomster har i många trakter minskat starkt under senare tid på grund av slutavverkningar och skogsmarksdikning. Spindelblomster är typisk art för </w:t>
+      </w:r>
+      <w:r>
+        <w:rPr>
+          <w:i/>
+        </w:rPr>
+        <w:t xml:space="preserve">9010 Taiga, 9050 Näringsrik granskog </w:t>
+      </w:r>
+      <w:r>
+        <w:t>och</w:t>
+      </w:r>
+      <w:r>
+        <w:rPr>
+          <w:i/>
+        </w:rPr>
+        <w:t xml:space="preserve"> 9040 Fjällbjörkskog</w:t>
+      </w:r>
+      <w:r>
+        <w:t xml:space="preserve"> (Nitare &amp; Skogsstyrelsen, 2019; SLU Artdatabanken, 2025).</w:t>
+      </w:r>
+    </w:p>
+    <w:p>
+      <w:r>
+        <w:rPr>
+          <w:b/>
+        </w:rPr>
+        <w:t>Stuplav</w:t>
+      </w:r>
+      <w:r>
+        <w:t xml:space="preserve"> är en mycket bra signalart i hela sitt utbredningsområde och förekommer nästan enbart i skogsmiljöer med höga naturvärden. Den indikerar långvarig förekomst av gamla lövträd och miljöer med konstant hög luftfuktighet. I skogar med suboceaniskt klimat finns det en mycket sällsynt parasit, njurlavsknapp </w:t>
+      </w:r>
+      <w:r>
+        <w:rPr>
+          <w:i/>
+        </w:rPr>
+        <w:t>Pletocarpon nephromeum</w:t>
+      </w:r>
+      <w:r>
+        <w:t xml:space="preserve"> (EN), som växer på stuplav. Ytterligare tre sällsynta lavparasiter, </w:t>
+      </w:r>
+      <w:r>
+        <w:rPr>
+          <w:i/>
+        </w:rPr>
+        <w:t>Protounguicularia nephromatis</w:t>
+      </w:r>
+      <w:r>
+        <w:t xml:space="preserve"> (VU), </w:t>
+      </w:r>
+      <w:r>
+        <w:rPr>
+          <w:i/>
+        </w:rPr>
+        <w:t>Refractohilum galligenum</w:t>
+      </w:r>
+      <w:r>
+        <w:t xml:space="preserve"> (NT) och </w:t>
+      </w:r>
+      <w:r>
+        <w:rPr>
+          <w:i/>
+        </w:rPr>
+        <w:t>Roselliniella nephromatis</w:t>
+      </w:r>
+      <w:r>
+        <w:t xml:space="preserve"> (DD), kan också påträffas på stuplav. Stuplav är typisk art för </w:t>
+      </w:r>
+      <w:r>
+        <w:rPr>
+          <w:i/>
+        </w:rPr>
+        <w:t>9010 Taiga</w:t>
+      </w:r>
+      <w:r>
+        <w:t xml:space="preserve"> (SLU Artdatabanken, 2026; Nitare &amp; Skogsstyrelsen, 2019).</w:t>
+      </w:r>
+    </w:p>
+    <w:p>
+      <w:r>
+        <w:rPr>
+          <w:b/>
+        </w:rPr>
+        <w:t xml:space="preserve">Vedticka </w:t>
+      </w:r>
+      <w:r>
+        <w:t xml:space="preserve">är en bra signalart söder om den naturliga norrlandsgränsen. Den är huvudsakligen knuten till äldre barrskogar där det föreligger långvarig kontinuitet av död barrved. Vedticka är typisk art för </w:t>
+      </w:r>
+      <w:r>
+        <w:rPr>
+          <w:i/>
+        </w:rPr>
+        <w:t xml:space="preserve">9010 Taiga </w:t>
+      </w:r>
+      <w:r>
+        <w:t>(Nitare &amp; Skogsstyrelsen, 2019; SLU Artdatabanken, 2025).</w:t>
+      </w:r>
+    </w:p>
+    <w:p>
+      <w:r>
+        <w:rPr>
+          <w:b/>
+        </w:rPr>
+        <w:t>Järpe (§4)</w:t>
+      </w:r>
+      <w:r>
+        <w:t xml:space="preserve">, som är upptagen i bilaga 1 och 2 EU:s fågeldirektiv, är mycket stationär inom sitt revir som är minst 25 hektar stort. Livsmiljöerna utgörs av tät barrskog med inblandning av lövträd och en väl utvecklad flerskiktad struktur med bärris och yngre eller undertryckta, täta granar i ett lägre skikt, ofta utmed bäckar och åar inne i den skyddande granskogen. Den överlever inte om dess livsmiljö kalavverkas och är även känslig för röjning, gallring och avverkning där unga granar och lövträd inte sparas i tillräcklig omfattning. Arten finns i sammanhängande grandominerad skog över hela Sverige men förekomsterna är betydligt glesare i Götaland än i övriga landet. Järpe är typisk art för </w:t>
+      </w:r>
+      <w:r>
+        <w:rPr>
+          <w:i/>
+        </w:rPr>
+        <w:t xml:space="preserve">9010 Taiga, 9080 Lövsumpskog </w:t>
+      </w:r>
+      <w:r>
+        <w:t xml:space="preserve">och </w:t>
+      </w:r>
+      <w:r>
+        <w:rPr>
+          <w:i/>
+        </w:rPr>
+        <w:t xml:space="preserve">9740 Skogsbevuxen myr </w:t>
+      </w:r>
+      <w:r>
+        <w:t>(SLU Artdatabanken, 2026).</w:t>
+      </w:r>
+    </w:p>
+    <w:p>
+      <w:r>
+        <w:rPr>
+          <w:b/>
+        </w:rPr>
+        <w:t>Tjäder (§4)</w:t>
+      </w:r>
+      <w:r>
+        <w:t xml:space="preserve"> omfattas av bilaga 1 och 2 EU:s fågeldirektiv och är typisk art för </w:t>
+      </w:r>
+      <w:r>
+        <w:rPr>
+          <w:i/>
+        </w:rPr>
+        <w:t xml:space="preserve">9010 Taiga </w:t>
+      </w:r>
+      <w:r>
+        <w:t xml:space="preserve">och </w:t>
+      </w:r>
+      <w:r>
+        <w:rPr>
+          <w:i/>
+        </w:rPr>
+        <w:t>9740 Skogsbevuxen myr</w:t>
+      </w:r>
+      <w:r>
+        <w:t>. Tjädern är en utpräglad skogsfågel knuten till större sammanhängande barrskogsområden. Tupparna och hönorna utnyttjar till viss del olika miljöer, och habitatvalet varierar dessutom mellan olika delar av året. För att det ska finnas livskraftiga tjäderbestånd krävs funktionella skogslandskap med en blandning av uppvuxen, gles och luckig skog, täta sumpskogar, myrar och andra små våtmarker. Arten försvinner när skogen fragmenteras och den sammanlagda arealen hyggen och andra öppna områden blir för stor. Ett småskaligt och försiktigt virkesuttag genom hyggesfria metoder kan i vissa fall vara möjligt i området inom 200 m från lekcentrum. Längre ut från lekcentrum, inom 200–500 m bör den avverkade ytan inte överskrida 1 hektar för att undvika alltför stora och snabba förändringar (Skogsstyrelsen, 2019; SLU Artdatabanken, 2024).</w:t>
+      </w:r>
+    </w:p>
+    <w:p>
+      <w:r>
+        <w:rPr>
+          <w:b/>
+        </w:rPr>
+        <w:t>Tofsmes (§4)</w:t>
+      </w:r>
+      <w:r>
+        <w:t xml:space="preserve"> häckar i barr- och blandskog, främst i tallskog. Tofsmes är typisk art för </w:t>
+      </w:r>
+      <w:r>
+        <w:rPr>
+          <w:i/>
+        </w:rPr>
+        <w:t xml:space="preserve">9010 Taiga </w:t>
+      </w:r>
+      <w:r>
+        <w:t>(SLU Artdatabanken, 2025).</w:t>
+      </w:r>
+    </w:p>
+    <w:p>
+      <w:pPr>
+        <w:pStyle w:val="Heading1"/>
+      </w:pPr>
+      <w:r>
+        <w:t>Certifiering</w:t>
       </w:r>
     </w:p>
     <w:p>
@@ -255,26 +793,18 @@
         <w:pStyle w:val="Heading2"/>
       </w:pPr>
       <w:r>
-        <w:t>Fridlysta arter</w:t>
+        <w:t>Ur FSC-standarden</w:t>
       </w:r>
     </w:p>
     <w:p>
-      <w:r>
-        <w:t>Följande fridlysta arter har sina livsmiljöer och växtplatser i den avverkningsanmälda skogen: spindelblomster (S, T, §8), järpe (T, §4), tjäder (T, §4), tofsmes (T, §4), kungsfågel (§4) och revlummer (§9).</w:t>
-      </w:r>
-    </w:p>
-    <w:p>
-      <w:r>
-        <w:t xml:space="preserve">Observera att medlemsländerna är skyldiga att agera i enlighet med EU:s fågeldirektiv där det uttryckligen står att direktivet gäller för fåglar samt för deras ägg, bon och </w:t>
-      </w:r>
       <w:r>
         <w:rPr>
           <w:b/>
         </w:rPr>
-        <w:t xml:space="preserve">livsmiljöer </w:t>
-      </w:r>
-      <w:r>
-        <w:t>(artikel 1). Vidare att de åtgärder som vidtas inte får leda till en försämring av den nuvarande situationen beträffande bevarandet av de fågelarter som avses i artikel 1 (artikel 13). Fågeldirektivet är styrande för tillsynsansvariga myndigheters ärendehantering, ställningstaganden och beslutsfattande.</w:t>
+        <w:t xml:space="preserve">PRINCIP 1: LAGEFTERLEVNAD: </w:t>
+      </w:r>
+      <w:r>
+        <w:t>Certifikatsinnehavaren ska följa alla tillämpliga lagar, förordningar och nationellt ratificerade internationella avtal, konventioner och överenskommelser.</w:t>
       </w:r>
     </w:p>
     <w:p>
@@ -282,111 +812,81 @@
         <w:rPr>
           <w:b/>
         </w:rPr>
-        <w:t>Järpe (§4)</w:t>
-      </w:r>
-      <w:r>
-        <w:t xml:space="preserve">, som är upptagen i bilaga 1 och 2 EU:s fågeldirektiv, är mycket stationär inom sitt revir som är minst 25 hektar stort. Livsmiljöerna utgörs av tät barrskog med inblandning av lövträd och en väl utvecklad flerskiktad struktur med bärris och yngre eller undertryckta, täta granar i ett lägre skikt, ofta utmed bäckar och åar inne i den skyddande granskogen. Den överlever inte om dess livsmiljö kalavverkas och är även känslig för röjning, gallring och avverkning där unga granar och lövträd inte sparas i tillräcklig omfattning. Arten finns i sammanhängande grandominerad skog över hela Sverige men förekomsterna är betydligt glesare i Götaland än i övriga landet. Järpe är typisk art för </w:t>
+        <w:t xml:space="preserve">1.3.1 </w:t>
+      </w:r>
+      <w:r>
+        <w:t>Tillämpliga lagar och föreskrifter för brukandet av skogen följs.</w:t>
+      </w:r>
+    </w:p>
+    <w:p>
+      <w:pPr>
+        <w:pStyle w:val="ListBullet"/>
+      </w:pPr>
+      <w:r>
+        <w:rPr>
+          <w:b/>
+          <w:i/>
+        </w:rPr>
+        <w:t xml:space="preserve">Kommentar: </w:t>
+      </w:r>
+      <w:r>
+        <w:t>I den avverkningsanmälda skogen har fridlysta arter sina livsmiljöer och växtplatser. Att skada de fridlysta arternas livsmiljöer, växtplatser eller ekologiska funktion är inte tillåtet enligt artskyddsförordningen.</w:t>
       </w:r>
       <w:r>
         <w:rPr>
           <w:i/>
         </w:rPr>
-        <w:t xml:space="preserve">9010 Taiga, 9080 Lövsumpskog </w:t>
-      </w:r>
-      <w:r>
-        <w:t xml:space="preserve">och </w:t>
+        <w:t xml:space="preserve"> EU:s medlemsländer och skogsbolag är skyldiga att agera i enlighet med EU:s fågeldirektiv där det uttryckligen står att direktivet gäller för fåglar samt för deras ägg, bon och </w:t>
+      </w:r>
+      <w:r>
+        <w:rPr>
+          <w:b/>
+          <w:i/>
+        </w:rPr>
+        <w:t xml:space="preserve">livsmiljöer </w:t>
+      </w:r>
+      <w:r>
+        <w:t>(artikel 1). Vidare att de åtgärder som vidtas inte får leda till en försämring av den nuvarande situationen beträffande bevarandet av de fågelarter som avses i artikel 1 (artikel 13).</w:t>
+      </w:r>
+    </w:p>
+    <w:p>
+      <w:r>
+        <w:rPr>
+          <w:b/>
+        </w:rPr>
+        <w:t xml:space="preserve">6.4 </w:t>
+      </w:r>
+      <w:r>
+        <w:t>Certifikatsinnehavaren ska skydda sällsynta arter och hotade arter samt deras livsmiljöer inom skogsbruksenheten. Det ska ske genom avsättningar, andra skyddade områden och genom att skapa konnektivitet och/eller genom andra direkta åtgärder som gynnar dessa arters överlevnad och livskraft. Åtgärderna ska stå i förhållande till brukandets skala, intensitet och risk, samt till sällsynta och hotade arters bevarandestatus och ekologiska krav. Certifikatsinnehavaren ska beakta den geografiska spridningen och ekologiska krav hos sällsynta och hotade arter utanför skogsbruksenhetens gränser när beslut om åtgärder inom skogsbruksenheten ska fattas.</w:t>
+      </w:r>
+    </w:p>
+    <w:p>
+      <w:r>
+        <w:rPr>
+          <w:b/>
+        </w:rPr>
+        <w:t xml:space="preserve">6.4.3 </w:t>
+      </w:r>
+      <w:r>
+        <w:t>Bevarandeåtgärder genomförs för de kända förekomster av rödlistade arter som påverkas av skogsbruk.</w:t>
+      </w:r>
+    </w:p>
+    <w:p>
+      <w:pPr>
+        <w:pStyle w:val="ListBullet"/>
+      </w:pPr>
+      <w:r>
+        <w:rPr>
+          <w:b/>
+          <w:i/>
+        </w:rPr>
+        <w:t xml:space="preserve">Kommentar: </w:t>
       </w:r>
       <w:r>
         <w:rPr>
           <w:i/>
         </w:rPr>
-        <w:t xml:space="preserve">9740 Skogsbevuxen myr </w:t>
-      </w:r>
-      <w:r>
-        <w:t>(SLU Artdatabanken, 2026).</w:t>
-      </w:r>
-    </w:p>
-    <w:p>
-      <w:r>
-        <w:rPr>
-          <w:b/>
-        </w:rPr>
-        <w:t>Spindelblomster (§8)</w:t>
-      </w:r>
-      <w:r>
-        <w:t xml:space="preserve"> växer i äldre mossrik granskog eller barrblandskog, men även i fjällbjörkskog. Arten indikerar långvarig trädkontinuitet och hög luftfuktighet och är mycket känslig för uttorkning och markskador. Spindelblomster har i många trakter minskat starkt under senare tid på grund av slutavverkningar och skogsmarksdikning. Spindelblomster är typisk art för </w:t>
-      </w:r>
-      <w:r>
-        <w:rPr>
-          <w:i/>
-        </w:rPr>
-        <w:t xml:space="preserve">9010 Taiga, 9050 Näringsrik granskog </w:t>
-      </w:r>
-      <w:r>
-        <w:t>och</w:t>
-      </w:r>
-      <w:r>
-        <w:rPr>
-          <w:i/>
-        </w:rPr>
-        <w:t xml:space="preserve"> 9040 Fjällbjörkskog</w:t>
-      </w:r>
-      <w:r>
-        <w:t xml:space="preserve"> (Nitare &amp; Skogsstyrelsen, 2019; SLU Artdatabanken, 2025).</w:t>
-      </w:r>
-    </w:p>
-    <w:p>
-      <w:r>
-        <w:rPr>
-          <w:b/>
-        </w:rPr>
-        <w:t>Tjäder (§4)</w:t>
-      </w:r>
-      <w:r>
-        <w:t xml:space="preserve"> omfattas av bilaga 1 och 2 EU:s fågeldirektiv och är typisk art för </w:t>
-      </w:r>
-      <w:r>
-        <w:rPr>
-          <w:i/>
-        </w:rPr>
-        <w:t xml:space="preserve">9010 Taiga </w:t>
-      </w:r>
-      <w:r>
-        <w:t xml:space="preserve">och </w:t>
-      </w:r>
-      <w:r>
-        <w:rPr>
-          <w:i/>
-        </w:rPr>
-        <w:t>9740 Skogsbevuxen myr</w:t>
-      </w:r>
-      <w:r>
-        <w:t>. Tjädern är en utpräglad skogsfågel knuten till större sammanhängande barrskogsområden. Tupparna och hönorna utnyttjar till viss del olika miljöer, och habitatvalet varierar dessutom mellan olika delar av året. För att det ska finnas livskraftiga tjäderbestånd krävs funktionella skogslandskap med en blandning av uppvuxen, gles och luckig skog, täta sumpskogar, myrar och andra små våtmarker. Arten försvinner när skogen fragmenteras och den sammanlagda arealen hyggen och andra öppna områden blir för stor. Ett småskaligt och försiktigt virkesuttag genom hyggesfria metoder kan i vissa fall vara möjligt i området inom 200 m från lekcentrum. Längre ut från lekcentrum, inom 200–500 m bör den avverkade ytan inte överskrida 1 hektar för att undvika alltför stora och snabba förändringar (Skogsstyrelsen, 2019; SLU Artdatabanken, 2024).</w:t>
-      </w:r>
-    </w:p>
-    <w:p>
-      <w:r>
-        <w:rPr>
-          <w:b/>
-        </w:rPr>
-        <w:t>Tofsmes (§4)</w:t>
-      </w:r>
-      <w:r>
-        <w:t xml:space="preserve"> häckar i barr- och blandskog, främst i tallskog. Tofsmes är typisk art för </w:t>
-      </w:r>
-      <w:r>
-        <w:rPr>
-          <w:i/>
-        </w:rPr>
-        <w:t xml:space="preserve">9010 Taiga </w:t>
-      </w:r>
-      <w:r>
-        <w:t>(SLU Artdatabanken, 2025).</w:t>
-      </w:r>
-    </w:p>
-    <w:p>
-      <w:r>
-        <w:t>I BILAGA 1 finns mer detaljerad information om ekologi samt krav på livsmiljö hos fridlysta arter.</w:t>
+        <w:t>I det avverkningsanmälda skogsområdet har 20 naturvårdsarter varav 6 rödlistade arter sina livsmiljöer och växtplatser.</w:t>
       </w:r>
     </w:p>
     <w:p>
@@ -394,7 +894,7 @@
         <w:pStyle w:val="Heading2"/>
       </w:pPr>
       <w:r>
-        <w:t>Övriga naturvårdsarter</w:t>
+        <w:t>Ur Chain of Custody Certification (FSC-STD-40-004 ver 3.0)</w:t>
       </w:r>
     </w:p>
     <w:p>
@@ -402,425 +902,144 @@
         <w:rPr>
           <w:b/>
         </w:rPr>
-        <w:t xml:space="preserve">Björksplintborre </w:t>
-      </w:r>
-      <w:r>
-        <w:t>är en skalbagge vars larvutveckling sker i bark på nyligen döda björkar, både stående träd och vindfällen. En prydlig rad med runda ventilationshål i barken ovanför modergången är synnerligen karaktäristiskt. Arten är knuten till lövrika blandskogar med en hög andel gamla träd, och starkt gynnad av naturliga störningar som torka, översvämningar, brand och stormfällningar. Talrika gnagspår kan tyda på biotoper med höga naturvärden, exempelvis för ovanliga hackspettar och andra, mer sällsynta vedinsekter. Larverna är omtyckt hackspettsföda (SLU Artdatabanken, 2025).</w:t>
+        <w:t xml:space="preserve">1.3 </w:t>
+      </w:r>
+      <w:r>
+        <w:t xml:space="preserve">The organization shall commit to the FSC values as defined in FSC-POL-01-004 Policy for the Association of Organizations with FSC. </w:t>
       </w:r>
     </w:p>
     <w:p>
+      <w:pPr>
+        <w:pStyle w:val="Heading2"/>
+      </w:pPr>
+      <w:r>
+        <w:t>Ur FSC:s policy för associerade organisationer (FSC-POL-01-004)</w:t>
+      </w:r>
+    </w:p>
+    <w:p>
+      <w:r>
+        <w:t xml:space="preserve">Som “Chain of Custody”-certifierad organisation är skogsbolaget bunden av de fastställda reglerna i Del 1 Punkt 1 c) i Policy för organisationer associerade med FSC (FSC-POL-01-004 V2-0 EN + SVE version 2012-03-02): </w:t>
+      </w:r>
+    </w:p>
+    <w:p>
+      <w:pPr>
+        <w:pStyle w:val="ListNumber"/>
+      </w:pPr>
+      <w:r>
+        <w:t>De organisationer FSC kan acceptera association med får inte direkt eller indirekt ha några kopplingar till nedanstående, oacceptabla aktiviteter:</w:t>
+      </w:r>
+    </w:p>
+    <w:p>
+      <w:pPr>
+        <w:ind w:left="357"/>
+      </w:pPr>
+      <w:r>
+        <w:t>a) Olaglig skogsavverkning och handel med olagligt avverkat virke eller skogsprodukter</w:t>
+      </w:r>
+    </w:p>
+    <w:p>
+      <w:pPr>
+        <w:ind w:left="357"/>
+      </w:pPr>
+      <w:r>
+        <w:t>...</w:t>
+      </w:r>
+    </w:p>
+    <w:p>
+      <w:pPr>
+        <w:ind w:left="357"/>
+      </w:pPr>
+      <w:r>
+        <w:t>c) Skogsbruk som förstör höga naturvärden</w:t>
+      </w:r>
+    </w:p>
+    <w:p>
+      <w:pPr>
+        <w:ind w:left="357"/>
+      </w:pPr>
+      <w:r>
+        <w:t>d) Betydande omvandling av skog till plantager eller annan, icke skoglig, markanvändning</w:t>
+      </w:r>
+    </w:p>
+    <w:p>
+      <w:pPr>
+        <w:pStyle w:val="ListBullet"/>
+      </w:pPr>
       <w:r>
         <w:rPr>
           <w:b/>
+          <w:i/>
         </w:rPr>
-        <w:t>Garnlav (VU)</w:t>
-      </w:r>
-      <w:r>
-        <w:t xml:space="preserve"> är en utpräglad barrskogsart som ibland kan drapera träden i norrländska grannaturskogar med hög luftfuktighet. Den förekommer även i talldominerade bestånd där den, förutom i trädens grenverk, påträffas hängande över ojämnheter i tallbarken. Arten har minskat starkt i södra och mellersta Sverige och den minskar även i sitt nordliga utbredningsområde. Minskningstakten uppgår till 30 (20–50) % inom 50 år och överstiger gränsvärdet för Sårbar (VU). Orsaken till tillbakagången beror främst på slutavverkningar av naturskogsartade skogar. Bestånd med riklig förekomst bör regelmässigt sparas, vilket även gynnar flera andra sällsynta och rödlistade arter. Garnlav är värdväxt för den mycket sällsynta och akut hotade fjärilen barrskogslavfly (CR) som hör hemma i boreala barrskogar med riklig förekomst av värdväxten. Tidigare kunde arten konstateras årligen på flera platser vid Dala-Floda i Dalarna innan lokalerna kalavverkades. Senaste fyndet i landet av barrskogslavfly är från år 2000 då den påträffades vid Högberget i Sollefteå kommun. Garnlav är typisk art för </w:t>
+        <w:t xml:space="preserve">Kommentar: </w:t>
       </w:r>
       <w:r>
         <w:rPr>
           <w:i/>
         </w:rPr>
-        <w:t xml:space="preserve">9010 Taiga </w:t>
-      </w:r>
-      <w:r>
-        <w:t>och</w:t>
+        <w:t>Avverkning av skog med höga naturvärden samt skada på fridlysta arter strider både mot FSC Controlled Wood-standarden och FSC:s policy for associerade organisationer.</w:t>
+      </w:r>
+    </w:p>
+    <w:p>
+      <w:pPr>
+        <w:pStyle w:val="Heading2"/>
+      </w:pPr>
+      <w:r>
+        <w:t>Ur FSC Controlled Wood (FSC-STD-40-005)</w:t>
+      </w:r>
+    </w:p>
+    <w:p>
+      <w:r>
+        <w:t>Virke som inte accepteras i FSC-märkta produkter (oacceptabelt ursprung) enligt FSC Controlled Wood (FSC-STD-40-005):</w:t>
+      </w:r>
+    </w:p>
+    <w:p>
+      <w:pPr>
+        <w:pStyle w:val="ListNumber"/>
+      </w:pPr>
+      <w:r>
+        <w:t>Illegalt avverkat virke.</w:t>
+      </w:r>
+    </w:p>
+    <w:p>
+      <w:pPr>
+        <w:pStyle w:val="ListNumber"/>
+      </w:pPr>
+      <w:r>
+        <w:t>...</w:t>
+      </w:r>
+    </w:p>
+    <w:p>
+      <w:pPr>
+        <w:pStyle w:val="ListNumber"/>
+      </w:pPr>
+      <w:r>
+        <w:t>Virke från avverkningar som hotar höga naturvärden.</w:t>
+      </w:r>
+    </w:p>
+    <w:p>
+      <w:pPr>
+        <w:pStyle w:val="ListNumber"/>
+      </w:pPr>
+      <w:r>
+        <w:t>Virke från skog som konverteras till plantager eller icke-skogligt bruk.</w:t>
+      </w:r>
+    </w:p>
+    <w:p>
+      <w:pPr>
+        <w:pStyle w:val="ListBullet"/>
+      </w:pPr>
+      <w:r>
+        <w:rPr>
+          <w:b/>
+          <w:i/>
+        </w:rPr>
+        <w:t xml:space="preserve">Kommentar: </w:t>
       </w:r>
       <w:r>
         <w:rPr>
           <w:i/>
         </w:rPr>
-        <w:t xml:space="preserve"> 9070 Trädklädd betesmark</w:t>
-      </w:r>
-      <w:r>
-        <w:t xml:space="preserve"> (SLU Artdatabanken, 2026).</w:t>
-      </w:r>
-    </w:p>
-    <w:p>
-      <w:r>
-        <w:rPr>
-          <w:b/>
-        </w:rPr>
-        <w:t>Jättesvampmal</w:t>
-      </w:r>
-      <w:r>
-        <w:t xml:space="preserve"> är en fjäril som flyger i juli i mer eller mindre orörd gammal löv- eller blandskog, särskilt sådan med björk och bok. Larven lever i fnöskticka m.fl. tickor och kläckhålen och resterna av larvgångar i äldre fruktkroppar är lätta att känna igen och inventera. Arten hotas av avverkning av gamla, svampangripna lövträd samt bortforsling av döda lövträd, vindfällen och lågor. Gamla lövträd och naturbestånd med lövskog - särskilt björk och bok - bör sparas så långt möjligt och död ved lämnas kvar i skogen (SLU Artdatabanken, 2025).</w:t>
-      </w:r>
-    </w:p>
-    <w:p>
-      <w:r>
-        <w:rPr>
-          <w:b/>
-        </w:rPr>
-        <w:t>Knottrig blåslav (NT)</w:t>
-      </w:r>
-      <w:r>
-        <w:t xml:space="preserve"> har sin huvudutbredning i gamla granskogar i det övre barrskogsbältet mot fjällen. Den signalerar alltid höga naturvärden och växer i skogar med lång kontinuitet, mest i opåverkade naturskogsbestånd. Arten överlever inte en slutavverkning (inklusive hänsyn) och den finns idag enbart i kontinuitetsskog. Lavens fortsatta förekomst bör säkerställas genom att lokaler med äldre barrskog skyddas. Knottrig blåslav är typisk art för </w:t>
-      </w:r>
-      <w:r>
-        <w:rPr>
-          <w:i/>
-        </w:rPr>
-        <w:t xml:space="preserve">9010 Taiga </w:t>
-      </w:r>
-      <w:r>
-        <w:t>och</w:t>
-      </w:r>
-      <w:r>
-        <w:rPr>
-          <w:i/>
-        </w:rPr>
-        <w:t xml:space="preserve"> 9040 Fjällbjörkskog</w:t>
-      </w:r>
-    </w:p>
-    <w:p>
-      <w:r>
-        <w:t>(SLU Artdatabanken, 2024; Nitare &amp; Skogsstyrelsen, 2019).</w:t>
-      </w:r>
-    </w:p>
-    <w:p>
-      <w:r>
-        <w:rPr>
-          <w:b/>
-        </w:rPr>
-        <w:t>Luddlav</w:t>
-      </w:r>
-      <w:r>
-        <w:t xml:space="preserve"> signalerar lång skoglig kontinuitet med ett stabilt lokal- och mikroklimat med hög och jämn fuktighet. Luddlav är typisk art för </w:t>
-      </w:r>
-      <w:r>
-        <w:rPr>
-          <w:i/>
-        </w:rPr>
-        <w:t>9010 Taiga,</w:t>
-      </w:r>
-      <w:r>
-        <w:t xml:space="preserve"> </w:t>
-      </w:r>
-      <w:r>
-        <w:rPr>
-          <w:i/>
-        </w:rPr>
-        <w:t xml:space="preserve">9020 Nordlig ädellövskog, 9070 Trädklädd betesmark, 9110 Näringsfattig bokskog, 9180 Ädellövskog i branter </w:t>
-      </w:r>
-      <w:r>
-        <w:t>och</w:t>
-      </w:r>
-      <w:r>
-        <w:rPr>
-          <w:i/>
-        </w:rPr>
-        <w:t xml:space="preserve"> 9190 Näringsfattig ekskog </w:t>
-      </w:r>
-      <w:r>
-        <w:t>(Nitare &amp; Skogsstyrelsen, 2019; SLU Artdatabanken, 2025).</w:t>
-      </w:r>
-    </w:p>
-    <w:p>
-      <w:r>
-        <w:rPr>
-          <w:b/>
-        </w:rPr>
-        <w:t>Lunglav (NT)</w:t>
-      </w:r>
-      <w:r>
-        <w:t xml:space="preserve"> är en av vårt lands främsta signalarter som överallt indikerar gamla lövträd, skogsbestånd med höga naturvärden och ekosystem med långskoglig kontinuitet. Lokalt kan förekomsten vara mycket riklig men den hittas nästan enbart i gamla och ej slutavverkade skogar. Artens samtliga förekomster bör uppmärksammas från naturvårdssynpunkt, då många lokaler även hyser andra ovanliga och rödlistade arter. Rikliga förekomster bör skyddas med biotopskydd, frivilliga avsättningar eller reservat. På lunglav kan de sällsynta lavparasiterna lunglavshårprick (CR), </w:t>
-      </w:r>
-      <w:r>
-        <w:rPr>
-          <w:i/>
-        </w:rPr>
-        <w:t>Abrothallus diederichii</w:t>
-      </w:r>
-      <w:r>
-        <w:t xml:space="preserve"> (VU), </w:t>
-      </w:r>
-      <w:r>
-        <w:rPr>
-          <w:i/>
-        </w:rPr>
-        <w:t>Abrothallus lobariae</w:t>
-      </w:r>
-      <w:r>
-        <w:t xml:space="preserve"> (VU), </w:t>
-      </w:r>
-      <w:r>
-        <w:rPr>
-          <w:i/>
-        </w:rPr>
-        <w:t>Calycina lobariae</w:t>
-      </w:r>
-      <w:r>
-        <w:t xml:space="preserve"> (VU), lunglavsknapp (VU) och skrovelmössing (VU) påträffas. Lunglav är typisk art för </w:t>
-      </w:r>
-      <w:r>
-        <w:rPr>
-          <w:i/>
-        </w:rPr>
-        <w:t>9010 Taiga, 9020 Nordlig ädellövskog, 9110 Näringsfattig bokskog, 9130 Näringsrik bokskog, 9160 Näringsrik ekskog, 9180 Ädellövskog i branter, 9190 Näringsfattig ekskog, 9070 Trädklädd betesmark, 9040 Fjällbjörkskog</w:t>
-      </w:r>
-      <w:r>
-        <w:t xml:space="preserve"> och</w:t>
-      </w:r>
-      <w:r>
-        <w:rPr>
-          <w:i/>
-        </w:rPr>
-        <w:t xml:space="preserve"> 6530 Lövängar</w:t>
-      </w:r>
-      <w:r>
-        <w:t xml:space="preserve"> (SLU Artdatabanken, 2026; Nitare &amp; Skogsstyrelsen, 2019).</w:t>
-      </w:r>
-    </w:p>
-    <w:p>
-      <w:r>
-        <w:rPr>
-          <w:b/>
-        </w:rPr>
-        <w:t>Mörk kolflarnlav (NT)</w:t>
-      </w:r>
-      <w:r>
-        <w:t xml:space="preserve"> är brandberoende och växer nästan uteslutande på kolad hård kärnved av tall. Arten förekommer främst i glesa, öppna tall- och blandbarrskogar av naturskogskaraktär och etableringen verkar ske sent efter brand, kanske först efter 100–300 år. Mörk kolflarnlav indikerar skog med höga naturvärden och vanligast är att den påträffas på rester av nedbrunna torrakor och högstubbar och lågstubbar som är så grova att hela innandömet är urbränt. Tall- och blandbarrskogar av naturskogskaraktär med spår av återkommande bränder hyser höga biologiska värden och bör skyddas (SLU Artdatabanken, 2024).</w:t>
-      </w:r>
-    </w:p>
-    <w:p>
-      <w:r>
-        <w:rPr>
-          <w:b/>
-        </w:rPr>
-        <w:t xml:space="preserve">Norrlandslav </w:t>
-      </w:r>
-      <w:r>
-        <w:t xml:space="preserve">indikerar söder om den naturliga norrlandsgränsen barrskogsbeklädda bergbranter eller andra ostörda skogsmiljöer med höga naturvärden. Norrlandslav är typisk art för </w:t>
-      </w:r>
-      <w:r>
-        <w:rPr>
-          <w:i/>
-        </w:rPr>
-        <w:t xml:space="preserve">9010 Taiga, 8110 Silikatrasmarker </w:t>
-      </w:r>
-      <w:r>
-        <w:t>och</w:t>
-      </w:r>
-      <w:r>
-        <w:rPr>
-          <w:i/>
-        </w:rPr>
-        <w:t xml:space="preserve"> 8120 Kalkrasmarker </w:t>
-      </w:r>
-      <w:r>
-        <w:t>(Nitare &amp; Skogsstyrelsen, 2000; SLU Artdatabanken, 2025).</w:t>
-      </w:r>
-    </w:p>
-    <w:p>
-      <w:r>
-        <w:rPr>
-          <w:b/>
-        </w:rPr>
-        <w:t>Nästlav</w:t>
-      </w:r>
-      <w:r>
-        <w:t xml:space="preserve"> indikerar söder om den naturliga norrlandsgränsen äldre barrskogsområden med höga naturvärden där andra ovanliga nordliga barrskogsarter kan påträffas. Nästlav är typisk art för </w:t>
-      </w:r>
-      <w:r>
-        <w:rPr>
-          <w:i/>
-        </w:rPr>
-        <w:t xml:space="preserve">9010 Taiga </w:t>
-      </w:r>
-      <w:r>
-        <w:t>(Nitare &amp; Skogsstyrelsen, 2019; SLU Artdatabanken, 2025).</w:t>
-      </w:r>
-    </w:p>
-    <w:p>
-      <w:r>
-        <w:rPr>
-          <w:b/>
-        </w:rPr>
-        <w:t>Rosenticka (NT)</w:t>
-      </w:r>
-      <w:r>
-        <w:t xml:space="preserve">, rödlistad som nära hotad, ingår i en karaktäristisk association av vedsvampar som växer på gamla, grova granlågor i urskogsartade barrskogar. Den är placerad i toppen av Skogsstyrelsens värdepyramid för bedömning av skog med höga naturvärden och indikerar ett granskogsekosystem med långvarig kontinuitet av grova lågor. Artens beroende av grova granlågor innebär att alla skogsskötselåtgärder på eller i omedelbar närhet av lokalerna utgör ett hot på lång sikt. Det är angeläget att populationerna inte ytterligare glesas ut och ett tillräckligt antal områden där arten nu finns måste sparas för framtiden. Rosenticka är typisk art för </w:t>
-      </w:r>
-      <w:r>
-        <w:rPr>
-          <w:i/>
-        </w:rPr>
-        <w:t xml:space="preserve">9010 Taiga </w:t>
-      </w:r>
-      <w:r>
-        <w:t xml:space="preserve">och </w:t>
-      </w:r>
-      <w:r>
-        <w:rPr>
-          <w:i/>
-        </w:rPr>
-        <w:t>9050 Näringsrik granskog</w:t>
-      </w:r>
-      <w:r>
-        <w:t xml:space="preserve"> (Nitare &amp; Skogsstyrelsen, 2019; SLU Artdatabanken, 2024).</w:t>
-      </w:r>
-    </w:p>
-    <w:p>
-      <w:r>
-        <w:rPr>
-          <w:b/>
-        </w:rPr>
-        <w:t xml:space="preserve">Skinnlav </w:t>
-      </w:r>
-      <w:r>
-        <w:t xml:space="preserve">förekommer på diverse lövträd, främst på gammal asp och sälg. Den påträffas främst i områden med lång kontinuitet av grova lövträd och signalerar skogsmark med höga naturvärden. På lokalerna förekommer som regel ett flertal andra ovanliga eller rödlistade lavar. I likhet med gelélavarna, etablerar sig skinnlaven i skogsmark på grova aspar i sena lövsuccessioner. Skinnlav är typisk art för </w:t>
-      </w:r>
-      <w:r>
-        <w:rPr>
-          <w:i/>
-        </w:rPr>
-        <w:t xml:space="preserve">9010 Taiga, 9020 Nordlig ädellövskog </w:t>
-      </w:r>
-      <w:r>
-        <w:t xml:space="preserve">och </w:t>
-      </w:r>
-      <w:r>
-        <w:rPr>
-          <w:i/>
-        </w:rPr>
-        <w:t xml:space="preserve">9070 Trädklädd betesmark </w:t>
-      </w:r>
-      <w:r>
-        <w:t>(Nitare &amp; Skogsstyrelsen, 2019; SLU Artdatabanken, 2025).</w:t>
-      </w:r>
-    </w:p>
-    <w:p>
-      <w:r>
-        <w:rPr>
-          <w:b/>
-        </w:rPr>
-        <w:t>Stuplav</w:t>
-      </w:r>
-      <w:r>
-        <w:t xml:space="preserve"> är en mycket bra signalart i hela sitt utbredningsområde och förekommer nästan enbart i skogsmiljöer med höga naturvärden. Den indikerar långvarig förekomst av gamla lövträd och miljöer med konstant hög luftfuktighet. I skogar med suboceaniskt klimat finns det en mycket sällsynt parasit, njurlavsknapp </w:t>
-      </w:r>
-      <w:r>
-        <w:rPr>
-          <w:i/>
-        </w:rPr>
-        <w:t>Pletocarpon nephromeum</w:t>
-      </w:r>
-      <w:r>
-        <w:t xml:space="preserve"> (EN), som växer på stuplav. Ytterligare tre sällsynta lavparasiter, </w:t>
-      </w:r>
-      <w:r>
-        <w:rPr>
-          <w:i/>
-        </w:rPr>
-        <w:t>Protounguicularia nephromatis</w:t>
-      </w:r>
-      <w:r>
-        <w:t xml:space="preserve"> (VU), </w:t>
-      </w:r>
-      <w:r>
-        <w:rPr>
-          <w:i/>
-        </w:rPr>
-        <w:t>Refractohilum galligenum</w:t>
-      </w:r>
-      <w:r>
-        <w:t xml:space="preserve"> (NT) och </w:t>
-      </w:r>
-      <w:r>
-        <w:rPr>
-          <w:i/>
-        </w:rPr>
-        <w:t>Roselliniella nephromatis</w:t>
-      </w:r>
-      <w:r>
-        <w:t xml:space="preserve"> (DD), kan också påträffas på stuplav. Stuplav är typisk art för </w:t>
-      </w:r>
-      <w:r>
-        <w:rPr>
-          <w:i/>
-        </w:rPr>
-        <w:t>9010 Taiga</w:t>
-      </w:r>
-      <w:r>
-        <w:t xml:space="preserve"> (SLU Artdatabanken, 2026; Nitare &amp; Skogsstyrelsen, 2019).</w:t>
-      </w:r>
-    </w:p>
-    <w:p>
-      <w:r>
-        <w:rPr>
-          <w:b/>
-        </w:rPr>
-        <w:t>Ullticka (NT)</w:t>
-      </w:r>
-      <w:r>
-        <w:t xml:space="preserve"> är knuten till restbestånd av barrnaturskog och förekommer med ett tydligt optimum i orörda eller måttligt påverkade gamla granskogar där det föreligger viss kontinuitet av grov död ved. Ullticka är en bra signalart inom hela sitt utbredningsområde och i södra Sverige är den sällsynt och en god signalart för skyddsvärda granskogsmiljöer. Den hotas av avverkning och fragmentering av naturskog och äldre granskog med lång trädkontinuitet. På ullticka kan ibland ulltickeporing (VU) påträffas - det är en sällsynt ticka som nyligen delats upp i de tre olika arterna ulltickeporing </w:t>
-      </w:r>
-      <w:r>
-        <w:rPr>
-          <w:i/>
-        </w:rPr>
-        <w:t xml:space="preserve">Skeletocutis brevispora </w:t>
-      </w:r>
-      <w:r>
-        <w:t>(VU)</w:t>
-      </w:r>
-      <w:r>
-        <w:rPr>
-          <w:i/>
-        </w:rPr>
-        <w:t>, Skeletocutis delicata</w:t>
-      </w:r>
-      <w:r>
-        <w:t xml:space="preserve"> (VU)</w:t>
-      </w:r>
-      <w:r>
-        <w:rPr>
-          <w:i/>
-        </w:rPr>
-        <w:t xml:space="preserve"> och Skeletocutis exilis</w:t>
-      </w:r>
-      <w:r>
-        <w:t xml:space="preserve"> (NT). Ullticka är typisk art för </w:t>
-      </w:r>
-      <w:r>
-        <w:rPr>
-          <w:i/>
-        </w:rPr>
-        <w:t xml:space="preserve">9010 Taiga, 9050 Näringsrik granskog </w:t>
-      </w:r>
-      <w:r>
-        <w:t xml:space="preserve">och </w:t>
-      </w:r>
-      <w:r>
-        <w:rPr>
-          <w:i/>
-        </w:rPr>
-        <w:t>9030 Landhöjningsskog</w:t>
-      </w:r>
-      <w:r>
-        <w:t xml:space="preserve"> (SLU Artdatabanken, 2026; Nitare &amp; Skogsstyrelsen, 2019; Miettinen &amp; Niemelä, 2018).</w:t>
-      </w:r>
-    </w:p>
-    <w:p>
-      <w:r>
-        <w:rPr>
-          <w:b/>
-        </w:rPr>
-        <w:t xml:space="preserve">Vedticka </w:t>
-      </w:r>
-      <w:r>
-        <w:t xml:space="preserve">är en bra signalart söder om den naturliga norrlandsgränsen. Den är huvudsakligen knuten till äldre barrskogar där det föreligger långvarig kontinuitet av död barrved. Vedticka är typisk art för </w:t>
-      </w:r>
-      <w:r>
-        <w:rPr>
-          <w:i/>
-        </w:rPr>
-        <w:t xml:space="preserve">9010 Taiga </w:t>
-      </w:r>
-      <w:r>
-        <w:t>(Nitare &amp; Skogsstyrelsen, 2019; SLU Artdatabanken, 2025).</w:t>
+        <w:t>Avverkning av skog med höga naturvärden samt skada på fridlysta arter strider både mot FSC Controlled Wood-standarden och FSC:s policy for associerade organisationer.</w:t>
       </w:r>
     </w:p>
     <w:p>
@@ -828,7 +1047,108 @@
         <w:pStyle w:val="Heading1"/>
       </w:pPr>
       <w:r>
-        <w:t>Certifiering</w:t>
+        <w:t>Ur PEFC-standarden gällande lagefterlevnad</w:t>
+      </w:r>
+    </w:p>
+    <w:p>
+      <w:r>
+        <w:t>PEFC-standarden förutsätter att tillämplig svensk lagstiftning följs. Det är utsedd tillsynsmyndighet som ansvarar för tillsyn av lagens efterlevnad. PEFC-standarden återger innehållet i vissa certifieringskritiska lag- och föreskriftskrav vilka ska ingå i granskning av PEFC-systemets efterlevnad.</w:t>
+      </w:r>
+    </w:p>
+    <w:p>
+      <w:pPr>
+        <w:pStyle w:val="ListBullet"/>
+      </w:pPr>
+      <w:r>
+        <w:rPr>
+          <w:b/>
+          <w:i/>
+        </w:rPr>
+        <w:t xml:space="preserve">Kommentar: </w:t>
+      </w:r>
+      <w:r>
+        <w:rPr>
+          <w:i/>
+        </w:rPr>
+        <w:t>I den avverkningsanmälda skogen har fridlysta arter sina livsmiljöer och växtplatser. Att skada de fridlysta arternas livsmiljöer, växtplatser eller ekologiska funktion är inte tillåtet enligt artskyddsförordningen</w:t>
+      </w:r>
+    </w:p>
+    <w:p>
+      <w:r>
+        <w:br w:type="page"/>
+      </w:r>
+    </w:p>
+    <w:p>
+      <w:pPr>
+        <w:pStyle w:val="Title"/>
+      </w:pPr>
+      <w:r>
+        <w:t>BILAGA 1 –</w:t>
+        <w:br/>
+        <w:t>Fridlysta och rödlistade arter</w:t>
+      </w:r>
+    </w:p>
+    <w:p>
+      <w:pPr>
+        <w:pStyle w:val="Heading1"/>
+      </w:pPr>
+      <w:r>
+        <w:t>Lunglav – ekologi samt krav på livsmiljön</w:t>
+      </w:r>
+    </w:p>
+    <w:p>
+      <w:r>
+        <w:t xml:space="preserve">Lunglav (NT) är en av vårt lands främsta signalarter som överallt indikerar gamla lövträd, skogsbestånd med höga naturvärden och ekosystem med lång skoglig kontinuitet. Lokalt kan förekomsten vara mycket riklig men den hittas nästan enbart i gamla och ej slutavverkade skogar. Artens samtliga förekomster bör uppmärksammas från naturvårdssynpunkt, då många lokaler även hyser andra ovanliga och rödlistade arter, däribland de sällsynta lavparasiterna lunglavshårprick (CR), </w:t>
+      </w:r>
+      <w:r>
+        <w:rPr>
+          <w:i/>
+        </w:rPr>
+        <w:t>Abrothallus diederichii</w:t>
+      </w:r>
+      <w:r>
+        <w:t xml:space="preserve"> (VU), </w:t>
+      </w:r>
+      <w:r>
+        <w:rPr>
+          <w:i/>
+        </w:rPr>
+        <w:t>Abrothallus lobariae</w:t>
+      </w:r>
+      <w:r>
+        <w:t xml:space="preserve"> (VU), </w:t>
+      </w:r>
+      <w:r>
+        <w:rPr>
+          <w:i/>
+        </w:rPr>
+        <w:t>Calycina lobariae</w:t>
+      </w:r>
+      <w:r>
+        <w:t xml:space="preserve"> (VU), lunglavsknapp (VU) och skrovelmössing (VU), som växer på lunglav. Rikliga förekomster med lunglav bör skyddas med biotopskydd, frivilliga avsättningar eller reservat (SLU Artdatabanken, 2026; Nitare &amp; Skogsstyrelsen, 2019).</w:t>
+      </w:r>
+    </w:p>
+    <w:p>
+      <w:r>
+        <w:t xml:space="preserve">Lunglav är typisk art för </w:t>
+      </w:r>
+      <w:r>
+        <w:rPr>
+          <w:i/>
+        </w:rPr>
+        <w:t>9010 Taiga, 9020 Nordlig ädellövskog, 9110 Näringsfattig bokskog, 9130 Näringsrik bokskog, 9160 Näringsrik ekskog, 9180 Ädellövskog i branter, 9190 Näringsfattig ekskog, 9070 Trädklädd betesmark, 9040 Fjällbjörkskog</w:t>
+      </w:r>
+      <w:r>
+        <w:t xml:space="preserve"> och</w:t>
+      </w:r>
+      <w:r>
+        <w:rPr>
+          <w:i/>
+        </w:rPr>
+        <w:t xml:space="preserve"> 6530 Lövängar</w:t>
+      </w:r>
+      <w:r>
+        <w:t xml:space="preserve"> (SLU Artdatabanken, 2026).</w:t>
       </w:r>
     </w:p>
     <w:p>
@@ -836,100 +1156,71 @@
         <w:pStyle w:val="Heading2"/>
       </w:pPr>
       <w:r>
-        <w:t>Ur FSC-standarden</w:t>
+        <w:t>Referenser – lunglav</w:t>
       </w:r>
     </w:p>
     <w:p>
       <w:r>
+        <w:t xml:space="preserve">Nitare, J. och Skogsstyrelsen, 2019. </w:t>
+      </w:r>
+      <w:r>
         <w:rPr>
-          <w:b/>
+          <w:i/>
         </w:rPr>
-        <w:t xml:space="preserve">PRINCIP 1: LAGEFTERLEVNAD: </w:t>
-      </w:r>
-      <w:r>
-        <w:t>Certifikatsinnehavaren ska följa alla tillämpliga lagar, förordningar och nationellt ratificerade internationella avtal, konventioner och överenskommelser.</w:t>
+        <w:t xml:space="preserve">Skyddsvärd skog – Naturvårdsarter och andra kriterier för naturvärdesbedömning. </w:t>
+      </w:r>
+      <w:r>
+        <w:t>Skogsstyrelsen.</w:t>
       </w:r>
     </w:p>
     <w:p>
       <w:r>
+        <w:t xml:space="preserve">SLU Artdatabanken, 2026. </w:t>
+      </w:r>
+      <w:r>
         <w:rPr>
-          <w:b/>
+          <w:i/>
         </w:rPr>
-        <w:t xml:space="preserve">1.3.1 </w:t>
-      </w:r>
-      <w:r>
-        <w:t>Tillämpliga lagar och föreskrifter för brukandet av skogen följs.</w:t>
+        <w:t xml:space="preserve">Artfaktablad. Naturvård – artfakta. </w:t>
+      </w:r>
+      <w:r>
+        <w:t>SLU Artdatabanken, Uppsala.</w:t>
       </w:r>
     </w:p>
     <w:p>
       <w:pPr>
-        <w:pStyle w:val="ListBullet"/>
+        <w:pStyle w:val="Heading1"/>
       </w:pPr>
       <w:r>
-        <w:rPr>
-          <w:b/>
-          <w:i/>
-        </w:rPr>
-        <w:t xml:space="preserve">Kommentar: </w:t>
-      </w:r>
-      <w:r>
-        <w:t>I den avverkningsanmälda skogen har fridlysta arter sina livsmiljöer och växtplatser. Att skada de fridlysta arternas livsmiljöer, växtplatser eller ekologiska funktion är inte tillåtet enligt artskyddsförordningen.</w:t>
+        <w:t>Järpe – ekologi samt krav på livsmiljön</w:t>
+      </w:r>
+    </w:p>
+    <w:p>
+      <w:r>
+        <w:t>Järpe är fridlyst enligt 4§ artskyddsförordningen och upptagen i bilaga 1 och 2 EU:s fågeldirektiv. Den finns i sammanhängande grandominerad skog över hela Sverige men förekomsterna är betydligt glesare i Götaland än i övriga landet. Järpen har sina livsmiljöer i tät barrskog med inblandning av lövträd och en väl utvecklad flerskiktad struktur med bärris och yngre eller undertryckta, täta granar i ett lägre skikt, ofta utmed bäckar och åar inne i den skyddande granskogen (SLU Artdatabanken, 2026).</w:t>
+      </w:r>
+    </w:p>
+    <w:p>
+      <w:r>
+        <w:t xml:space="preserve">Arten behöver lämpliga skogsbestånd om sammanlagt minst 25 hektar. Den är mycket stationär inom sitt revir och när ett par etablerat sig stannar de så länge miljön är intakt. Den undviker öppen mark och förﬂyttar sig sällan över större öppna myrar eller åkermark, och är därför känslig för fragmentering. Järpen överlever inte om dess livsmiljö kalavverkas och är även känslig för röjning, gallring och avverkning där unga granar och lövträd inte sparas i tillräcklig omfattning.  Järpe är typisk art för </w:t>
       </w:r>
       <w:r>
         <w:rPr>
           <w:i/>
         </w:rPr>
-        <w:t xml:space="preserve"> EU:s medlemsländer och skogsbolag är skyldiga att agera i enlighet med EU:s fågeldirektiv där det uttryckligen står att direktivet gäller för fåglar samt för deras ägg, bon och </w:t>
-      </w:r>
-      <w:r>
-        <w:rPr>
-          <w:b/>
-          <w:i/>
-        </w:rPr>
-        <w:t xml:space="preserve">livsmiljöer </w:t>
-      </w:r>
-      <w:r>
-        <w:t>(artikel 1). Vidare att de åtgärder som vidtas inte får leda till en försämring av den nuvarande situationen beträffande bevarandet av de fågelarter som avses i artikel 1 (artikel 13).</w:t>
-      </w:r>
-    </w:p>
-    <w:p>
-      <w:r>
-        <w:rPr>
-          <w:b/>
-        </w:rPr>
-        <w:t xml:space="preserve">6.4 </w:t>
-      </w:r>
-      <w:r>
-        <w:t>Certifikatsinnehavaren ska skydda sällsynta arter och hotade arter samt deras livsmiljöer inom skogsbruksenheten. Det ska ske genom avsättningar, andra skyddade områden och genom att skapa konnektivitet och/eller genom andra direkta åtgärder som gynnar dessa arters överlevnad och livskraft. Åtgärderna ska stå i förhållande till brukandets skala, intensitet och risk, samt till sällsynta och hotade arters bevarandestatus och ekologiska krav. Certifikatsinnehavaren ska beakta den geografiska spridningen och ekologiska krav hos sällsynta och hotade arter utanför skogsbruksenhetens gränser när beslut om åtgärder inom skogsbruksenheten ska fattas.</w:t>
-      </w:r>
-    </w:p>
-    <w:p>
-      <w:r>
-        <w:rPr>
-          <w:b/>
-        </w:rPr>
-        <w:t xml:space="preserve">6.4.3 </w:t>
-      </w:r>
-      <w:r>
-        <w:t>Bevarandeåtgärder genomförs för de kända förekomster av rödlistade arter som påverkas av skogsbruk.</w:t>
-      </w:r>
-    </w:p>
-    <w:p>
-      <w:pPr>
-        <w:pStyle w:val="ListBullet"/>
-      </w:pPr>
-      <w:r>
-        <w:rPr>
-          <w:b/>
-          <w:i/>
-        </w:rPr>
-        <w:t xml:space="preserve">Kommentar: </w:t>
+        <w:t>9010 Taiga, 9740 Skogsbevuxen myr</w:t>
+      </w:r>
+      <w:r>
+        <w:t xml:space="preserve"> och </w:t>
       </w:r>
       <w:r>
         <w:rPr>
           <w:i/>
         </w:rPr>
-        <w:t>I det avverkningsanmälda skogsområdet har 20 naturvårdsarter varav 6 rödlistade arter sina livsmiljöer och växtplatser.</w:t>
+        <w:t>9080 Lövsumpskog</w:t>
+      </w:r>
+      <w:r>
+        <w:t xml:space="preserve"> (SLU Artdatabanken, 2026).</w:t>
       </w:r>
     </w:p>
     <w:p>
@@ -937,241 +1228,6 @@
         <w:pStyle w:val="Heading2"/>
       </w:pPr>
       <w:r>
-        <w:t>Ur Chain of Custody Certification (FSC-STD-40-004 ver 3.0)</w:t>
-      </w:r>
-    </w:p>
-    <w:p>
-      <w:r>
-        <w:rPr>
-          <w:b/>
-        </w:rPr>
-        <w:t xml:space="preserve">1.3 </w:t>
-      </w:r>
-      <w:r>
-        <w:t xml:space="preserve">The organization shall commit to the FSC values as defined in FSC-POL-01-004 Policy for the Association of Organizations with FSC. </w:t>
-      </w:r>
-    </w:p>
-    <w:p>
-      <w:pPr>
-        <w:pStyle w:val="Heading2"/>
-      </w:pPr>
-      <w:r>
-        <w:t>Ur FSC:s policy för associerade organisationer (FSC-POL-01-004)</w:t>
-      </w:r>
-    </w:p>
-    <w:p>
-      <w:r>
-        <w:t xml:space="preserve">Som “Chain of Custody”-certifierad organisation är skogsbolaget bunden av de fastställda reglerna i Del 1 Punkt 1 c) i Policy för organisationer associerade med FSC (FSC-POL-01-004 V2-0 EN + SVE version 2012-03-02): </w:t>
-      </w:r>
-    </w:p>
-    <w:p>
-      <w:pPr>
-        <w:pStyle w:val="ListNumber"/>
-      </w:pPr>
-      <w:r>
-        <w:t>De organisationer FSC kan acceptera association med får inte direkt eller indirekt ha några kopplingar till nedanstående, oacceptabla aktiviteter:</w:t>
-      </w:r>
-    </w:p>
-    <w:p>
-      <w:pPr>
-        <w:ind w:left="357"/>
-      </w:pPr>
-      <w:r>
-        <w:t>a) Olaglig skogsavverkning och handel med olagligt avverkat virke eller skogsprodukter</w:t>
-      </w:r>
-    </w:p>
-    <w:p>
-      <w:pPr>
-        <w:ind w:left="357"/>
-      </w:pPr>
-      <w:r>
-        <w:t>...</w:t>
-      </w:r>
-    </w:p>
-    <w:p>
-      <w:pPr>
-        <w:ind w:left="357"/>
-      </w:pPr>
-      <w:r>
-        <w:t>c) Skogsbruk som förstör höga naturvärden</w:t>
-      </w:r>
-    </w:p>
-    <w:p>
-      <w:pPr>
-        <w:ind w:left="357"/>
-      </w:pPr>
-      <w:r>
-        <w:t>d) Betydande omvandling av skog till plantager eller annan, icke skoglig, markanvändning</w:t>
-      </w:r>
-    </w:p>
-    <w:p>
-      <w:pPr>
-        <w:pStyle w:val="ListBullet"/>
-      </w:pPr>
-      <w:r>
-        <w:rPr>
-          <w:b/>
-          <w:i/>
-        </w:rPr>
-        <w:t xml:space="preserve">Kommentar: </w:t>
-      </w:r>
-      <w:r>
-        <w:rPr>
-          <w:i/>
-        </w:rPr>
-        <w:t>Avverkning av skog med höga naturvärden samt skada på fridlysta arter strider både mot FSC Controlled Wood-standarden och FSC:s policy for associerade organisationer.</w:t>
-      </w:r>
-    </w:p>
-    <w:p>
-      <w:pPr>
-        <w:pStyle w:val="Heading2"/>
-      </w:pPr>
-      <w:r>
-        <w:t>Ur FSC Controlled Wood (FSC-STD-40-005)</w:t>
-      </w:r>
-    </w:p>
-    <w:p>
-      <w:r>
-        <w:t>Virke som inte accepteras i FSC-märkta produkter (oacceptabelt ursprung) enligt FSC Controlled Wood (FSC-STD-40-005):</w:t>
-      </w:r>
-    </w:p>
-    <w:p>
-      <w:pPr>
-        <w:pStyle w:val="ListNumber"/>
-      </w:pPr>
-      <w:r>
-        <w:t>Illegalt avverkat virke.</w:t>
-      </w:r>
-    </w:p>
-    <w:p>
-      <w:pPr>
-        <w:pStyle w:val="ListNumber"/>
-      </w:pPr>
-      <w:r>
-        <w:t>...</w:t>
-      </w:r>
-    </w:p>
-    <w:p>
-      <w:pPr>
-        <w:pStyle w:val="ListNumber"/>
-      </w:pPr>
-      <w:r>
-        <w:t>Virke från avverkningar som hotar höga naturvärden.</w:t>
-      </w:r>
-    </w:p>
-    <w:p>
-      <w:pPr>
-        <w:pStyle w:val="ListNumber"/>
-      </w:pPr>
-      <w:r>
-        <w:t>Virke från skog som konverteras till plantager eller icke-skogligt bruk.</w:t>
-      </w:r>
-    </w:p>
-    <w:p>
-      <w:pPr>
-        <w:pStyle w:val="ListBullet"/>
-      </w:pPr>
-      <w:r>
-        <w:rPr>
-          <w:b/>
-          <w:i/>
-        </w:rPr>
-        <w:t xml:space="preserve">Kommentar: </w:t>
-      </w:r>
-      <w:r>
-        <w:rPr>
-          <w:i/>
-        </w:rPr>
-        <w:t>Avverkning av skog med höga naturvärden samt skada på fridlysta arter strider både mot FSC Controlled Wood-standarden och FSC:s policy for associerade organisationer.</w:t>
-      </w:r>
-    </w:p>
-    <w:p>
-      <w:pPr>
-        <w:pStyle w:val="Heading1"/>
-      </w:pPr>
-      <w:r>
-        <w:t>Ur PEFC-standarden gällande lagefterlevnad</w:t>
-      </w:r>
-    </w:p>
-    <w:p>
-      <w:r>
-        <w:t>PEFC-standarden förutsätter att tillämplig svensk lagstiftning följs. Det är utsedd tillsynsmyndighet som ansvarar för tillsyn av lagens efterlevnad. PEFC-standarden återger innehållet i vissa certifieringskritiska lag- och föreskriftskrav vilka ska ingå i granskning av PEFC-systemets efterlevnad.</w:t>
-      </w:r>
-    </w:p>
-    <w:p>
-      <w:pPr>
-        <w:pStyle w:val="ListBullet"/>
-      </w:pPr>
-      <w:r>
-        <w:rPr>
-          <w:b/>
-          <w:i/>
-        </w:rPr>
-        <w:t xml:space="preserve">Kommentar: </w:t>
-      </w:r>
-      <w:r>
-        <w:rPr>
-          <w:i/>
-        </w:rPr>
-        <w:t>I den avverkningsanmälda skogen har fridlysta arter sina livsmiljöer och växtplatser. Att skada de fridlysta arternas livsmiljöer, växtplatser eller ekologiska funktion är inte tillåtet enligt artskyddsförordningen</w:t>
-      </w:r>
-    </w:p>
-    <w:p>
-      <w:r>
-        <w:br w:type="page"/>
-      </w:r>
-    </w:p>
-    <w:p>
-      <w:pPr>
-        <w:pStyle w:val="Title"/>
-      </w:pPr>
-      <w:r>
-        <w:t>BILAGA 1 –</w:t>
-        <w:br/>
-        <w:t>Fridlysta och rödlistade arter</w:t>
-      </w:r>
-    </w:p>
-    <w:p>
-      <w:pPr>
-        <w:pStyle w:val="Heading1"/>
-      </w:pPr>
-      <w:r>
-        <w:t>Järpe – ekologi samt krav på livsmiljön</w:t>
-      </w:r>
-    </w:p>
-    <w:p>
-      <w:r>
-        <w:t>Järpe är fridlyst enligt 4§ artskyddsförordningen och upptagen i bilaga 1 och 2 EU:s fågeldirektiv. Den finns i sammanhängande grandominerad skog över hela Sverige men förekomsterna är betydligt glesare i Götaland än i övriga landet. Järpen har sina livsmiljöer i tät barrskog med inblandning av lövträd och en väl utvecklad flerskiktad struktur med bärris och yngre eller undertryckta, täta granar i ett lägre skikt, ofta utmed bäckar och åar inne i den skyddande granskogen (SLU Artdatabanken, 2026).</w:t>
-      </w:r>
-    </w:p>
-    <w:p>
-      <w:r>
-        <w:t xml:space="preserve">Arten behöver lämpliga skogsbestånd om sammanlagt minst 25 hektar. Den är mycket stationär inom sitt revir och när ett par etablerat sig stannar de så länge miljön är intakt. Den undviker öppen mark och förﬂyttar sig sällan över större öppna myrar eller åkermark, och är därför känslig för fragmentering. Järpen överlever inte om dess livsmiljö kalavverkas och är även känslig för röjning, gallring och avverkning där unga granar och lövträd inte sparas i tillräcklig omfattning.  Järpe är typisk art för </w:t>
-      </w:r>
-      <w:r>
-        <w:rPr>
-          <w:i/>
-        </w:rPr>
-        <w:t>9010 Taiga, 9740 Skogsbevuxen myr</w:t>
-      </w:r>
-      <w:r>
-        <w:t xml:space="preserve"> och </w:t>
-      </w:r>
-      <w:r>
-        <w:rPr>
-          <w:i/>
-        </w:rPr>
-        <w:t>9080 Lövsumpskog</w:t>
-      </w:r>
-      <w:r>
-        <w:t xml:space="preserve"> (SLU Artdatabanken, 2026).</w:t>
-      </w:r>
-    </w:p>
-    <w:p>
-      <w:pPr>
-        <w:pStyle w:val="Heading2"/>
-      </w:pPr>
-      <w:r>
         <w:t>Referenser – järpe</w:t>
       </w:r>
     </w:p>
@@ -1187,105 +1243,6 @@
       </w:r>
       <w:r>
         <w:t>SLU Artdatabanken, Uppsala</w:t>
-      </w:r>
-    </w:p>
-    <w:p>
-      <w:pPr>
-        <w:pStyle w:val="Heading1"/>
-      </w:pPr>
-      <w:r>
-        <w:t>Lunglav – ekologi samt krav på livsmiljön</w:t>
-      </w:r>
-    </w:p>
-    <w:p>
-      <w:r>
-        <w:t xml:space="preserve">Lunglav (NT) är en av vårt lands främsta signalarter som överallt indikerar gamla lövträd, skogsbestånd med höga naturvärden och ekosystem med lång skoglig kontinuitet. Lokalt kan förekomsten vara mycket riklig men den hittas nästan enbart i gamla och ej slutavverkade skogar. Artens samtliga förekomster bör uppmärksammas från naturvårdssynpunkt, då många lokaler även hyser andra ovanliga och rödlistade arter, däribland de sällsynta lavparasiterna lunglavshårprick (CR), </w:t>
-      </w:r>
-      <w:r>
-        <w:rPr>
-          <w:i/>
-        </w:rPr>
-        <w:t>Abrothallus diederichii</w:t>
-      </w:r>
-      <w:r>
-        <w:t xml:space="preserve"> (VU), </w:t>
-      </w:r>
-      <w:r>
-        <w:rPr>
-          <w:i/>
-        </w:rPr>
-        <w:t>Abrothallus lobariae</w:t>
-      </w:r>
-      <w:r>
-        <w:t xml:space="preserve"> (VU), </w:t>
-      </w:r>
-      <w:r>
-        <w:rPr>
-          <w:i/>
-        </w:rPr>
-        <w:t>Calycina lobariae</w:t>
-      </w:r>
-      <w:r>
-        <w:t xml:space="preserve"> (VU), lunglavsknapp (VU) och skrovelmössing (VU), som växer på lunglav. Rikliga förekomster med lunglav bör skyddas med biotopskydd, frivilliga avsättningar eller reservat (SLU Artdatabanken, 2026; Nitare &amp; Skogsstyrelsen, 2019).</w:t>
-      </w:r>
-    </w:p>
-    <w:p>
-      <w:r>
-        <w:t xml:space="preserve">Lunglav är typisk art för </w:t>
-      </w:r>
-      <w:r>
-        <w:rPr>
-          <w:i/>
-        </w:rPr>
-        <w:t>9010 Taiga, 9020 Nordlig ädellövskog, 9110 Näringsfattig bokskog, 9130 Näringsrik bokskog, 9160 Näringsrik ekskog, 9180 Ädellövskog i branter, 9190 Näringsfattig ekskog, 9070 Trädklädd betesmark, 9040 Fjällbjörkskog</w:t>
-      </w:r>
-      <w:r>
-        <w:t xml:space="preserve"> och</w:t>
-      </w:r>
-      <w:r>
-        <w:rPr>
-          <w:i/>
-        </w:rPr>
-        <w:t xml:space="preserve"> 6530 Lövängar</w:t>
-      </w:r>
-      <w:r>
-        <w:t xml:space="preserve"> (SLU Artdatabanken, 2026).</w:t>
-      </w:r>
-    </w:p>
-    <w:p>
-      <w:pPr>
-        <w:pStyle w:val="Heading2"/>
-      </w:pPr>
-      <w:r>
-        <w:t>Referenser – lunglav</w:t>
-      </w:r>
-    </w:p>
-    <w:p>
-      <w:r>
-        <w:t xml:space="preserve">Nitare, J. och Skogsstyrelsen, 2019. </w:t>
-      </w:r>
-      <w:r>
-        <w:rPr>
-          <w:i/>
-        </w:rPr>
-        <w:t xml:space="preserve">Skyddsvärd skog – Naturvårdsarter och andra kriterier för naturvärdesbedömning. </w:t>
-      </w:r>
-      <w:r>
-        <w:t>Skogsstyrelsen.</w:t>
-      </w:r>
-    </w:p>
-    <w:p>
-      <w:r>
-        <w:t xml:space="preserve">SLU Artdatabanken, 2026. </w:t>
-      </w:r>
-      <w:r>
-        <w:rPr>
-          <w:i/>
-        </w:rPr>
-        <w:t xml:space="preserve">Artfaktablad. Naturvård – artfakta. </w:t>
-      </w:r>
-      <w:r>
-        <w:t>SLU Artdatabanken, Uppsala.</w:t>
       </w:r>
     </w:p>
     <w:p>
@@ -1485,7 +1442,7 @@
     <w:r>
       <w:tab/>
       <w:tab/>
-      <w:t>2026-06-20</w:t>
+      <w:t>2026-06-21</w:t>
       <w:br/>
       <w:br/>
     </w:r>

--- a/klagomål/A 23674-2026 FSC-klagomål.docx
+++ b/klagomål/A 23674-2026 FSC-klagomål.docx
@@ -1442,7 +1442,7 @@
     <w:r>
       <w:tab/>
       <w:tab/>
-      <w:t>2026-06-21</w:t>
+      <w:t>2026-06-22</w:t>
       <w:br/>
       <w:br/>
     </w:r>

--- a/klagomål/A 23674-2026 FSC-klagomål.docx
+++ b/klagomål/A 23674-2026 FSC-klagomål.docx
@@ -1442,7 +1442,7 @@
     <w:r>
       <w:tab/>
       <w:tab/>
-      <w:t>2026-06-22</w:t>
+      <w:t>2026-06-23</w:t>
       <w:br/>
       <w:br/>
     </w:r>

--- a/klagomål/A 23674-2026 FSC-klagomål.docx
+++ b/klagomål/A 23674-2026 FSC-klagomål.docx
@@ -1442,7 +1442,7 @@
     <w:r>
       <w:tab/>
       <w:tab/>
-      <w:t>2026-06-23</w:t>
+      <w:t>2026-06-24</w:t>
       <w:br/>
       <w:br/>
     </w:r>

--- a/klagomål/A 23674-2026 FSC-klagomål.docx
+++ b/klagomål/A 23674-2026 FSC-klagomål.docx
@@ -1442,7 +1442,7 @@
     <w:r>
       <w:tab/>
       <w:tab/>
-      <w:t>2026-06-24</w:t>
+      <w:t>2026-06-25</w:t>
       <w:br/>
       <w:br/>
     </w:r>

--- a/klagomål/A 23674-2026 FSC-klagomål.docx
+++ b/klagomål/A 23674-2026 FSC-klagomål.docx
@@ -1442,7 +1442,7 @@
     <w:r>
       <w:tab/>
       <w:tab/>
-      <w:t>2026-06-25</w:t>
+      <w:t>2026-06-26</w:t>
       <w:br/>
       <w:br/>
     </w:r>

--- a/klagomål/A 23674-2026 FSC-klagomål.docx
+++ b/klagomål/A 23674-2026 FSC-klagomål.docx
@@ -1442,7 +1442,7 @@
     <w:r>
       <w:tab/>
       <w:tab/>
-      <w:t>2026-06-26</w:t>
+      <w:t>2026-06-27</w:t>
       <w:br/>
       <w:br/>
     </w:r>

--- a/klagomål/A 23674-2026 FSC-klagomål.docx
+++ b/klagomål/A 23674-2026 FSC-klagomål.docx
@@ -1442,7 +1442,7 @@
     <w:r>
       <w:tab/>
       <w:tab/>
-      <w:t>2026-06-27</w:t>
+      <w:t>2026-06-28</w:t>
       <w:br/>
       <w:br/>
     </w:r>

--- a/klagomål/A 23674-2026 FSC-klagomål.docx
+++ b/klagomål/A 23674-2026 FSC-klagomål.docx
@@ -1442,7 +1442,7 @@
     <w:r>
       <w:tab/>
       <w:tab/>
-      <w:t>2026-06-28</w:t>
+      <w:t>2026-06-29</w:t>
       <w:br/>
       <w:br/>
     </w:r>

--- a/klagomål/A 23674-2026 FSC-klagomål.docx
+++ b/klagomål/A 23674-2026 FSC-klagomål.docx
@@ -1442,7 +1442,7 @@
     <w:r>
       <w:tab/>
       <w:tab/>
-      <w:t>2026-06-29</w:t>
+      <w:t>2026-06-30</w:t>
       <w:br/>
       <w:br/>
     </w:r>

--- a/klagomål/A 23674-2026 FSC-klagomål.docx
+++ b/klagomål/A 23674-2026 FSC-klagomål.docx
@@ -1442,7 +1442,7 @@
     <w:r>
       <w:tab/>
       <w:tab/>
-      <w:t>2026-06-30</w:t>
+      <w:t>2026-07-01</w:t>
       <w:br/>
       <w:br/>
     </w:r>

--- a/klagomål/A 23674-2026 FSC-klagomål.docx
+++ b/klagomål/A 23674-2026 FSC-klagomål.docx
@@ -1442,7 +1442,7 @@
     <w:r>
       <w:tab/>
       <w:tab/>
-      <w:t>2026-07-01</w:t>
+      <w:t>2026-07-02</w:t>
       <w:br/>
       <w:br/>
     </w:r>

--- a/klagomål/A 23674-2026 FSC-klagomål.docx
+++ b/klagomål/A 23674-2026 FSC-klagomål.docx
@@ -1442,7 +1442,7 @@
     <w:r>
       <w:tab/>
       <w:tab/>
-      <w:t>2026-07-13</w:t>
+      <w:t>2026-07-14</w:t>
       <w:br/>
       <w:br/>
     </w:r>

--- a/klagomål/A 23674-2026 FSC-klagomål.docx
+++ b/klagomål/A 23674-2026 FSC-klagomål.docx
@@ -1442,7 +1442,7 @@
     <w:r>
       <w:tab/>
       <w:tab/>
-      <w:t>2026-07-14</w:t>
+      <w:t>2026-07-15</w:t>
       <w:br/>
       <w:br/>
     </w:r>

--- a/klagomål/A 23674-2026 FSC-klagomål.docx
+++ b/klagomål/A 23674-2026 FSC-klagomål.docx
@@ -1442,7 +1442,7 @@
     <w:r>
       <w:tab/>
       <w:tab/>
-      <w:t>2026-07-15</w:t>
+      <w:t>2026-07-16</w:t>
       <w:br/>
       <w:br/>
     </w:r>

--- a/klagomål/A 23674-2026 FSC-klagomål.docx
+++ b/klagomål/A 23674-2026 FSC-klagomål.docx
@@ -1442,7 +1442,7 @@
     <w:r>
       <w:tab/>
       <w:tab/>
-      <w:t>2026-07-16</w:t>
+      <w:t>2026-07-17</w:t>
       <w:br/>
       <w:br/>
     </w:r>

--- a/klagomål/A 23674-2026 FSC-klagomål.docx
+++ b/klagomål/A 23674-2026 FSC-klagomål.docx
@@ -1442,7 +1442,7 @@
     <w:r>
       <w:tab/>
       <w:tab/>
-      <w:t>2026-07-17</w:t>
+      <w:t>2026-07-18</w:t>
       <w:br/>
       <w:br/>
     </w:r>

--- a/klagomål/A 23674-2026 FSC-klagomål.docx
+++ b/klagomål/A 23674-2026 FSC-klagomål.docx
@@ -1442,7 +1442,7 @@
     <w:r>
       <w:tab/>
       <w:tab/>
-      <w:t>2026-07-18</w:t>
+      <w:t>2026-07-19</w:t>
       <w:br/>
       <w:br/>
     </w:r>

--- a/klagomål/A 23674-2026 FSC-klagomål.docx
+++ b/klagomål/A 23674-2026 FSC-klagomål.docx
@@ -1442,7 +1442,7 @@
     <w:r>
       <w:tab/>
       <w:tab/>
-      <w:t>2026-07-19</w:t>
+      <w:t>2026-07-20</w:t>
       <w:br/>
       <w:br/>
     </w:r>

--- a/klagomål/A 23674-2026 FSC-klagomål.docx
+++ b/klagomål/A 23674-2026 FSC-klagomål.docx
@@ -1442,7 +1442,7 @@
     <w:r>
       <w:tab/>
       <w:tab/>
-      <w:t>2026-07-20</w:t>
+      <w:t>2026-07-21</w:t>
       <w:br/>
       <w:br/>
     </w:r>

--- a/klagomål/A 23674-2026 FSC-klagomål.docx
+++ b/klagomål/A 23674-2026 FSC-klagomål.docx
@@ -1442,7 +1442,7 @@
     <w:r>
       <w:tab/>
       <w:tab/>
-      <w:t>2026-07-21</w:t>
+      <w:t>2026-07-22</w:t>
       <w:br/>
       <w:br/>
     </w:r>

--- a/klagomål/A 23674-2026 FSC-klagomål.docx
+++ b/klagomål/A 23674-2026 FSC-klagomål.docx
@@ -1442,7 +1442,7 @@
     <w:r>
       <w:tab/>
       <w:tab/>
-      <w:t>2026-07-22</w:t>
+      <w:t>2026-07-23</w:t>
       <w:br/>
       <w:br/>
     </w:r>

--- a/klagomål/A 23674-2026 FSC-klagomål.docx
+++ b/klagomål/A 23674-2026 FSC-klagomål.docx
@@ -1442,7 +1442,7 @@
     <w:r>
       <w:tab/>
       <w:tab/>
-      <w:t>2026-07-23</w:t>
+      <w:t>2026-07-24</w:t>
       <w:br/>
       <w:br/>
     </w:r>

--- a/klagomål/A 23674-2026 FSC-klagomål.docx
+++ b/klagomål/A 23674-2026 FSC-klagomål.docx
@@ -1442,7 +1442,7 @@
     <w:r>
       <w:tab/>
       <w:tab/>
-      <w:t>2026-07-24</w:t>
+      <w:t>2026-07-25</w:t>
       <w:br/>
       <w:br/>
     </w:r>

--- a/klagomål/A 23674-2026 FSC-klagomål.docx
+++ b/klagomål/A 23674-2026 FSC-klagomål.docx
@@ -1442,7 +1442,7 @@
     <w:r>
       <w:tab/>
       <w:tab/>
-      <w:t>2026-07-25</w:t>
+      <w:t>2026-07-26</w:t>
       <w:br/>
       <w:br/>
     </w:r>

--- a/klagomål/A 23674-2026 FSC-klagomål.docx
+++ b/klagomål/A 23674-2026 FSC-klagomål.docx
@@ -1442,7 +1442,7 @@
     <w:r>
       <w:tab/>
       <w:tab/>
-      <w:t>2026-07-26</w:t>
+      <w:t>2026-07-27</w:t>
       <w:br/>
       <w:br/>
     </w:r>

--- a/klagomål/A 23674-2026 FSC-klagomål.docx
+++ b/klagomål/A 23674-2026 FSC-klagomål.docx
@@ -1442,7 +1442,7 @@
     <w:r>
       <w:tab/>
       <w:tab/>
-      <w:t>2026-07-27</w:t>
+      <w:t>2026-07-28</w:t>
       <w:br/>
       <w:br/>
     </w:r>

--- a/klagomål/A 23674-2026 FSC-klagomål.docx
+++ b/klagomål/A 23674-2026 FSC-klagomål.docx
@@ -1442,7 +1442,7 @@
     <w:r>
       <w:tab/>
       <w:tab/>
-      <w:t>2026-07-28</w:t>
+      <w:t>2026-07-29</w:t>
       <w:br/>
       <w:br/>
     </w:r>

--- a/klagomål/A 23674-2026 FSC-klagomål.docx
+++ b/klagomål/A 23674-2026 FSC-klagomål.docx
@@ -1442,7 +1442,7 @@
     <w:r>
       <w:tab/>
       <w:tab/>
-      <w:t>2026-07-29</w:t>
+      <w:t>2026-07-30</w:t>
       <w:br/>
       <w:br/>
     </w:r>

--- a/klagomål/A 23674-2026 FSC-klagomål.docx
+++ b/klagomål/A 23674-2026 FSC-klagomål.docx
@@ -1442,7 +1442,7 @@
     <w:r>
       <w:tab/>
       <w:tab/>
-      <w:t>2026-07-30</w:t>
+      <w:t>2026-07-31</w:t>
       <w:br/>
       <w:br/>
     </w:r>

--- a/klagomål/A 23674-2026 FSC-klagomål.docx
+++ b/klagomål/A 23674-2026 FSC-klagomål.docx
@@ -1442,7 +1442,7 @@
     <w:r>
       <w:tab/>
       <w:tab/>
-      <w:t>2026-07-31</w:t>
+      <w:t>2026-08-01</w:t>
       <w:br/>
       <w:br/>
     </w:r>

--- a/klagomål/A 23674-2026 FSC-klagomål.docx
+++ b/klagomål/A 23674-2026 FSC-klagomål.docx
@@ -1442,7 +1442,7 @@
     <w:r>
       <w:tab/>
       <w:tab/>
-      <w:t>2026-08-01</w:t>
+      <w:t>2026-08-02</w:t>
       <w:br/>
       <w:br/>
     </w:r>

--- a/klagomål/A 23674-2026 FSC-klagomål.docx
+++ b/klagomål/A 23674-2026 FSC-klagomål.docx
@@ -1442,7 +1442,7 @@
     <w:r>
       <w:tab/>
       <w:tab/>
-      <w:t>2026-08-02</w:t>
+      <w:t>2026-08-03</w:t>
       <w:br/>
       <w:br/>
     </w:r>

--- a/klagomål/A 23674-2026 FSC-klagomål.docx
+++ b/klagomål/A 23674-2026 FSC-klagomål.docx
@@ -1442,7 +1442,7 @@
     <w:r>
       <w:tab/>
       <w:tab/>
-      <w:t>2026-08-03</w:t>
+      <w:t>2026-08-04</w:t>
       <w:br/>
       <w:br/>
     </w:r>

--- a/klagomål/A 23674-2026 FSC-klagomål.docx
+++ b/klagomål/A 23674-2026 FSC-klagomål.docx
@@ -1442,7 +1442,7 @@
     <w:r>
       <w:tab/>
       <w:tab/>
-      <w:t>2026-08-04</w:t>
+      <w:t>2026-08-05</w:t>
       <w:br/>
       <w:br/>
     </w:r>

--- a/klagomål/A 23674-2026 FSC-klagomål.docx
+++ b/klagomål/A 23674-2026 FSC-klagomål.docx
@@ -1442,7 +1442,7 @@
     <w:r>
       <w:tab/>
       <w:tab/>
-      <w:t>2026-08-05</w:t>
+      <w:t>2026-08-07</w:t>
       <w:br/>
       <w:br/>
     </w:r>

--- a/klagomål/A 23674-2026 FSC-klagomål.docx
+++ b/klagomål/A 23674-2026 FSC-klagomål.docx
@@ -1442,7 +1442,7 @@
     <w:r>
       <w:tab/>
       <w:tab/>
-      <w:t>2026-08-07</w:t>
+      <w:t>2026-08-08</w:t>
       <w:br/>
       <w:br/>
     </w:r>

--- a/klagomål/A 23674-2026 FSC-klagomål.docx
+++ b/klagomål/A 23674-2026 FSC-klagomål.docx
@@ -216,7 +216,7 @@
         <w:spacing w:after="240"/>
       </w:pPr>
       <w:r>
-        <w:t>Figur 1. Fyndplatser för naturvårdsarter i och inom 22 meter från avverkningsanmälan. Markörer utan svart kant är placerade på fyndplatsen. Markörer med svart kant är placerade vid sidan av fyndplatsen har ett svart streck som visar fyndplatsens exakta position. Kartans mittpunktskoordinat är N 6950006, E 481276 i SWEREF 99 TM.</w:t>
+        <w:t>Figur 1. Fyndplatser för naturvårdsarter i och inom 22 meter från avverkningsanmälan. Markörer utan svart kant är placerade på fyndplatsen. Markörer med svart kant är placerade vid sidan av fyndplatsen och har ett svart streck som visar fyndplatsens exakta position. Kartans mittpunktskoordinat är N 6950006, E 481276 i SWEREF 99 TM.</w:t>
       </w:r>
     </w:p>
     <w:p>
@@ -1442,7 +1442,7 @@
     <w:r>
       <w:tab/>
       <w:tab/>
-      <w:t>2026-08-14</w:t>
+      <w:t>2026-08-15</w:t>
       <w:br/>
       <w:br/>
     </w:r>

--- a/klagomål/A 23674-2026 FSC-klagomål.docx
+++ b/klagomål/A 23674-2026 FSC-klagomål.docx
@@ -1442,7 +1442,7 @@
     <w:r>
       <w:tab/>
       <w:tab/>
-      <w:t>2026-08-15</w:t>
+      <w:t>2026-08-16</w:t>
       <w:br/>
       <w:br/>
     </w:r>

--- a/klagomål/A 23674-2026 FSC-klagomål.docx
+++ b/klagomål/A 23674-2026 FSC-klagomål.docx
@@ -1442,7 +1442,7 @@
     <w:r>
       <w:tab/>
       <w:tab/>
-      <w:t>2026-08-16</w:t>
+      <w:t>2026-08-17</w:t>
       <w:br/>
       <w:br/>
     </w:r>

--- a/klagomål/A 23674-2026 FSC-klagomål.docx
+++ b/klagomål/A 23674-2026 FSC-klagomål.docx
@@ -1442,7 +1442,7 @@
     <w:r>
       <w:tab/>
       <w:tab/>
-      <w:t>2026-08-17</w:t>
+      <w:t>2026-08-18</w:t>
       <w:br/>
       <w:br/>
     </w:r>

--- a/klagomål/A 23674-2026 FSC-klagomål.docx
+++ b/klagomål/A 23674-2026 FSC-klagomål.docx
@@ -1442,7 +1442,7 @@
     <w:r>
       <w:tab/>
       <w:tab/>
-      <w:t>2026-08-18</w:t>
+      <w:t>2026-08-19</w:t>
       <w:br/>
       <w:br/>
     </w:r>

--- a/klagomål/A 23674-2026 FSC-klagomål.docx
+++ b/klagomål/A 23674-2026 FSC-klagomål.docx
@@ -1442,7 +1442,7 @@
     <w:r>
       <w:tab/>
       <w:tab/>
-      <w:t>2026-08-19</w:t>
+      <w:t>2026-08-20</w:t>
       <w:br/>
       <w:br/>
     </w:r>

--- a/klagomål/A 23674-2026 FSC-klagomål.docx
+++ b/klagomål/A 23674-2026 FSC-klagomål.docx
@@ -1442,7 +1442,7 @@
     <w:r>
       <w:tab/>
       <w:tab/>
-      <w:t>2026-08-20</w:t>
+      <w:t>2026-08-21</w:t>
       <w:br/>
       <w:br/>
     </w:r>

--- a/klagomål/A 23674-2026 FSC-klagomål.docx
+++ b/klagomål/A 23674-2026 FSC-klagomål.docx
@@ -1442,7 +1442,7 @@
     <w:r>
       <w:tab/>
       <w:tab/>
-      <w:t>2026-08-21</w:t>
+      <w:t>2026-08-22</w:t>
       <w:br/>
       <w:br/>
     </w:r>

--- a/klagomål/A 23674-2026 FSC-klagomål.docx
+++ b/klagomål/A 23674-2026 FSC-klagomål.docx
@@ -1442,7 +1442,7 @@
     <w:r>
       <w:tab/>
       <w:tab/>
-      <w:t>2026-08-22</w:t>
+      <w:t>2026-08-23</w:t>
       <w:br/>
       <w:br/>
     </w:r>

--- a/klagomål/A 23674-2026 FSC-klagomål.docx
+++ b/klagomål/A 23674-2026 FSC-klagomål.docx
@@ -1442,7 +1442,7 @@
     <w:r>
       <w:tab/>
       <w:tab/>
-      <w:t>2026-08-23</w:t>
+      <w:t>2026-08-24</w:t>
       <w:br/>
       <w:br/>
     </w:r>

--- a/klagomål/A 23674-2026 FSC-klagomål.docx
+++ b/klagomål/A 23674-2026 FSC-klagomål.docx
@@ -1442,7 +1442,7 @@
     <w:r>
       <w:tab/>
       <w:tab/>
-      <w:t>2026-08-24</w:t>
+      <w:t>2026-08-25</w:t>
       <w:br/>
       <w:br/>
     </w:r>

--- a/klagomål/A 23674-2026 FSC-klagomål.docx
+++ b/klagomål/A 23674-2026 FSC-klagomål.docx
@@ -1442,7 +1442,7 @@
     <w:r>
       <w:tab/>
       <w:tab/>
-      <w:t>2026-08-25</w:t>
+      <w:t>2026-08-26</w:t>
       <w:br/>
       <w:br/>
     </w:r>

--- a/klagomål/A 23674-2026 FSC-klagomål.docx
+++ b/klagomål/A 23674-2026 FSC-klagomål.docx
@@ -1442,7 +1442,7 @@
     <w:r>
       <w:tab/>
       <w:tab/>
-      <w:t>2026-08-26</w:t>
+      <w:t>2026-08-27</w:t>
       <w:br/>
       <w:br/>
     </w:r>

--- a/klagomål/A 23674-2026 FSC-klagomål.docx
+++ b/klagomål/A 23674-2026 FSC-klagomål.docx
@@ -1442,7 +1442,7 @@
     <w:r>
       <w:tab/>
       <w:tab/>
-      <w:t>2026-08-27</w:t>
+      <w:t>2026-08-28</w:t>
       <w:br/>
       <w:br/>
     </w:r>

--- a/klagomål/A 23674-2026 FSC-klagomål.docx
+++ b/klagomål/A 23674-2026 FSC-klagomål.docx
@@ -1442,7 +1442,7 @@
     <w:r>
       <w:tab/>
       <w:tab/>
-      <w:t>2026-08-28</w:t>
+      <w:t>2026-08-29</w:t>
       <w:br/>
       <w:br/>
     </w:r>

--- a/klagomål/A 23674-2026 FSC-klagomål.docx
+++ b/klagomål/A 23674-2026 FSC-klagomål.docx
@@ -1442,7 +1442,7 @@
     <w:r>
       <w:tab/>
       <w:tab/>
-      <w:t>2026-08-29</w:t>
+      <w:t>2026-08-31</w:t>
       <w:br/>
       <w:br/>
     </w:r>

--- a/klagomål/A 23674-2026 FSC-klagomål.docx
+++ b/klagomål/A 23674-2026 FSC-klagomål.docx
@@ -1442,7 +1442,7 @@
     <w:r>
       <w:tab/>
       <w:tab/>
-      <w:t>2026-08-31</w:t>
+      <w:t>2026-09-01</w:t>
       <w:br/>
       <w:br/>
     </w:r>

--- a/klagomål/A 23674-2026 FSC-klagomål.docx
+++ b/klagomål/A 23674-2026 FSC-klagomål.docx
@@ -1442,7 +1442,7 @@
     <w:r>
       <w:tab/>
       <w:tab/>
-      <w:t>2026-09-01</w:t>
+      <w:t>2026-09-02</w:t>
       <w:br/>
       <w:br/>
     </w:r>

--- a/klagomål/A 23674-2026 FSC-klagomål.docx
+++ b/klagomål/A 23674-2026 FSC-klagomål.docx
@@ -1442,7 +1442,7 @@
     <w:r>
       <w:tab/>
       <w:tab/>
-      <w:t>2026-09-02</w:t>
+      <w:t>2026-09-03</w:t>
       <w:br/>
       <w:br/>
     </w:r>

--- a/klagomål/A 23674-2026 FSC-klagomål.docx
+++ b/klagomål/A 23674-2026 FSC-klagomål.docx
@@ -1442,7 +1442,7 @@
     <w:r>
       <w:tab/>
       <w:tab/>
-      <w:t>2026-09-03</w:t>
+      <w:t>2026-09-04</w:t>
       <w:br/>
       <w:br/>
     </w:r>

--- a/klagomål/A 23674-2026 FSC-klagomål.docx
+++ b/klagomål/A 23674-2026 FSC-klagomål.docx
@@ -1442,7 +1442,7 @@
     <w:r>
       <w:tab/>
       <w:tab/>
-      <w:t>2026-09-04</w:t>
+      <w:t>2026-09-05</w:t>
       <w:br/>
       <w:br/>
     </w:r>

--- a/klagomål/A 23674-2026 FSC-klagomål.docx
+++ b/klagomål/A 23674-2026 FSC-klagomål.docx
@@ -1442,7 +1442,7 @@
     <w:r>
       <w:tab/>
       <w:tab/>
-      <w:t>2026-09-05</w:t>
+      <w:t>2026-09-06</w:t>
       <w:br/>
       <w:br/>
     </w:r>

--- a/klagomål/A 23674-2026 FSC-klagomål.docx
+++ b/klagomål/A 23674-2026 FSC-klagomål.docx
@@ -1442,7 +1442,7 @@
     <w:r>
       <w:tab/>
       <w:tab/>
-      <w:t>2026-09-06</w:t>
+      <w:t>2026-09-07</w:t>
       <w:br/>
       <w:br/>
     </w:r>

--- a/klagomål/A 23674-2026 FSC-klagomål.docx
+++ b/klagomål/A 23674-2026 FSC-klagomål.docx
@@ -1442,7 +1442,7 @@
     <w:r>
       <w:tab/>
       <w:tab/>
-      <w:t>2026-09-07</w:t>
+      <w:t>2026-09-08</w:t>
       <w:br/>
       <w:br/>
     </w:r>

--- a/klagomål/A 23674-2026 FSC-klagomål.docx
+++ b/klagomål/A 23674-2026 FSC-klagomål.docx
@@ -1442,7 +1442,7 @@
     <w:r>
       <w:tab/>
       <w:tab/>
-      <w:t>2026-09-08</w:t>
+      <w:t>2026-09-09</w:t>
       <w:br/>
       <w:br/>
     </w:r>

--- a/klagomål/A 23674-2026 FSC-klagomål.docx
+++ b/klagomål/A 23674-2026 FSC-klagomål.docx
@@ -1442,7 +1442,7 @@
     <w:r>
       <w:tab/>
       <w:tab/>
-      <w:t>2026-09-09</w:t>
+      <w:t>2026-09-10</w:t>
       <w:br/>
       <w:br/>
     </w:r>

--- a/klagomål/A 23674-2026 FSC-klagomål.docx
+++ b/klagomål/A 23674-2026 FSC-klagomål.docx
@@ -1442,7 +1442,7 @@
     <w:r>
       <w:tab/>
       <w:tab/>
-      <w:t>2026-09-10</w:t>
+      <w:t>2026-09-11</w:t>
       <w:br/>
       <w:br/>
     </w:r>

--- a/klagomål/A 23674-2026 FSC-klagomål.docx
+++ b/klagomål/A 23674-2026 FSC-klagomål.docx
@@ -1442,7 +1442,7 @@
     <w:r>
       <w:tab/>
       <w:tab/>
-      <w:t>2026-09-11</w:t>
+      <w:t>2026-09-12</w:t>
       <w:br/>
       <w:br/>
     </w:r>

--- a/klagomål/A 23674-2026 FSC-klagomål.docx
+++ b/klagomål/A 23674-2026 FSC-klagomål.docx
@@ -1442,7 +1442,7 @@
     <w:r>
       <w:tab/>
       <w:tab/>
-      <w:t>2026-09-12</w:t>
+      <w:t>2026-09-13</w:t>
       <w:br/>
       <w:br/>
     </w:r>
